--- a/Practicas/docs/Diseño.docx
+++ b/Practicas/docs/Diseño.docx
@@ -1,6 +1,6 @@
 
 <file path=word/document.xml><?xml version="1.0" encoding="utf-8"?>
-<w:document xmlns:wpc="http://schemas.microsoft.com/office/word/2010/wordprocessingCanvas" xmlns:cx="http://schemas.microsoft.com/office/drawing/2014/chartex" xmlns:cx1="http://schemas.microsoft.com/office/drawing/2015/9/8/chartex" xmlns:cx2="http://schemas.microsoft.com/office/drawing/2015/10/21/chartex" xmlns:cx3="http://schemas.microsoft.com/office/drawing/2016/5/9/chartex" xmlns:cx4="http://schemas.microsoft.com/office/drawing/2016/5/10/chartex" xmlns:cx5="http://schemas.microsoft.com/office/drawing/2016/5/11/chartex" xmlns:cx6="http://schemas.microsoft.com/office/drawing/2016/5/12/chartex" xmlns:cx7="http://schemas.microsoft.com/office/drawing/2016/5/13/chartex" xmlns:cx8="http://schemas.microsoft.com/office/drawing/2016/5/14/chartex" xmlns:mc="http://schemas.openxmlformats.org/markup-compatibility/2006" xmlns:aink="http://schemas.microsoft.com/office/drawing/2016/ink" xmlns:am3d="http://schemas.microsoft.com/office/drawing/2017/model3d" xmlns:o="urn:schemas-microsoft-com:office:office" xmlns:r="http://schemas.openxmlformats.org/officeDocument/2006/relationships" xmlns:m="http://schemas.openxmlformats.org/officeDocument/2006/math" xmlns:v="urn:schemas-microsoft-com:vml" xmlns:wp14="http://schemas.microsoft.com/office/word/2010/wordprocessingDrawing" xmlns:wp="http://schemas.openxmlformats.org/drawingml/2006/wordprocessingDrawing" xmlns:w10="urn:schemas-microsoft-com:office:word" xmlns:w="http://schemas.openxmlformats.org/wordprocessingml/2006/main" xmlns:w14="http://schemas.microsoft.com/office/word/2010/wordml" xmlns:w15="http://schemas.microsoft.com/office/word/2012/wordml" xmlns:w16cid="http://schemas.microsoft.com/office/word/2016/wordml/cid" xmlns:w16se="http://schemas.microsoft.com/office/word/2015/wordml/symex" xmlns:wpg="http://schemas.microsoft.com/office/word/2010/wordprocessingGroup" xmlns:wpi="http://schemas.microsoft.com/office/word/2010/wordprocessingInk" xmlns:wne="http://schemas.microsoft.com/office/word/2006/wordml" xmlns:wps="http://schemas.microsoft.com/office/word/2010/wordprocessingShape" mc:Ignorable="w14 w15 w16se w16cid wp14">
+<w:document xmlns:wpc="http://schemas.microsoft.com/office/word/2010/wordprocessingCanvas" xmlns:cx="http://schemas.microsoft.com/office/drawing/2014/chartex" xmlns:mc="http://schemas.openxmlformats.org/markup-compatibility/2006" xmlns:o="urn:schemas-microsoft-com:office:office" xmlns:r="http://schemas.openxmlformats.org/officeDocument/2006/relationships" xmlns:m="http://schemas.openxmlformats.org/officeDocument/2006/math" xmlns:v="urn:schemas-microsoft-com:vml" xmlns:wp14="http://schemas.microsoft.com/office/word/2010/wordprocessingDrawing" xmlns:wp="http://schemas.openxmlformats.org/drawingml/2006/wordprocessingDrawing" xmlns:w10="urn:schemas-microsoft-com:office:word" xmlns:w="http://schemas.openxmlformats.org/wordprocessingml/2006/main" xmlns:w14="http://schemas.microsoft.com/office/word/2010/wordml" xmlns:w15="http://schemas.microsoft.com/office/word/2012/wordml" xmlns:w16se="http://schemas.microsoft.com/office/word/2015/wordml/symex" xmlns:wpg="http://schemas.microsoft.com/office/word/2010/wordprocessingGroup" xmlns:wpi="http://schemas.microsoft.com/office/word/2010/wordprocessingInk" xmlns:wne="http://schemas.microsoft.com/office/word/2006/wordml" xmlns:wps="http://schemas.microsoft.com/office/word/2010/wordprocessingShape" mc:Ignorable="w14 w15 w16se wp14">
   <w:body>
     <w:tbl>
       <w:tblPr>
@@ -100,6 +100,14 @@
                 <w:szCs w:val="18"/>
               </w:rPr>
             </w:pPr>
+            <w:r>
+              <w:rPr>
+                <w:rFonts w:ascii="Consolas" w:eastAsia="Consolas" w:hAnsi="Consolas" w:cs="Consolas"/>
+                <w:sz w:val="18"/>
+                <w:szCs w:val="18"/>
+              </w:rPr>
+              <w:t xml:space="preserve">Joel Torres Reyes </w:t>
+            </w:r>
           </w:p>
         </w:tc>
         <w:tc>
@@ -179,6 +187,14 @@
                 <w:szCs w:val="18"/>
               </w:rPr>
             </w:pPr>
+            <w:r>
+              <w:rPr>
+                <w:rFonts w:ascii="Consolas" w:eastAsia="Consolas" w:hAnsi="Consolas" w:cs="Consolas"/>
+                <w:sz w:val="18"/>
+                <w:szCs w:val="18"/>
+              </w:rPr>
+              <w:t>23/09/2026</w:t>
+            </w:r>
           </w:p>
         </w:tc>
       </w:tr>
@@ -259,6 +275,14 @@
                 <w:szCs w:val="18"/>
               </w:rPr>
             </w:pPr>
+            <w:r>
+              <w:rPr>
+                <w:rFonts w:ascii="Consolas" w:eastAsia="Consolas" w:hAnsi="Consolas" w:cs="Consolas"/>
+                <w:sz w:val="18"/>
+                <w:szCs w:val="18"/>
+              </w:rPr>
+              <w:t xml:space="preserve">Jacobo Díaz </w:t>
+            </w:r>
           </w:p>
         </w:tc>
         <w:tc>
@@ -337,6 +361,14 @@
                 <w:szCs w:val="18"/>
               </w:rPr>
             </w:pPr>
+            <w:r>
+              <w:rPr>
+                <w:rFonts w:ascii="Consolas" w:eastAsia="Consolas" w:hAnsi="Consolas" w:cs="Consolas"/>
+                <w:sz w:val="18"/>
+                <w:szCs w:val="18"/>
+              </w:rPr>
+              <w:t>Análisis de Registro de Ataques</w:t>
+            </w:r>
           </w:p>
         </w:tc>
       </w:tr>
@@ -430,6 +462,45 @@
           </w:tcPr>
           <w:p>
             <w:pPr>
+              <w:rPr>
+                <w:rFonts w:ascii="Consolas" w:eastAsia="Times New Roman" w:hAnsi="Consolas" w:cs="Times New Roman"/>
+                <w:sz w:val="18"/>
+                <w:szCs w:val="18"/>
+                <w:lang w:val="es-MX" w:eastAsia="es-MX"/>
+              </w:rPr>
+            </w:pPr>
+            <w:r>
+              <w:rPr>
+                <w:rFonts w:ascii="Consolas" w:eastAsia="Times New Roman" w:hAnsi="Consolas" w:cs="Times New Roman"/>
+                <w:sz w:val="18"/>
+                <w:szCs w:val="18"/>
+                <w:lang w:val="es-MX" w:eastAsia="es-MX"/>
+              </w:rPr>
+              <w:t>Diseñar e implementar un programa en lenguaje C que procese una secuencia cronológica de registros (</w:t>
+            </w:r>
+            <w:proofErr w:type="spellStart"/>
+            <w:r>
+              <w:rPr>
+                <w:rFonts w:ascii="Consolas" w:eastAsia="Times New Roman" w:hAnsi="Consolas" w:cs="Times New Roman"/>
+                <w:sz w:val="18"/>
+                <w:szCs w:val="18"/>
+                <w:lang w:val="es-MX" w:eastAsia="es-MX"/>
+              </w:rPr>
+              <w:t>logs</w:t>
+            </w:r>
+            <w:proofErr w:type="spellEnd"/>
+            <w:r>
+              <w:rPr>
+                <w:rFonts w:ascii="Consolas" w:eastAsia="Times New Roman" w:hAnsi="Consolas" w:cs="Times New Roman"/>
+                <w:sz w:val="18"/>
+                <w:szCs w:val="18"/>
+                <w:lang w:val="es-MX" w:eastAsia="es-MX"/>
+              </w:rPr>
+              <w:t>) de acceso a un servidor para calcular un resumen por equipo y detectar comportamientos sospechosos (posibles ataques de fuerza bruta) mediante la aplicación de un umbral fijo X=3 sobre los intentos fallidos acumulados.</w:t>
+            </w:r>
+          </w:p>
+          <w:p>
+            <w:pPr>
               <w:spacing w:after="240"/>
               <w:rPr>
                 <w:rFonts w:ascii="Times New Roman" w:eastAsia="Times New Roman" w:hAnsi="Times New Roman" w:cs="Times New Roman"/>
@@ -456,21 +527,6 @@
                 <w:lang w:val="es-MX"/>
               </w:rPr>
               <w:t>RESTRICCIONES</w:t>
-            </w:r>
-          </w:p>
-          <w:p>
-            <w:pPr>
-              <w:rPr>
-                <w:rFonts w:ascii="Times New Roman" w:eastAsia="Times New Roman" w:hAnsi="Times New Roman" w:cs="Times New Roman"/>
-                <w:lang w:val="es-MX"/>
-              </w:rPr>
-            </w:pPr>
-            <w:r>
-              <w:rPr>
-                <w:rFonts w:ascii="Times New Roman" w:eastAsia="Times New Roman" w:hAnsi="Times New Roman" w:cs="Times New Roman"/>
-                <w:lang w:val="es-MX"/>
-              </w:rPr>
-              <w:br/>
             </w:r>
           </w:p>
           <w:p>
@@ -489,6 +545,178 @@
                 <w:lang w:val="es-MX"/>
               </w:rPr>
             </w:pPr>
+            <w:r>
+              <w:rPr>
+                <w:rFonts w:ascii="Consolas" w:eastAsia="Times New Roman" w:hAnsi="Consolas" w:cs="Consolas"/>
+                <w:color w:val="000000"/>
+                <w:sz w:val="18"/>
+                <w:szCs w:val="18"/>
+                <w:lang w:val="es-MX"/>
+              </w:rPr>
+              <w:t>El programa debe estar implementado en lenguaje C</w:t>
+            </w:r>
+          </w:p>
+          <w:p>
+            <w:pPr>
+              <w:numPr>
+                <w:ilvl w:val="0"/>
+                <w:numId w:val="5"/>
+              </w:numPr>
+              <w:spacing w:before="100" w:beforeAutospacing="1" w:after="100" w:afterAutospacing="1"/>
+              <w:textAlignment w:val="baseline"/>
+              <w:rPr>
+                <w:rFonts w:ascii="Consolas" w:eastAsia="Times New Roman" w:hAnsi="Consolas" w:cs="Consolas"/>
+                <w:color w:val="000000"/>
+                <w:sz w:val="18"/>
+                <w:szCs w:val="18"/>
+                <w:lang w:val="es-MX"/>
+              </w:rPr>
+            </w:pPr>
+            <w:r>
+              <w:rPr>
+                <w:rFonts w:ascii="Consolas" w:eastAsia="Times New Roman" w:hAnsi="Consolas" w:cs="Consolas"/>
+                <w:color w:val="000000"/>
+                <w:sz w:val="18"/>
+                <w:szCs w:val="18"/>
+                <w:lang w:val="es-MX"/>
+              </w:rPr>
+              <w:t>Debe utiliza dos arreglos unidimensionales paralelos para almacenar la secuencia cronológica de eventos.</w:t>
+            </w:r>
+          </w:p>
+          <w:p>
+            <w:pPr>
+              <w:numPr>
+                <w:ilvl w:val="0"/>
+                <w:numId w:val="5"/>
+              </w:numPr>
+              <w:spacing w:before="100" w:beforeAutospacing="1" w:after="100" w:afterAutospacing="1"/>
+              <w:textAlignment w:val="baseline"/>
+              <w:rPr>
+                <w:rFonts w:ascii="Consolas" w:eastAsia="Times New Roman" w:hAnsi="Consolas" w:cs="Consolas"/>
+                <w:color w:val="000000"/>
+                <w:sz w:val="18"/>
+                <w:szCs w:val="18"/>
+                <w:lang w:val="es-MX"/>
+              </w:rPr>
+            </w:pPr>
+            <w:r>
+              <w:rPr>
+                <w:rFonts w:ascii="Consolas" w:eastAsia="Times New Roman" w:hAnsi="Consolas" w:cs="Consolas"/>
+                <w:color w:val="000000"/>
+                <w:sz w:val="18"/>
+                <w:szCs w:val="18"/>
+                <w:lang w:val="es-MX"/>
+              </w:rPr>
+              <w:t>De implementar un arreglo bidimensional(matriz) para resumir los eventos por equipo.</w:t>
+            </w:r>
+          </w:p>
+          <w:p>
+            <w:pPr>
+              <w:numPr>
+                <w:ilvl w:val="0"/>
+                <w:numId w:val="5"/>
+              </w:numPr>
+              <w:spacing w:before="100" w:beforeAutospacing="1" w:after="100" w:afterAutospacing="1"/>
+              <w:textAlignment w:val="baseline"/>
+              <w:rPr>
+                <w:rFonts w:ascii="Consolas" w:eastAsia="Times New Roman" w:hAnsi="Consolas" w:cs="Consolas"/>
+                <w:color w:val="000000"/>
+                <w:sz w:val="18"/>
+                <w:szCs w:val="18"/>
+                <w:lang w:val="es-MX"/>
+              </w:rPr>
+            </w:pPr>
+            <w:r>
+              <w:rPr>
+                <w:rFonts w:ascii="Consolas" w:eastAsia="Times New Roman" w:hAnsi="Consolas" w:cs="Consolas"/>
+                <w:color w:val="000000"/>
+                <w:sz w:val="18"/>
+                <w:szCs w:val="18"/>
+                <w:lang w:val="es-MX"/>
+              </w:rPr>
+              <w:t>Debe implementar al menos una función con paso por valor para mapear el evento.</w:t>
+            </w:r>
+          </w:p>
+          <w:p>
+            <w:pPr>
+              <w:numPr>
+                <w:ilvl w:val="0"/>
+                <w:numId w:val="5"/>
+              </w:numPr>
+              <w:spacing w:before="100" w:beforeAutospacing="1" w:after="100" w:afterAutospacing="1"/>
+              <w:textAlignment w:val="baseline"/>
+              <w:rPr>
+                <w:rFonts w:ascii="Consolas" w:eastAsia="Times New Roman" w:hAnsi="Consolas" w:cs="Consolas"/>
+                <w:color w:val="000000"/>
+                <w:sz w:val="18"/>
+                <w:szCs w:val="18"/>
+                <w:lang w:val="es-MX"/>
+              </w:rPr>
+            </w:pPr>
+            <w:r>
+              <w:rPr>
+                <w:rFonts w:ascii="Consolas" w:eastAsia="Times New Roman" w:hAnsi="Consolas" w:cs="Consolas"/>
+                <w:color w:val="000000"/>
+                <w:sz w:val="18"/>
+                <w:szCs w:val="18"/>
+                <w:lang w:val="es-MX"/>
+              </w:rPr>
+              <w:t>Debe implementar al menos una función con pasos por referencia, utilizando apuntadores para actualizar los contadores.</w:t>
+            </w:r>
+          </w:p>
+          <w:p>
+            <w:pPr>
+              <w:numPr>
+                <w:ilvl w:val="0"/>
+                <w:numId w:val="5"/>
+              </w:numPr>
+              <w:spacing w:before="100" w:beforeAutospacing="1" w:after="100" w:afterAutospacing="1"/>
+              <w:textAlignment w:val="baseline"/>
+              <w:rPr>
+                <w:rFonts w:ascii="Consolas" w:eastAsia="Times New Roman" w:hAnsi="Consolas" w:cs="Consolas"/>
+                <w:color w:val="000000"/>
+                <w:sz w:val="18"/>
+                <w:szCs w:val="18"/>
+                <w:lang w:val="es-MX"/>
+              </w:rPr>
+            </w:pPr>
+            <w:r>
+              <w:rPr>
+                <w:rFonts w:ascii="Consolas" w:eastAsia="Times New Roman" w:hAnsi="Consolas" w:cs="Consolas"/>
+                <w:color w:val="000000"/>
+                <w:sz w:val="18"/>
+                <w:szCs w:val="18"/>
+                <w:lang w:val="es-MX"/>
+              </w:rPr>
+              <w:t>El recorrido de los arreglos de log debe realizarse mediante aritmética de apuntadores.</w:t>
+            </w:r>
+          </w:p>
+          <w:p>
+            <w:pPr>
+              <w:numPr>
+                <w:ilvl w:val="0"/>
+                <w:numId w:val="5"/>
+              </w:numPr>
+              <w:spacing w:before="100" w:beforeAutospacing="1" w:after="100" w:afterAutospacing="1"/>
+              <w:textAlignment w:val="baseline"/>
+              <w:rPr>
+                <w:rFonts w:ascii="Consolas" w:eastAsia="Times New Roman" w:hAnsi="Consolas" w:cs="Consolas"/>
+                <w:color w:val="000000"/>
+                <w:sz w:val="18"/>
+                <w:szCs w:val="18"/>
+                <w:lang w:val="es-MX"/>
+              </w:rPr>
+            </w:pPr>
+            <w:r>
+              <w:rPr>
+                <w:rFonts w:ascii="Consolas" w:eastAsia="Times New Roman" w:hAnsi="Consolas" w:cs="Consolas"/>
+                <w:color w:val="000000"/>
+                <w:sz w:val="18"/>
+                <w:szCs w:val="18"/>
+                <w:lang w:val="es-MX"/>
+              </w:rPr>
+              <w:t>El valor del umbral de detección debe ser fijo x = 3.</w:t>
+            </w:r>
           </w:p>
         </w:tc>
       </w:tr>
@@ -514,9 +742,9 @@
         <w:tblLook w:val="04A0" w:firstRow="1" w:lastRow="0" w:firstColumn="1" w:lastColumn="0" w:noHBand="0" w:noVBand="1"/>
       </w:tblPr>
       <w:tblGrid>
-        <w:gridCol w:w="2902"/>
-        <w:gridCol w:w="2580"/>
-        <w:gridCol w:w="3544"/>
+        <w:gridCol w:w="2436"/>
+        <w:gridCol w:w="4409"/>
+        <w:gridCol w:w="2181"/>
       </w:tblGrid>
       <w:tr>
         <w:trPr>
@@ -625,21 +853,6 @@
           </w:p>
           <w:p>
             <w:pPr>
-              <w:rPr>
-                <w:rFonts w:ascii="Times New Roman" w:eastAsia="Times New Roman" w:hAnsi="Times New Roman" w:cs="Times New Roman"/>
-                <w:lang w:val="es-MX"/>
-              </w:rPr>
-            </w:pPr>
-            <w:r>
-              <w:rPr>
-                <w:rFonts w:ascii="Times New Roman" w:eastAsia="Times New Roman" w:hAnsi="Times New Roman" w:cs="Times New Roman"/>
-                <w:lang w:val="es-MX"/>
-              </w:rPr>
-              <w:br/>
-            </w:r>
-          </w:p>
-          <w:p>
-            <w:pPr>
               <w:numPr>
                 <w:ilvl w:val="0"/>
                 <w:numId w:val="6"/>
@@ -655,6 +868,44 @@
                 <w:lang w:val="es-MX"/>
               </w:rPr>
             </w:pPr>
+            <w:r>
+              <w:rPr>
+                <w:rFonts w:ascii="Consolas" w:eastAsia="Times New Roman" w:hAnsi="Consolas" w:cs="Consolas"/>
+                <w:color w:val="000000"/>
+                <w:sz w:val="18"/>
+                <w:szCs w:val="18"/>
+                <w:lang w:val="es-MX"/>
+              </w:rPr>
+              <w:t>Arreglo de equipos equipo []</w:t>
+            </w:r>
+          </w:p>
+          <w:p>
+            <w:pPr>
+              <w:numPr>
+                <w:ilvl w:val="0"/>
+                <w:numId w:val="6"/>
+              </w:numPr>
+              <w:spacing w:before="100" w:beforeAutospacing="1" w:after="100" w:afterAutospacing="1"/>
+              <w:ind w:left="425"/>
+              <w:textAlignment w:val="baseline"/>
+              <w:rPr>
+                <w:rFonts w:ascii="Consolas" w:eastAsia="Times New Roman" w:hAnsi="Consolas" w:cs="Consolas"/>
+                <w:color w:val="000000"/>
+                <w:sz w:val="18"/>
+                <w:szCs w:val="18"/>
+                <w:lang w:val="es-MX"/>
+              </w:rPr>
+            </w:pPr>
+            <w:r>
+              <w:rPr>
+                <w:rFonts w:ascii="Consolas" w:eastAsia="Times New Roman" w:hAnsi="Consolas" w:cs="Consolas"/>
+                <w:color w:val="000000"/>
+                <w:sz w:val="18"/>
+                <w:szCs w:val="18"/>
+                <w:lang w:val="es-MX"/>
+              </w:rPr>
+              <w:t>Arreglo de eventos evento []</w:t>
+            </w:r>
           </w:p>
         </w:tc>
         <w:tc>
@@ -698,10 +949,39 @@
             <w:pPr>
               <w:spacing w:after="240"/>
               <w:rPr>
+                <w:rFonts w:ascii="Consolas" w:eastAsia="Times New Roman" w:hAnsi="Consolas" w:cs="Times New Roman"/>
+                <w:sz w:val="18"/>
+                <w:szCs w:val="18"/>
+                <w:lang w:val="es-MX"/>
+              </w:rPr>
+            </w:pPr>
+            <w:r>
+              <w:rPr>
+                <w:rFonts w:ascii="Consolas" w:eastAsia="Times New Roman" w:hAnsi="Consolas" w:cs="Times New Roman"/>
+                <w:sz w:val="18"/>
+                <w:szCs w:val="18"/>
+                <w:lang w:val="es-MX"/>
+              </w:rPr>
+              <w:t>Impresión cronológica de cada evento registrado</w:t>
+            </w:r>
+          </w:p>
+          <w:p>
+            <w:pPr>
+              <w:spacing w:after="240"/>
+              <w:rPr>
                 <w:rFonts w:ascii="Times New Roman" w:eastAsia="Times New Roman" w:hAnsi="Times New Roman" w:cs="Times New Roman"/>
                 <w:lang w:val="es-MX"/>
               </w:rPr>
             </w:pPr>
+            <w:r>
+              <w:rPr>
+                <w:rFonts w:ascii="Consolas" w:eastAsia="Times New Roman" w:hAnsi="Consolas" w:cs="Times New Roman"/>
+                <w:sz w:val="18"/>
+                <w:szCs w:val="18"/>
+                <w:lang w:val="es-MX"/>
+              </w:rPr>
+              <w:t xml:space="preserve">Matriz con conteo por evento, total de fallos acumulados y clasificación </w:t>
+            </w:r>
           </w:p>
         </w:tc>
         <w:tc>
@@ -744,13 +1024,13 @@
           <w:p>
             <w:pPr>
               <w:rPr>
-                <w:rFonts w:ascii="Times New Roman" w:eastAsia="Times New Roman" w:hAnsi="Times New Roman" w:cs="Times New Roman"/>
-                <w:lang w:val="es-MX"/>
-              </w:rPr>
-            </w:pPr>
-            <w:r>
-              <w:rPr>
-                <w:rFonts w:ascii="Times New Roman" w:eastAsia="Times New Roman" w:hAnsi="Times New Roman" w:cs="Times New Roman"/>
+                <w:rFonts w:ascii="Consolas" w:eastAsia="Times New Roman" w:hAnsi="Consolas" w:cs="Times New Roman"/>
+                <w:lang w:val="es-MX"/>
+              </w:rPr>
+            </w:pPr>
+            <w:r>
+              <w:rPr>
+                <w:rFonts w:ascii="Consolas" w:eastAsia="Times New Roman" w:hAnsi="Consolas" w:cs="Times New Roman"/>
                 <w:lang w:val="es-MX"/>
               </w:rPr>
               <w:br/>
@@ -773,6 +1053,332 @@
                 <w:lang w:val="es-MX"/>
               </w:rPr>
             </w:pPr>
+            <w:r>
+              <w:rPr>
+                <w:rFonts w:ascii="Consolas" w:eastAsia="Times New Roman" w:hAnsi="Consolas" w:cs="Consolas"/>
+                <w:color w:val="000000"/>
+                <w:sz w:val="18"/>
+                <w:szCs w:val="18"/>
+                <w:lang w:val="es-MX"/>
+              </w:rPr>
+              <w:t xml:space="preserve">Equipo [] </w:t>
+            </w:r>
+            <w:proofErr w:type="spellStart"/>
+            <w:r>
+              <w:rPr>
+                <w:rFonts w:ascii="Consolas" w:eastAsia="Times New Roman" w:hAnsi="Consolas" w:cs="Consolas"/>
+                <w:color w:val="000000"/>
+                <w:sz w:val="18"/>
+                <w:szCs w:val="18"/>
+                <w:lang w:val="es-MX"/>
+              </w:rPr>
+              <w:t>int</w:t>
+            </w:r>
+            <w:proofErr w:type="spellEnd"/>
+          </w:p>
+          <w:p>
+            <w:pPr>
+              <w:numPr>
+                <w:ilvl w:val="0"/>
+                <w:numId w:val="7"/>
+              </w:numPr>
+              <w:spacing w:before="100" w:beforeAutospacing="1" w:after="100" w:afterAutospacing="1"/>
+              <w:ind w:left="425"/>
+              <w:textAlignment w:val="baseline"/>
+              <w:rPr>
+                <w:rFonts w:ascii="Consolas" w:eastAsia="Times New Roman" w:hAnsi="Consolas" w:cs="Consolas"/>
+                <w:color w:val="000000"/>
+                <w:sz w:val="18"/>
+                <w:szCs w:val="18"/>
+                <w:lang w:val="es-MX"/>
+              </w:rPr>
+            </w:pPr>
+            <w:r>
+              <w:rPr>
+                <w:rFonts w:ascii="Consolas" w:eastAsia="Times New Roman" w:hAnsi="Consolas" w:cs="Consolas"/>
+                <w:color w:val="000000"/>
+                <w:sz w:val="18"/>
+                <w:szCs w:val="18"/>
+                <w:lang w:val="es-MX"/>
+              </w:rPr>
+              <w:t xml:space="preserve">Evento [] </w:t>
+            </w:r>
+            <w:proofErr w:type="spellStart"/>
+            <w:r>
+              <w:rPr>
+                <w:rFonts w:ascii="Consolas" w:eastAsia="Times New Roman" w:hAnsi="Consolas" w:cs="Consolas"/>
+                <w:color w:val="000000"/>
+                <w:sz w:val="18"/>
+                <w:szCs w:val="18"/>
+                <w:lang w:val="es-MX"/>
+              </w:rPr>
+              <w:t>char</w:t>
+            </w:r>
+            <w:proofErr w:type="spellEnd"/>
+          </w:p>
+          <w:p>
+            <w:pPr>
+              <w:numPr>
+                <w:ilvl w:val="0"/>
+                <w:numId w:val="7"/>
+              </w:numPr>
+              <w:spacing w:before="100" w:beforeAutospacing="1" w:after="100" w:afterAutospacing="1"/>
+              <w:ind w:left="425"/>
+              <w:textAlignment w:val="baseline"/>
+              <w:rPr>
+                <w:rFonts w:ascii="Consolas" w:eastAsia="Times New Roman" w:hAnsi="Consolas" w:cs="Consolas"/>
+                <w:color w:val="000000"/>
+                <w:sz w:val="18"/>
+                <w:szCs w:val="18"/>
+                <w:lang w:val="es-MX"/>
+              </w:rPr>
+            </w:pPr>
+            <w:r>
+              <w:rPr>
+                <w:rFonts w:ascii="Consolas" w:eastAsia="Times New Roman" w:hAnsi="Consolas" w:cs="Consolas"/>
+                <w:color w:val="000000"/>
+                <w:sz w:val="18"/>
+                <w:szCs w:val="18"/>
+                <w:lang w:val="es-MX"/>
+              </w:rPr>
+              <w:t>Matriz [</w:t>
+            </w:r>
+            <w:proofErr w:type="gramStart"/>
+            <w:r>
+              <w:rPr>
+                <w:rFonts w:ascii="Consolas" w:eastAsia="Times New Roman" w:hAnsi="Consolas" w:cs="Consolas"/>
+                <w:color w:val="000000"/>
+                <w:sz w:val="18"/>
+                <w:szCs w:val="18"/>
+                <w:lang w:val="es-MX"/>
+              </w:rPr>
+              <w:t>][</w:t>
+            </w:r>
+            <w:proofErr w:type="gramEnd"/>
+            <w:r>
+              <w:rPr>
+                <w:rFonts w:ascii="Consolas" w:eastAsia="Times New Roman" w:hAnsi="Consolas" w:cs="Consolas"/>
+                <w:color w:val="000000"/>
+                <w:sz w:val="18"/>
+                <w:szCs w:val="18"/>
+                <w:lang w:val="es-MX"/>
+              </w:rPr>
+              <w:t xml:space="preserve">] </w:t>
+            </w:r>
+            <w:proofErr w:type="spellStart"/>
+            <w:r>
+              <w:rPr>
+                <w:rFonts w:ascii="Consolas" w:eastAsia="Times New Roman" w:hAnsi="Consolas" w:cs="Consolas"/>
+                <w:color w:val="000000"/>
+                <w:sz w:val="18"/>
+                <w:szCs w:val="18"/>
+                <w:lang w:val="es-MX"/>
+              </w:rPr>
+              <w:t>int</w:t>
+            </w:r>
+            <w:proofErr w:type="spellEnd"/>
+          </w:p>
+          <w:p>
+            <w:pPr>
+              <w:numPr>
+                <w:ilvl w:val="0"/>
+                <w:numId w:val="7"/>
+              </w:numPr>
+              <w:spacing w:before="100" w:beforeAutospacing="1" w:after="100" w:afterAutospacing="1"/>
+              <w:ind w:left="425"/>
+              <w:textAlignment w:val="baseline"/>
+              <w:rPr>
+                <w:rFonts w:ascii="Consolas" w:eastAsia="Times New Roman" w:hAnsi="Consolas" w:cs="Consolas"/>
+                <w:color w:val="000000"/>
+                <w:sz w:val="18"/>
+                <w:szCs w:val="18"/>
+                <w:lang w:val="es-MX"/>
+              </w:rPr>
+            </w:pPr>
+            <w:r>
+              <w:rPr>
+                <w:rFonts w:ascii="Consolas" w:eastAsia="Times New Roman" w:hAnsi="Consolas" w:cs="Consolas"/>
+                <w:color w:val="000000"/>
+                <w:sz w:val="18"/>
+                <w:szCs w:val="18"/>
+                <w:lang w:val="es-MX"/>
+              </w:rPr>
+              <w:t xml:space="preserve">Ptr_eq </w:t>
+            </w:r>
+            <w:proofErr w:type="spellStart"/>
+            <w:r>
+              <w:rPr>
+                <w:rFonts w:ascii="Consolas" w:eastAsia="Times New Roman" w:hAnsi="Consolas" w:cs="Consolas"/>
+                <w:color w:val="000000"/>
+                <w:sz w:val="18"/>
+                <w:szCs w:val="18"/>
+                <w:lang w:val="es-MX"/>
+              </w:rPr>
+              <w:t>int</w:t>
+            </w:r>
+            <w:proofErr w:type="spellEnd"/>
+            <w:r>
+              <w:rPr>
+                <w:rFonts w:ascii="Consolas" w:eastAsia="Times New Roman" w:hAnsi="Consolas" w:cs="Consolas"/>
+                <w:color w:val="000000"/>
+                <w:sz w:val="18"/>
+                <w:szCs w:val="18"/>
+                <w:lang w:val="es-MX"/>
+              </w:rPr>
+              <w:t>*</w:t>
+            </w:r>
+          </w:p>
+          <w:p>
+            <w:pPr>
+              <w:numPr>
+                <w:ilvl w:val="0"/>
+                <w:numId w:val="7"/>
+              </w:numPr>
+              <w:spacing w:before="100" w:beforeAutospacing="1" w:after="100" w:afterAutospacing="1"/>
+              <w:ind w:left="425"/>
+              <w:textAlignment w:val="baseline"/>
+              <w:rPr>
+                <w:rFonts w:ascii="Consolas" w:eastAsia="Times New Roman" w:hAnsi="Consolas" w:cs="Consolas"/>
+                <w:color w:val="000000"/>
+                <w:sz w:val="18"/>
+                <w:szCs w:val="18"/>
+                <w:lang w:val="es-MX"/>
+              </w:rPr>
+            </w:pPr>
+            <w:r>
+              <w:rPr>
+                <w:rFonts w:ascii="Consolas" w:eastAsia="Times New Roman" w:hAnsi="Consolas" w:cs="Consolas"/>
+                <w:color w:val="000000"/>
+                <w:sz w:val="18"/>
+                <w:szCs w:val="18"/>
+                <w:lang w:val="es-MX"/>
+              </w:rPr>
+              <w:t xml:space="preserve">Ptr_ev </w:t>
+            </w:r>
+            <w:proofErr w:type="spellStart"/>
+            <w:r>
+              <w:rPr>
+                <w:rFonts w:ascii="Consolas" w:eastAsia="Times New Roman" w:hAnsi="Consolas" w:cs="Consolas"/>
+                <w:color w:val="000000"/>
+                <w:sz w:val="18"/>
+                <w:szCs w:val="18"/>
+                <w:lang w:val="es-MX"/>
+              </w:rPr>
+              <w:t>int</w:t>
+            </w:r>
+            <w:proofErr w:type="spellEnd"/>
+            <w:r>
+              <w:rPr>
+                <w:rFonts w:ascii="Consolas" w:eastAsia="Times New Roman" w:hAnsi="Consolas" w:cs="Consolas"/>
+                <w:color w:val="000000"/>
+                <w:sz w:val="18"/>
+                <w:szCs w:val="18"/>
+                <w:lang w:val="es-MX"/>
+              </w:rPr>
+              <w:t>*</w:t>
+            </w:r>
+          </w:p>
+          <w:p>
+            <w:pPr>
+              <w:numPr>
+                <w:ilvl w:val="0"/>
+                <w:numId w:val="7"/>
+              </w:numPr>
+              <w:spacing w:before="100" w:beforeAutospacing="1" w:after="100" w:afterAutospacing="1"/>
+              <w:ind w:left="425"/>
+              <w:textAlignment w:val="baseline"/>
+              <w:rPr>
+                <w:rFonts w:ascii="Consolas" w:eastAsia="Times New Roman" w:hAnsi="Consolas" w:cs="Consolas"/>
+                <w:color w:val="000000"/>
+                <w:sz w:val="18"/>
+                <w:szCs w:val="18"/>
+                <w:lang w:val="es-MX"/>
+              </w:rPr>
+            </w:pPr>
+            <w:proofErr w:type="spellStart"/>
+            <w:r>
+              <w:rPr>
+                <w:rFonts w:ascii="Consolas" w:eastAsia="Times New Roman" w:hAnsi="Consolas" w:cs="Consolas"/>
+                <w:color w:val="000000"/>
+                <w:sz w:val="18"/>
+                <w:szCs w:val="18"/>
+                <w:lang w:val="es-MX"/>
+              </w:rPr>
+              <w:t>Total_fallos</w:t>
+            </w:r>
+            <w:proofErr w:type="spellEnd"/>
+            <w:r>
+              <w:rPr>
+                <w:rFonts w:ascii="Consolas" w:eastAsia="Times New Roman" w:hAnsi="Consolas" w:cs="Consolas"/>
+                <w:color w:val="000000"/>
+                <w:sz w:val="18"/>
+                <w:szCs w:val="18"/>
+                <w:lang w:val="es-MX"/>
+              </w:rPr>
+              <w:t xml:space="preserve"> </w:t>
+            </w:r>
+            <w:proofErr w:type="spellStart"/>
+            <w:r>
+              <w:rPr>
+                <w:rFonts w:ascii="Consolas" w:eastAsia="Times New Roman" w:hAnsi="Consolas" w:cs="Consolas"/>
+                <w:color w:val="000000"/>
+                <w:sz w:val="18"/>
+                <w:szCs w:val="18"/>
+                <w:lang w:val="es-MX"/>
+              </w:rPr>
+              <w:t>int</w:t>
+            </w:r>
+            <w:proofErr w:type="spellEnd"/>
+          </w:p>
+          <w:p>
+            <w:pPr>
+              <w:numPr>
+                <w:ilvl w:val="0"/>
+                <w:numId w:val="7"/>
+              </w:numPr>
+              <w:spacing w:before="100" w:beforeAutospacing="1" w:after="100" w:afterAutospacing="1"/>
+              <w:ind w:left="425"/>
+              <w:textAlignment w:val="baseline"/>
+              <w:rPr>
+                <w:rFonts w:ascii="Consolas" w:eastAsia="Times New Roman" w:hAnsi="Consolas" w:cs="Consolas"/>
+                <w:color w:val="000000"/>
+                <w:sz w:val="18"/>
+                <w:szCs w:val="18"/>
+                <w:lang w:val="es-MX"/>
+              </w:rPr>
+            </w:pPr>
+            <w:r>
+              <w:rPr>
+                <w:rFonts w:ascii="Consolas" w:eastAsia="Times New Roman" w:hAnsi="Consolas" w:cs="Consolas"/>
+                <w:color w:val="000000"/>
+                <w:sz w:val="18"/>
+                <w:szCs w:val="18"/>
+                <w:lang w:val="es-MX"/>
+              </w:rPr>
+              <w:t xml:space="preserve">Estado </w:t>
+            </w:r>
+            <w:proofErr w:type="spellStart"/>
+            <w:r>
+              <w:rPr>
+                <w:rFonts w:ascii="Consolas" w:eastAsia="Times New Roman" w:hAnsi="Consolas" w:cs="Consolas"/>
+                <w:color w:val="000000"/>
+                <w:sz w:val="18"/>
+                <w:szCs w:val="18"/>
+                <w:lang w:val="es-MX"/>
+              </w:rPr>
+              <w:t>char</w:t>
+            </w:r>
+            <w:proofErr w:type="spellEnd"/>
+            <w:r>
+              <w:rPr>
+                <w:rFonts w:ascii="Consolas" w:eastAsia="Times New Roman" w:hAnsi="Consolas" w:cs="Consolas"/>
+                <w:color w:val="000000"/>
+                <w:sz w:val="18"/>
+                <w:szCs w:val="18"/>
+                <w:lang w:val="es-MX"/>
+              </w:rPr>
+              <w:t>*</w:t>
+            </w:r>
           </w:p>
         </w:tc>
       </w:tr>
@@ -822,7 +1428,10 @@
             <w:pPr>
               <w:jc w:val="both"/>
               <w:rPr>
-                <w:rFonts w:ascii="Times New Roman" w:eastAsia="Times New Roman" w:hAnsi="Times New Roman" w:cs="Times New Roman"/>
+                <w:rFonts w:ascii="Consolas" w:eastAsia="Times New Roman" w:hAnsi="Consolas" w:cs="Consolas"/>
+                <w:color w:val="000000"/>
+                <w:sz w:val="18"/>
+                <w:szCs w:val="18"/>
                 <w:lang w:val="es-MX"/>
               </w:rPr>
             </w:pPr>
@@ -839,35 +1448,189 @@
           </w:p>
           <w:p>
             <w:pPr>
-              <w:rPr>
-                <w:rFonts w:ascii="Times New Roman" w:eastAsia="Times New Roman" w:hAnsi="Times New Roman" w:cs="Times New Roman"/>
-                <w:lang w:val="es-MX"/>
-              </w:rPr>
-            </w:pPr>
-            <w:r>
-              <w:rPr>
-                <w:rFonts w:ascii="Times New Roman" w:eastAsia="Times New Roman" w:hAnsi="Times New Roman" w:cs="Times New Roman"/>
-                <w:lang w:val="es-MX"/>
-              </w:rPr>
-              <w:br/>
-            </w:r>
-          </w:p>
-          <w:p>
-            <w:pPr>
-              <w:numPr>
-                <w:ilvl w:val="0"/>
-                <w:numId w:val="8"/>
-              </w:numPr>
-              <w:spacing w:before="100" w:beforeAutospacing="1" w:after="100" w:afterAutospacing="1"/>
-              <w:textAlignment w:val="baseline"/>
-              <w:rPr>
-                <w:rFonts w:ascii="Consolas" w:eastAsia="Times New Roman" w:hAnsi="Consolas" w:cs="Consolas"/>
-                <w:color w:val="000000"/>
-                <w:sz w:val="18"/>
-                <w:szCs w:val="18"/>
-                <w:lang w:val="es-MX"/>
-              </w:rPr>
-            </w:pPr>
+              <w:jc w:val="both"/>
+              <w:rPr>
+                <w:rFonts w:ascii="Consolas" w:eastAsia="Times New Roman" w:hAnsi="Consolas" w:cs="Consolas"/>
+                <w:color w:val="000000"/>
+                <w:sz w:val="18"/>
+                <w:szCs w:val="18"/>
+                <w:lang w:val="es-MX"/>
+              </w:rPr>
+            </w:pPr>
+            <w:r>
+              <w:rPr>
+                <w:rFonts w:ascii="Consolas" w:eastAsia="Times New Roman" w:hAnsi="Consolas" w:cs="Consolas"/>
+                <w:color w:val="000000"/>
+                <w:sz w:val="18"/>
+                <w:szCs w:val="18"/>
+                <w:lang w:val="es-MX"/>
+              </w:rPr>
+              <w:t>Inicialización declaraos los arreglos unidimensionales de log e inicializar la matriz acumuladora en cero.</w:t>
+            </w:r>
+          </w:p>
+          <w:p>
+            <w:pPr>
+              <w:jc w:val="both"/>
+              <w:rPr>
+                <w:rFonts w:ascii="Consolas" w:eastAsia="Times New Roman" w:hAnsi="Consolas" w:cs="Consolas"/>
+                <w:color w:val="000000"/>
+                <w:sz w:val="18"/>
+                <w:szCs w:val="18"/>
+                <w:lang w:val="es-MX"/>
+              </w:rPr>
+            </w:pPr>
+            <w:r>
+              <w:rPr>
+                <w:rFonts w:ascii="Consolas" w:eastAsia="Times New Roman" w:hAnsi="Consolas" w:cs="Consolas"/>
+                <w:color w:val="000000"/>
+                <w:sz w:val="18"/>
+                <w:szCs w:val="18"/>
+                <w:lang w:val="es-MX"/>
+              </w:rPr>
+              <w:t>Asignación</w:t>
+            </w:r>
+            <w:r>
+              <w:rPr>
+                <w:rFonts w:ascii="Consolas" w:eastAsia="Times New Roman" w:hAnsi="Consolas" w:cs="Consolas"/>
+                <w:color w:val="000000"/>
+                <w:sz w:val="18"/>
+                <w:szCs w:val="18"/>
+                <w:lang w:val="es-MX"/>
+              </w:rPr>
+              <w:t xml:space="preserve"> de apuntadores a</w:t>
+            </w:r>
+            <w:r>
+              <w:rPr>
+                <w:rFonts w:ascii="Consolas" w:eastAsia="Times New Roman" w:hAnsi="Consolas" w:cs="Consolas"/>
+                <w:color w:val="000000"/>
+                <w:sz w:val="18"/>
+                <w:szCs w:val="18"/>
+                <w:lang w:val="es-MX"/>
+              </w:rPr>
+              <w:t>puntar ptr_eq y ptr_ev al inicio de los arreglos de entrada.</w:t>
+            </w:r>
+          </w:p>
+          <w:p>
+            <w:pPr>
+              <w:jc w:val="both"/>
+              <w:rPr>
+                <w:rFonts w:ascii="Consolas" w:eastAsia="Times New Roman" w:hAnsi="Consolas" w:cs="Consolas"/>
+                <w:color w:val="000000"/>
+                <w:sz w:val="18"/>
+                <w:szCs w:val="18"/>
+                <w:lang w:val="es-MX"/>
+              </w:rPr>
+            </w:pPr>
+            <w:r>
+              <w:rPr>
+                <w:rFonts w:ascii="Consolas" w:eastAsia="Times New Roman" w:hAnsi="Consolas" w:cs="Consolas"/>
+                <w:color w:val="000000"/>
+                <w:sz w:val="18"/>
+                <w:szCs w:val="18"/>
+                <w:lang w:val="es-MX"/>
+              </w:rPr>
+              <w:t>Procesamiento de eventos recorrer los arreglos mediante aritmética de apuntadores.</w:t>
+            </w:r>
+          </w:p>
+          <w:p>
+            <w:pPr>
+              <w:jc w:val="both"/>
+              <w:rPr>
+                <w:rFonts w:ascii="Consolas" w:eastAsia="Times New Roman" w:hAnsi="Consolas" w:cs="Consolas"/>
+                <w:color w:val="000000"/>
+                <w:sz w:val="18"/>
+                <w:szCs w:val="18"/>
+                <w:lang w:val="es-MX"/>
+              </w:rPr>
+            </w:pPr>
+            <w:r>
+              <w:rPr>
+                <w:rFonts w:ascii="Consolas" w:eastAsia="Times New Roman" w:hAnsi="Consolas" w:cs="Consolas"/>
+                <w:color w:val="000000"/>
+                <w:sz w:val="18"/>
+                <w:szCs w:val="18"/>
+                <w:lang w:val="es-MX"/>
+              </w:rPr>
+              <w:t xml:space="preserve">Obtención de columna paso por valor evaluar el tipo de evento enviándolo por valor a la función </w:t>
+            </w:r>
+            <w:proofErr w:type="spellStart"/>
+            <w:proofErr w:type="gramStart"/>
+            <w:r>
+              <w:rPr>
+                <w:rFonts w:ascii="Consolas" w:eastAsia="Times New Roman" w:hAnsi="Consolas" w:cs="Consolas"/>
+                <w:color w:val="000000"/>
+                <w:sz w:val="18"/>
+                <w:szCs w:val="18"/>
+                <w:lang w:val="es-MX"/>
+              </w:rPr>
+              <w:t>obtenerColumna</w:t>
+            </w:r>
+            <w:proofErr w:type="spellEnd"/>
+            <w:r>
+              <w:rPr>
+                <w:rFonts w:ascii="Consolas" w:eastAsia="Times New Roman" w:hAnsi="Consolas" w:cs="Consolas"/>
+                <w:color w:val="000000"/>
+                <w:sz w:val="18"/>
+                <w:szCs w:val="18"/>
+                <w:lang w:val="es-MX"/>
+              </w:rPr>
+              <w:t>(</w:t>
+            </w:r>
+            <w:proofErr w:type="gramEnd"/>
+            <w:r>
+              <w:rPr>
+                <w:rFonts w:ascii="Consolas" w:eastAsia="Times New Roman" w:hAnsi="Consolas" w:cs="Consolas"/>
+                <w:color w:val="000000"/>
+                <w:sz w:val="18"/>
+                <w:szCs w:val="18"/>
+                <w:lang w:val="es-MX"/>
+              </w:rPr>
+              <w:t>) para obtener el índice de columna correspondiente.</w:t>
+            </w:r>
+          </w:p>
+          <w:p>
+            <w:pPr>
+              <w:jc w:val="both"/>
+              <w:rPr>
+                <w:rFonts w:ascii="Consolas" w:eastAsia="Times New Roman" w:hAnsi="Consolas" w:cs="Consolas"/>
+                <w:color w:val="000000"/>
+                <w:sz w:val="18"/>
+                <w:szCs w:val="18"/>
+                <w:lang w:val="es-MX"/>
+              </w:rPr>
+            </w:pPr>
+            <w:r>
+              <w:rPr>
+                <w:rFonts w:ascii="Consolas" w:eastAsia="Times New Roman" w:hAnsi="Consolas" w:cs="Consolas"/>
+                <w:color w:val="000000"/>
+                <w:sz w:val="18"/>
+                <w:szCs w:val="18"/>
+                <w:lang w:val="es-MX"/>
+              </w:rPr>
+              <w:t>Despliegue de datos y regla imprimir el log de eventos procesados, calcular la suma de fallos y evaluar si el total supera x = 3</w:t>
+            </w:r>
+          </w:p>
+          <w:p>
+            <w:pPr>
+              <w:jc w:val="both"/>
+              <w:rPr>
+                <w:rFonts w:ascii="Consolas" w:eastAsia="Times New Roman" w:hAnsi="Consolas" w:cs="Consolas"/>
+                <w:color w:val="000000"/>
+                <w:sz w:val="18"/>
+                <w:szCs w:val="18"/>
+                <w:lang w:val="es-MX"/>
+              </w:rPr>
+            </w:pPr>
+            <w:r>
+              <w:rPr>
+                <w:rFonts w:ascii="Consolas" w:eastAsia="Times New Roman" w:hAnsi="Consolas" w:cs="Consolas"/>
+                <w:color w:val="000000"/>
+                <w:sz w:val="18"/>
+                <w:szCs w:val="18"/>
+                <w:lang w:val="es-MX"/>
+              </w:rPr>
+              <w:t>e imprimir el resumen ordenado.</w:t>
+            </w:r>
           </w:p>
         </w:tc>
       </w:tr>
@@ -981,46 +1744,1122 @@
             <w:pPr>
               <w:jc w:val="both"/>
               <w:rPr>
-                <w:rFonts w:ascii="Times New Roman" w:eastAsia="Times New Roman" w:hAnsi="Times New Roman" w:cs="Times New Roman"/>
-                <w:lang w:val="es-MX"/>
-              </w:rPr>
-            </w:pPr>
-            <w:r>
-              <w:rPr>
-                <w:rFonts w:ascii="Consolas" w:eastAsia="Times New Roman" w:hAnsi="Consolas" w:cs="Consolas"/>
-                <w:color w:val="000000"/>
-                <w:sz w:val="18"/>
-                <w:szCs w:val="18"/>
-                <w:lang w:val="es-MX"/>
-              </w:rPr>
-              <w:t>principal():</w:t>
-            </w:r>
-          </w:p>
-          <w:p>
-            <w:pPr>
-              <w:numPr>
-                <w:ilvl w:val="0"/>
-                <w:numId w:val="9"/>
-              </w:numPr>
-              <w:spacing w:before="100" w:beforeAutospacing="1" w:after="100" w:afterAutospacing="1"/>
-              <w:textAlignment w:val="baseline"/>
-              <w:rPr>
-                <w:rFonts w:ascii="Consolas" w:eastAsia="Times New Roman" w:hAnsi="Consolas" w:cs="Consolas"/>
-                <w:color w:val="000000"/>
-                <w:sz w:val="18"/>
-                <w:szCs w:val="18"/>
-                <w:lang w:val="es-MX"/>
-              </w:rPr>
-            </w:pPr>
-          </w:p>
-          <w:p>
-            <w:pPr>
-              <w:spacing w:after="240"/>
-              <w:rPr>
-                <w:rFonts w:ascii="Times New Roman" w:eastAsia="Times New Roman" w:hAnsi="Times New Roman" w:cs="Times New Roman"/>
-                <w:lang w:val="es-MX"/>
-              </w:rPr>
-            </w:pPr>
+                <w:rFonts w:ascii="Consolas" w:eastAsia="Times New Roman" w:hAnsi="Consolas" w:cs="Consolas"/>
+                <w:color w:val="000000"/>
+                <w:sz w:val="18"/>
+                <w:szCs w:val="18"/>
+                <w:lang w:val="es-MX"/>
+              </w:rPr>
+            </w:pPr>
+            <w:r>
+              <w:rPr>
+                <w:rFonts w:ascii="Consolas" w:eastAsia="Times New Roman" w:hAnsi="Consolas" w:cs="Consolas"/>
+                <w:color w:val="000000"/>
+                <w:sz w:val="18"/>
+                <w:szCs w:val="18"/>
+                <w:lang w:val="es-MX"/>
+              </w:rPr>
+              <w:t>P</w:t>
+            </w:r>
+            <w:r>
+              <w:rPr>
+                <w:rFonts w:ascii="Consolas" w:eastAsia="Times New Roman" w:hAnsi="Consolas" w:cs="Consolas"/>
+                <w:color w:val="000000"/>
+                <w:sz w:val="18"/>
+                <w:szCs w:val="18"/>
+                <w:lang w:val="es-MX"/>
+              </w:rPr>
+              <w:t>rincipal</w:t>
+            </w:r>
+            <w:r>
+              <w:rPr>
+                <w:rFonts w:ascii="Consolas" w:eastAsia="Times New Roman" w:hAnsi="Consolas" w:cs="Consolas"/>
+                <w:color w:val="000000"/>
+                <w:sz w:val="18"/>
+                <w:szCs w:val="18"/>
+                <w:lang w:val="es-MX"/>
+              </w:rPr>
+              <w:t xml:space="preserve"> </w:t>
+            </w:r>
+            <w:r>
+              <w:rPr>
+                <w:rFonts w:ascii="Consolas" w:eastAsia="Times New Roman" w:hAnsi="Consolas" w:cs="Consolas"/>
+                <w:color w:val="000000"/>
+                <w:sz w:val="18"/>
+                <w:szCs w:val="18"/>
+                <w:lang w:val="es-MX"/>
+              </w:rPr>
+              <w:t>():</w:t>
+            </w:r>
+          </w:p>
+          <w:p>
+            <w:pPr>
+              <w:jc w:val="both"/>
+              <w:rPr>
+                <w:rFonts w:ascii="Consolas" w:eastAsia="Times New Roman" w:hAnsi="Consolas" w:cs="Consolas"/>
+                <w:color w:val="000000"/>
+                <w:sz w:val="18"/>
+                <w:szCs w:val="18"/>
+                <w:lang w:val="es-MX"/>
+              </w:rPr>
+            </w:pPr>
+            <w:r>
+              <w:rPr>
+                <w:rFonts w:ascii="Consolas" w:eastAsia="Times New Roman" w:hAnsi="Consolas" w:cs="Consolas"/>
+                <w:color w:val="000000"/>
+                <w:sz w:val="18"/>
+                <w:szCs w:val="18"/>
+                <w:lang w:val="es-MX"/>
+              </w:rPr>
+              <w:t xml:space="preserve">    Declarar e inicializar </w:t>
+            </w:r>
+            <w:proofErr w:type="gramStart"/>
+            <w:r>
+              <w:rPr>
+                <w:rFonts w:ascii="Consolas" w:eastAsia="Times New Roman" w:hAnsi="Consolas" w:cs="Consolas"/>
+                <w:color w:val="000000"/>
+                <w:sz w:val="18"/>
+                <w:szCs w:val="18"/>
+                <w:lang w:val="es-MX"/>
+              </w:rPr>
+              <w:t>equipo[</w:t>
+            </w:r>
+            <w:proofErr w:type="gramEnd"/>
+            <w:r>
+              <w:rPr>
+                <w:rFonts w:ascii="Consolas" w:eastAsia="Times New Roman" w:hAnsi="Consolas" w:cs="Consolas"/>
+                <w:color w:val="000000"/>
+                <w:sz w:val="18"/>
+                <w:szCs w:val="18"/>
+                <w:lang w:val="es-MX"/>
+              </w:rPr>
+              <w:t>6] {0,1,1,1,1,0}</w:t>
+            </w:r>
+          </w:p>
+          <w:p>
+            <w:pPr>
+              <w:jc w:val="both"/>
+              <w:rPr>
+                <w:rFonts w:ascii="Consolas" w:eastAsia="Times New Roman" w:hAnsi="Consolas" w:cs="Times New Roman"/>
+                <w:sz w:val="18"/>
+                <w:szCs w:val="18"/>
+                <w:lang w:val="es-MX"/>
+              </w:rPr>
+            </w:pPr>
+            <w:r>
+              <w:rPr>
+                <w:rFonts w:ascii="Consolas" w:eastAsia="Times New Roman" w:hAnsi="Consolas" w:cs="Times New Roman"/>
+                <w:sz w:val="18"/>
+                <w:szCs w:val="18"/>
+                <w:lang w:val="es-MX"/>
+              </w:rPr>
+              <w:t xml:space="preserve">    </w:t>
+            </w:r>
+            <w:r>
+              <w:rPr>
+                <w:rFonts w:ascii="Consolas" w:eastAsia="Times New Roman" w:hAnsi="Consolas" w:cs="Times New Roman"/>
+                <w:sz w:val="18"/>
+                <w:szCs w:val="18"/>
+                <w:lang w:val="es-MX"/>
+              </w:rPr>
+              <w:t>D</w:t>
+            </w:r>
+            <w:r>
+              <w:rPr>
+                <w:rFonts w:ascii="Consolas" w:eastAsia="Times New Roman" w:hAnsi="Consolas" w:cs="Times New Roman"/>
+                <w:sz w:val="18"/>
+                <w:szCs w:val="18"/>
+                <w:lang w:val="es-MX"/>
+              </w:rPr>
+              <w:t>eclarar e inicializar eventos [6] {</w:t>
+            </w:r>
+            <w:proofErr w:type="gramStart"/>
+            <w:r>
+              <w:rPr>
+                <w:rFonts w:ascii="Consolas" w:eastAsia="Times New Roman" w:hAnsi="Consolas" w:cs="Times New Roman"/>
+                <w:sz w:val="18"/>
+                <w:szCs w:val="18"/>
+                <w:lang w:val="es-MX"/>
+              </w:rPr>
+              <w:t>C,I</w:t>
+            </w:r>
+            <w:proofErr w:type="gramEnd"/>
+            <w:r>
+              <w:rPr>
+                <w:rFonts w:ascii="Consolas" w:eastAsia="Times New Roman" w:hAnsi="Consolas" w:cs="Times New Roman"/>
+                <w:sz w:val="18"/>
+                <w:szCs w:val="18"/>
+                <w:lang w:val="es-MX"/>
+              </w:rPr>
+              <w:t>,I,I,N,C}</w:t>
+            </w:r>
+          </w:p>
+          <w:p>
+            <w:pPr>
+              <w:jc w:val="both"/>
+              <w:rPr>
+                <w:rFonts w:ascii="Consolas" w:eastAsia="Times New Roman" w:hAnsi="Consolas" w:cs="Times New Roman"/>
+                <w:sz w:val="18"/>
+                <w:szCs w:val="18"/>
+                <w:lang w:val="es-MX"/>
+              </w:rPr>
+            </w:pPr>
+            <w:r>
+              <w:rPr>
+                <w:rFonts w:ascii="Consolas" w:eastAsia="Times New Roman" w:hAnsi="Consolas" w:cs="Times New Roman"/>
+                <w:sz w:val="18"/>
+                <w:szCs w:val="18"/>
+                <w:lang w:val="es-MX"/>
+              </w:rPr>
+              <w:t xml:space="preserve">    Declarar </w:t>
+            </w:r>
+            <w:proofErr w:type="gramStart"/>
+            <w:r>
+              <w:rPr>
+                <w:rFonts w:ascii="Consolas" w:eastAsia="Times New Roman" w:hAnsi="Consolas" w:cs="Times New Roman"/>
+                <w:sz w:val="18"/>
+                <w:szCs w:val="18"/>
+                <w:lang w:val="es-MX"/>
+              </w:rPr>
+              <w:t>matriz[</w:t>
+            </w:r>
+            <w:proofErr w:type="gramEnd"/>
+            <w:r>
+              <w:rPr>
+                <w:rFonts w:ascii="Consolas" w:eastAsia="Times New Roman" w:hAnsi="Consolas" w:cs="Times New Roman"/>
+                <w:sz w:val="18"/>
+                <w:szCs w:val="18"/>
+                <w:lang w:val="es-MX"/>
+              </w:rPr>
+              <w:t>2][4] {0}</w:t>
+            </w:r>
+          </w:p>
+          <w:p>
+            <w:pPr>
+              <w:jc w:val="both"/>
+              <w:rPr>
+                <w:rFonts w:ascii="Consolas" w:eastAsia="Times New Roman" w:hAnsi="Consolas" w:cs="Times New Roman"/>
+                <w:sz w:val="18"/>
+                <w:szCs w:val="18"/>
+                <w:lang w:val="es-MX"/>
+              </w:rPr>
+            </w:pPr>
+          </w:p>
+          <w:p>
+            <w:pPr>
+              <w:jc w:val="both"/>
+              <w:rPr>
+                <w:rFonts w:ascii="Consolas" w:eastAsia="Times New Roman" w:hAnsi="Consolas" w:cs="Times New Roman"/>
+                <w:sz w:val="18"/>
+                <w:szCs w:val="18"/>
+                <w:lang w:val="es-MX"/>
+              </w:rPr>
+            </w:pPr>
+            <w:r>
+              <w:rPr>
+                <w:rFonts w:ascii="Consolas" w:eastAsia="Times New Roman" w:hAnsi="Consolas" w:cs="Times New Roman"/>
+                <w:sz w:val="18"/>
+                <w:szCs w:val="18"/>
+                <w:lang w:val="es-MX"/>
+              </w:rPr>
+              <w:t xml:space="preserve">    Ptr_eq dirección de equipos</w:t>
+            </w:r>
+          </w:p>
+          <w:p>
+            <w:pPr>
+              <w:jc w:val="both"/>
+              <w:rPr>
+                <w:rFonts w:ascii="Consolas" w:eastAsia="Times New Roman" w:hAnsi="Consolas" w:cs="Times New Roman"/>
+                <w:sz w:val="18"/>
+                <w:szCs w:val="18"/>
+                <w:lang w:val="es-MX"/>
+              </w:rPr>
+            </w:pPr>
+            <w:r>
+              <w:rPr>
+                <w:rFonts w:ascii="Consolas" w:eastAsia="Times New Roman" w:hAnsi="Consolas" w:cs="Times New Roman"/>
+                <w:sz w:val="18"/>
+                <w:szCs w:val="18"/>
+                <w:lang w:val="es-MX"/>
+              </w:rPr>
+              <w:t xml:space="preserve">    Ptr_ev dirección de eventos </w:t>
+            </w:r>
+          </w:p>
+          <w:p>
+            <w:pPr>
+              <w:jc w:val="both"/>
+              <w:rPr>
+                <w:rFonts w:ascii="Consolas" w:eastAsia="Times New Roman" w:hAnsi="Consolas" w:cs="Times New Roman"/>
+                <w:sz w:val="18"/>
+                <w:szCs w:val="18"/>
+                <w:lang w:val="es-MX"/>
+              </w:rPr>
+            </w:pPr>
+          </w:p>
+          <w:p>
+            <w:pPr>
+              <w:jc w:val="both"/>
+              <w:rPr>
+                <w:rFonts w:ascii="Consolas" w:eastAsia="Times New Roman" w:hAnsi="Consolas" w:cs="Times New Roman"/>
+                <w:sz w:val="18"/>
+                <w:szCs w:val="18"/>
+                <w:lang w:val="es-MX"/>
+              </w:rPr>
+            </w:pPr>
+            <w:r>
+              <w:rPr>
+                <w:rFonts w:ascii="Consolas" w:eastAsia="Times New Roman" w:hAnsi="Consolas" w:cs="Times New Roman"/>
+                <w:sz w:val="18"/>
+                <w:szCs w:val="18"/>
+                <w:lang w:val="es-MX"/>
+              </w:rPr>
+              <w:t xml:space="preserve">    Para i desde 0 hasta 5 </w:t>
+            </w:r>
+            <w:r>
+              <w:rPr>
+                <w:rFonts w:ascii="Consolas" w:eastAsia="Times New Roman" w:hAnsi="Consolas" w:cs="Times New Roman"/>
+                <w:sz w:val="18"/>
+                <w:szCs w:val="18"/>
+                <w:lang w:val="es-MX"/>
+              </w:rPr>
+              <w:t>hacer</w:t>
+            </w:r>
+          </w:p>
+          <w:p>
+            <w:pPr>
+              <w:jc w:val="both"/>
+              <w:rPr>
+                <w:rFonts w:ascii="Consolas" w:eastAsia="Times New Roman" w:hAnsi="Consolas" w:cs="Times New Roman"/>
+                <w:sz w:val="18"/>
+                <w:szCs w:val="18"/>
+                <w:lang w:val="es-MX"/>
+              </w:rPr>
+            </w:pPr>
+            <w:r>
+              <w:rPr>
+                <w:rFonts w:ascii="Consolas" w:eastAsia="Times New Roman" w:hAnsi="Consolas" w:cs="Times New Roman"/>
+                <w:sz w:val="18"/>
+                <w:szCs w:val="18"/>
+                <w:lang w:val="es-MX"/>
+              </w:rPr>
+              <w:t xml:space="preserve">        eq obtener_valor (ptr_eq + 1)</w:t>
+            </w:r>
+          </w:p>
+          <w:p>
+            <w:pPr>
+              <w:jc w:val="both"/>
+              <w:rPr>
+                <w:rFonts w:ascii="Consolas" w:eastAsia="Times New Roman" w:hAnsi="Consolas" w:cs="Times New Roman"/>
+                <w:sz w:val="18"/>
+                <w:szCs w:val="18"/>
+                <w:lang w:val="es-MX"/>
+              </w:rPr>
+            </w:pPr>
+            <w:r>
+              <w:rPr>
+                <w:rFonts w:ascii="Consolas" w:eastAsia="Times New Roman" w:hAnsi="Consolas" w:cs="Times New Roman"/>
+                <w:sz w:val="18"/>
+                <w:szCs w:val="18"/>
+                <w:lang w:val="es-MX"/>
+              </w:rPr>
+              <w:t xml:space="preserve">        ev obtener_valor (ptr_ev + 1)</w:t>
+            </w:r>
+          </w:p>
+          <w:p>
+            <w:pPr>
+              <w:jc w:val="both"/>
+              <w:rPr>
+                <w:rFonts w:ascii="Consolas" w:eastAsia="Times New Roman" w:hAnsi="Consolas" w:cs="Times New Roman"/>
+                <w:sz w:val="18"/>
+                <w:szCs w:val="18"/>
+                <w:lang w:val="es-MX"/>
+              </w:rPr>
+            </w:pPr>
+            <w:r>
+              <w:rPr>
+                <w:rFonts w:ascii="Consolas" w:eastAsia="Times New Roman" w:hAnsi="Consolas" w:cs="Times New Roman"/>
+                <w:sz w:val="18"/>
+                <w:szCs w:val="18"/>
+                <w:lang w:val="es-MX"/>
+              </w:rPr>
+              <w:t xml:space="preserve"> </w:t>
+            </w:r>
+          </w:p>
+          <w:p>
+            <w:pPr>
+              <w:jc w:val="both"/>
+              <w:rPr>
+                <w:rFonts w:ascii="Consolas" w:eastAsia="Times New Roman" w:hAnsi="Consolas" w:cs="Times New Roman"/>
+                <w:sz w:val="18"/>
+                <w:szCs w:val="18"/>
+                <w:lang w:val="es-MX"/>
+              </w:rPr>
+            </w:pPr>
+            <w:r>
+              <w:rPr>
+                <w:rFonts w:ascii="Consolas" w:eastAsia="Times New Roman" w:hAnsi="Consolas" w:cs="Times New Roman"/>
+                <w:sz w:val="18"/>
+                <w:szCs w:val="18"/>
+                <w:lang w:val="es-MX"/>
+              </w:rPr>
+              <w:t xml:space="preserve">        col </w:t>
+            </w:r>
+            <w:proofErr w:type="spellStart"/>
+            <w:r>
+              <w:rPr>
+                <w:rFonts w:ascii="Consolas" w:eastAsia="Times New Roman" w:hAnsi="Consolas" w:cs="Times New Roman"/>
+                <w:sz w:val="18"/>
+                <w:szCs w:val="18"/>
+                <w:lang w:val="es-MX"/>
+              </w:rPr>
+              <w:t>obtenerColumna</w:t>
+            </w:r>
+            <w:proofErr w:type="spellEnd"/>
+            <w:r>
+              <w:rPr>
+                <w:rFonts w:ascii="Consolas" w:eastAsia="Times New Roman" w:hAnsi="Consolas" w:cs="Times New Roman"/>
+                <w:sz w:val="18"/>
+                <w:szCs w:val="18"/>
+                <w:lang w:val="es-MX"/>
+              </w:rPr>
+              <w:t>(ev)</w:t>
+            </w:r>
+          </w:p>
+          <w:p>
+            <w:pPr>
+              <w:jc w:val="both"/>
+              <w:rPr>
+                <w:rFonts w:ascii="Consolas" w:eastAsia="Times New Roman" w:hAnsi="Consolas" w:cs="Times New Roman"/>
+                <w:sz w:val="18"/>
+                <w:szCs w:val="18"/>
+                <w:lang w:val="es-MX"/>
+              </w:rPr>
+            </w:pPr>
+            <w:r>
+              <w:rPr>
+                <w:rFonts w:ascii="Consolas" w:eastAsia="Times New Roman" w:hAnsi="Consolas" w:cs="Times New Roman"/>
+                <w:sz w:val="18"/>
+                <w:szCs w:val="18"/>
+                <w:lang w:val="es-MX"/>
+              </w:rPr>
+              <w:t xml:space="preserve">        si col ¡= -1 entonces:</w:t>
+            </w:r>
+          </w:p>
+          <w:p>
+            <w:pPr>
+              <w:jc w:val="both"/>
+              <w:rPr>
+                <w:rFonts w:ascii="Consolas" w:eastAsia="Times New Roman" w:hAnsi="Consolas" w:cs="Times New Roman"/>
+                <w:sz w:val="18"/>
+                <w:szCs w:val="18"/>
+                <w:lang w:val="es-MX"/>
+              </w:rPr>
+            </w:pPr>
+            <w:r>
+              <w:rPr>
+                <w:rFonts w:ascii="Consolas" w:eastAsia="Times New Roman" w:hAnsi="Consolas" w:cs="Times New Roman"/>
+                <w:sz w:val="18"/>
+                <w:szCs w:val="18"/>
+                <w:lang w:val="es-MX"/>
+              </w:rPr>
+              <w:t xml:space="preserve">             </w:t>
+            </w:r>
+            <w:proofErr w:type="spellStart"/>
+            <w:r>
+              <w:rPr>
+                <w:rFonts w:ascii="Consolas" w:eastAsia="Times New Roman" w:hAnsi="Consolas" w:cs="Times New Roman"/>
+                <w:sz w:val="18"/>
+                <w:szCs w:val="18"/>
+                <w:lang w:val="es-MX"/>
+              </w:rPr>
+              <w:t>sumarEventos</w:t>
+            </w:r>
+            <w:proofErr w:type="spellEnd"/>
+            <w:r>
+              <w:rPr>
+                <w:rFonts w:ascii="Consolas" w:eastAsia="Times New Roman" w:hAnsi="Consolas" w:cs="Times New Roman"/>
+                <w:sz w:val="18"/>
+                <w:szCs w:val="18"/>
+                <w:lang w:val="es-MX"/>
+              </w:rPr>
+              <w:t>(</w:t>
+            </w:r>
+            <w:proofErr w:type="spellStart"/>
+            <w:r>
+              <w:rPr>
+                <w:rFonts w:ascii="Consolas" w:eastAsia="Times New Roman" w:hAnsi="Consolas" w:cs="Times New Roman"/>
+                <w:sz w:val="18"/>
+                <w:szCs w:val="18"/>
+                <w:lang w:val="es-MX"/>
+              </w:rPr>
+              <w:t>dirección_de</w:t>
+            </w:r>
+            <w:proofErr w:type="spellEnd"/>
+            <w:r>
+              <w:rPr>
+                <w:rFonts w:ascii="Consolas" w:eastAsia="Times New Roman" w:hAnsi="Consolas" w:cs="Times New Roman"/>
+                <w:sz w:val="18"/>
+                <w:szCs w:val="18"/>
+                <w:lang w:val="es-MX"/>
+              </w:rPr>
+              <w:t>(matriz[eq][col]</w:t>
+            </w:r>
+          </w:p>
+          <w:p>
+            <w:pPr>
+              <w:jc w:val="both"/>
+              <w:rPr>
+                <w:rFonts w:ascii="Consolas" w:eastAsia="Times New Roman" w:hAnsi="Consolas" w:cs="Times New Roman"/>
+                <w:sz w:val="18"/>
+                <w:szCs w:val="18"/>
+                <w:lang w:val="es-MX"/>
+              </w:rPr>
+            </w:pPr>
+            <w:r>
+              <w:rPr>
+                <w:rFonts w:ascii="Consolas" w:eastAsia="Times New Roman" w:hAnsi="Consolas" w:cs="Times New Roman"/>
+                <w:sz w:val="18"/>
+                <w:szCs w:val="18"/>
+                <w:lang w:val="es-MX"/>
+              </w:rPr>
+              <w:t xml:space="preserve">        </w:t>
+            </w:r>
+            <w:proofErr w:type="spellStart"/>
+            <w:r>
+              <w:rPr>
+                <w:rFonts w:ascii="Consolas" w:eastAsia="Times New Roman" w:hAnsi="Consolas" w:cs="Times New Roman"/>
+                <w:sz w:val="18"/>
+                <w:szCs w:val="18"/>
+                <w:lang w:val="es-MX"/>
+              </w:rPr>
+              <w:t>finsi</w:t>
+            </w:r>
+            <w:proofErr w:type="spellEnd"/>
+          </w:p>
+          <w:p>
+            <w:pPr>
+              <w:jc w:val="both"/>
+              <w:rPr>
+                <w:rFonts w:ascii="Consolas" w:eastAsia="Times New Roman" w:hAnsi="Consolas" w:cs="Times New Roman"/>
+                <w:sz w:val="18"/>
+                <w:szCs w:val="18"/>
+                <w:lang w:val="es-MX"/>
+              </w:rPr>
+            </w:pPr>
+            <w:r>
+              <w:rPr>
+                <w:rFonts w:ascii="Consolas" w:eastAsia="Times New Roman" w:hAnsi="Consolas" w:cs="Times New Roman"/>
+                <w:sz w:val="18"/>
+                <w:szCs w:val="18"/>
+                <w:lang w:val="es-MX"/>
+              </w:rPr>
+              <w:t xml:space="preserve">    </w:t>
+            </w:r>
+            <w:proofErr w:type="spellStart"/>
+            <w:r>
+              <w:rPr>
+                <w:rFonts w:ascii="Consolas" w:eastAsia="Times New Roman" w:hAnsi="Consolas" w:cs="Times New Roman"/>
+                <w:sz w:val="18"/>
+                <w:szCs w:val="18"/>
+                <w:lang w:val="es-MX"/>
+              </w:rPr>
+              <w:t>Finpara</w:t>
+            </w:r>
+            <w:proofErr w:type="spellEnd"/>
+            <w:r>
+              <w:rPr>
+                <w:rFonts w:ascii="Consolas" w:eastAsia="Times New Roman" w:hAnsi="Consolas" w:cs="Times New Roman"/>
+                <w:sz w:val="18"/>
+                <w:szCs w:val="18"/>
+                <w:lang w:val="es-MX"/>
+              </w:rPr>
+              <w:t xml:space="preserve"> </w:t>
+            </w:r>
+          </w:p>
+          <w:p>
+            <w:pPr>
+              <w:jc w:val="both"/>
+              <w:rPr>
+                <w:rFonts w:ascii="Consolas" w:eastAsia="Times New Roman" w:hAnsi="Consolas" w:cs="Times New Roman"/>
+                <w:sz w:val="18"/>
+                <w:szCs w:val="18"/>
+                <w:lang w:val="es-MX"/>
+              </w:rPr>
+            </w:pPr>
+          </w:p>
+          <w:p>
+            <w:pPr>
+              <w:jc w:val="both"/>
+              <w:rPr>
+                <w:rFonts w:ascii="Consolas" w:eastAsia="Times New Roman" w:hAnsi="Consolas" w:cs="Times New Roman"/>
+                <w:sz w:val="18"/>
+                <w:szCs w:val="18"/>
+                <w:lang w:val="es-MX"/>
+              </w:rPr>
+            </w:pPr>
+            <w:r>
+              <w:rPr>
+                <w:rFonts w:ascii="Consolas" w:eastAsia="Times New Roman" w:hAnsi="Consolas" w:cs="Times New Roman"/>
+                <w:sz w:val="18"/>
+                <w:szCs w:val="18"/>
+                <w:lang w:val="es-MX"/>
+              </w:rPr>
+              <w:t xml:space="preserve">    Imprimir </w:t>
+            </w:r>
+            <w:proofErr w:type="spellStart"/>
+            <w:r>
+              <w:rPr>
+                <w:rFonts w:ascii="Consolas" w:eastAsia="Times New Roman" w:hAnsi="Consolas" w:cs="Times New Roman"/>
+                <w:sz w:val="18"/>
+                <w:szCs w:val="18"/>
+                <w:lang w:val="es-MX"/>
+              </w:rPr>
+              <w:t>registri</w:t>
+            </w:r>
+            <w:proofErr w:type="spellEnd"/>
+            <w:r>
+              <w:rPr>
+                <w:rFonts w:ascii="Consolas" w:eastAsia="Times New Roman" w:hAnsi="Consolas" w:cs="Times New Roman"/>
+                <w:sz w:val="18"/>
+                <w:szCs w:val="18"/>
+                <w:lang w:val="es-MX"/>
+              </w:rPr>
+              <w:t xml:space="preserve"> de eventos </w:t>
+            </w:r>
+          </w:p>
+          <w:p>
+            <w:pPr>
+              <w:jc w:val="both"/>
+              <w:rPr>
+                <w:rFonts w:ascii="Consolas" w:eastAsia="Times New Roman" w:hAnsi="Consolas" w:cs="Times New Roman"/>
+                <w:sz w:val="18"/>
+                <w:szCs w:val="18"/>
+                <w:lang w:val="es-MX"/>
+              </w:rPr>
+            </w:pPr>
+            <w:r>
+              <w:rPr>
+                <w:rFonts w:ascii="Consolas" w:eastAsia="Times New Roman" w:hAnsi="Consolas" w:cs="Times New Roman"/>
+                <w:sz w:val="18"/>
+                <w:szCs w:val="18"/>
+                <w:lang w:val="es-MX"/>
+              </w:rPr>
+              <w:t xml:space="preserve">    Para i desde 0 hasta 5 hacer</w:t>
+            </w:r>
+          </w:p>
+          <w:p>
+            <w:pPr>
+              <w:jc w:val="both"/>
+              <w:rPr>
+                <w:rFonts w:ascii="Consolas" w:eastAsia="Times New Roman" w:hAnsi="Consolas" w:cs="Times New Roman"/>
+                <w:sz w:val="18"/>
+                <w:szCs w:val="18"/>
+                <w:lang w:val="es-MX"/>
+              </w:rPr>
+            </w:pPr>
+            <w:r>
+              <w:rPr>
+                <w:rFonts w:ascii="Consolas" w:eastAsia="Times New Roman" w:hAnsi="Consolas" w:cs="Times New Roman"/>
+                <w:sz w:val="18"/>
+                <w:szCs w:val="18"/>
+                <w:lang w:val="es-MX"/>
+              </w:rPr>
+              <w:t xml:space="preserve">        Imprimir i + 1, equipos[i] + 1, eventos[i]</w:t>
+            </w:r>
+          </w:p>
+          <w:p>
+            <w:pPr>
+              <w:jc w:val="both"/>
+              <w:rPr>
+                <w:rFonts w:ascii="Consolas" w:eastAsia="Times New Roman" w:hAnsi="Consolas" w:cs="Times New Roman"/>
+                <w:sz w:val="18"/>
+                <w:szCs w:val="18"/>
+                <w:lang w:val="es-MX"/>
+              </w:rPr>
+            </w:pPr>
+            <w:r>
+              <w:rPr>
+                <w:rFonts w:ascii="Consolas" w:eastAsia="Times New Roman" w:hAnsi="Consolas" w:cs="Times New Roman"/>
+                <w:sz w:val="18"/>
+                <w:szCs w:val="18"/>
+                <w:lang w:val="es-MX"/>
+              </w:rPr>
+              <w:t xml:space="preserve">    </w:t>
+            </w:r>
+            <w:proofErr w:type="spellStart"/>
+            <w:r>
+              <w:rPr>
+                <w:rFonts w:ascii="Consolas" w:eastAsia="Times New Roman" w:hAnsi="Consolas" w:cs="Times New Roman"/>
+                <w:sz w:val="18"/>
+                <w:szCs w:val="18"/>
+                <w:lang w:val="es-MX"/>
+              </w:rPr>
+              <w:t>Finpara</w:t>
+            </w:r>
+            <w:proofErr w:type="spellEnd"/>
+          </w:p>
+          <w:p>
+            <w:pPr>
+              <w:jc w:val="both"/>
+              <w:rPr>
+                <w:rFonts w:ascii="Consolas" w:eastAsia="Times New Roman" w:hAnsi="Consolas" w:cs="Times New Roman"/>
+                <w:sz w:val="18"/>
+                <w:szCs w:val="18"/>
+                <w:lang w:val="es-MX"/>
+              </w:rPr>
+            </w:pPr>
+            <w:r>
+              <w:rPr>
+                <w:rFonts w:ascii="Consolas" w:eastAsia="Times New Roman" w:hAnsi="Consolas" w:cs="Times New Roman"/>
+                <w:sz w:val="18"/>
+                <w:szCs w:val="18"/>
+                <w:lang w:val="es-MX"/>
+              </w:rPr>
+              <w:t xml:space="preserve">    </w:t>
+            </w:r>
+          </w:p>
+          <w:p>
+            <w:pPr>
+              <w:jc w:val="both"/>
+              <w:rPr>
+                <w:rFonts w:ascii="Consolas" w:eastAsia="Times New Roman" w:hAnsi="Consolas" w:cs="Times New Roman"/>
+                <w:sz w:val="18"/>
+                <w:szCs w:val="18"/>
+                <w:lang w:val="es-MX"/>
+              </w:rPr>
+            </w:pPr>
+            <w:r>
+              <w:rPr>
+                <w:rFonts w:ascii="Consolas" w:eastAsia="Times New Roman" w:hAnsi="Consolas" w:cs="Times New Roman"/>
+                <w:sz w:val="18"/>
+                <w:szCs w:val="18"/>
+                <w:lang w:val="es-MX"/>
+              </w:rPr>
+              <w:t xml:space="preserve">    Imprimar clasificación y resumen de equipos</w:t>
+            </w:r>
+          </w:p>
+          <w:p>
+            <w:pPr>
+              <w:jc w:val="both"/>
+              <w:rPr>
+                <w:rFonts w:ascii="Consolas" w:eastAsia="Times New Roman" w:hAnsi="Consolas" w:cs="Times New Roman"/>
+                <w:sz w:val="18"/>
+                <w:szCs w:val="18"/>
+                <w:lang w:val="es-MX"/>
+              </w:rPr>
+            </w:pPr>
+            <w:r>
+              <w:rPr>
+                <w:rFonts w:ascii="Consolas" w:eastAsia="Times New Roman" w:hAnsi="Consolas" w:cs="Times New Roman"/>
+                <w:sz w:val="18"/>
+                <w:szCs w:val="18"/>
+                <w:lang w:val="es-MX"/>
+              </w:rPr>
+              <w:t xml:space="preserve">    Para i desde </w:t>
+            </w:r>
+            <w:proofErr w:type="gramStart"/>
+            <w:r>
+              <w:rPr>
+                <w:rFonts w:ascii="Consolas" w:eastAsia="Times New Roman" w:hAnsi="Consolas" w:cs="Times New Roman"/>
+                <w:sz w:val="18"/>
+                <w:szCs w:val="18"/>
+                <w:lang w:val="es-MX"/>
+              </w:rPr>
+              <w:t>0  hasta</w:t>
+            </w:r>
+            <w:proofErr w:type="gramEnd"/>
+            <w:r>
+              <w:rPr>
+                <w:rFonts w:ascii="Consolas" w:eastAsia="Times New Roman" w:hAnsi="Consolas" w:cs="Times New Roman"/>
+                <w:sz w:val="18"/>
+                <w:szCs w:val="18"/>
+                <w:lang w:val="es-MX"/>
+              </w:rPr>
+              <w:t xml:space="preserve"> 1 hacer</w:t>
+            </w:r>
+          </w:p>
+          <w:p>
+            <w:pPr>
+              <w:jc w:val="both"/>
+              <w:rPr>
+                <w:rFonts w:ascii="Consolas" w:eastAsia="Times New Roman" w:hAnsi="Consolas" w:cs="Times New Roman"/>
+                <w:sz w:val="18"/>
+                <w:szCs w:val="18"/>
+                <w:lang w:val="es-MX"/>
+              </w:rPr>
+            </w:pPr>
+            <w:r>
+              <w:rPr>
+                <w:rFonts w:ascii="Consolas" w:eastAsia="Times New Roman" w:hAnsi="Consolas" w:cs="Times New Roman"/>
+                <w:sz w:val="18"/>
+                <w:szCs w:val="18"/>
+                <w:lang w:val="es-MX"/>
+              </w:rPr>
+              <w:t xml:space="preserve">        </w:t>
+            </w:r>
+            <w:proofErr w:type="spellStart"/>
+            <w:r>
+              <w:rPr>
+                <w:rFonts w:ascii="Consolas" w:eastAsia="Times New Roman" w:hAnsi="Consolas" w:cs="Times New Roman"/>
+                <w:sz w:val="18"/>
+                <w:szCs w:val="18"/>
+                <w:lang w:val="es-MX"/>
+              </w:rPr>
+              <w:t>Total_fallos</w:t>
+            </w:r>
+            <w:proofErr w:type="spellEnd"/>
+            <w:r>
+              <w:rPr>
+                <w:rFonts w:ascii="Consolas" w:eastAsia="Times New Roman" w:hAnsi="Consolas" w:cs="Times New Roman"/>
+                <w:sz w:val="18"/>
+                <w:szCs w:val="18"/>
+                <w:lang w:val="es-MX"/>
+              </w:rPr>
+              <w:t xml:space="preserve"> &lt;- matriz[i][1] + matriz[i][2]</w:t>
+            </w:r>
+          </w:p>
+          <w:p>
+            <w:pPr>
+              <w:jc w:val="both"/>
+              <w:rPr>
+                <w:rFonts w:ascii="Consolas" w:eastAsia="Times New Roman" w:hAnsi="Consolas" w:cs="Times New Roman"/>
+                <w:sz w:val="18"/>
+                <w:szCs w:val="18"/>
+                <w:lang w:val="es-MX"/>
+              </w:rPr>
+            </w:pPr>
+            <w:r>
+              <w:rPr>
+                <w:rFonts w:ascii="Consolas" w:eastAsia="Times New Roman" w:hAnsi="Consolas" w:cs="Times New Roman"/>
+                <w:sz w:val="18"/>
+                <w:szCs w:val="18"/>
+                <w:lang w:val="es-MX"/>
+              </w:rPr>
+              <w:t xml:space="preserve">        Si </w:t>
+            </w:r>
+            <w:proofErr w:type="spellStart"/>
+            <w:r>
+              <w:rPr>
+                <w:rFonts w:ascii="Consolas" w:eastAsia="Times New Roman" w:hAnsi="Consolas" w:cs="Times New Roman"/>
+                <w:sz w:val="18"/>
+                <w:szCs w:val="18"/>
+                <w:lang w:val="es-MX"/>
+              </w:rPr>
+              <w:t>total_fallos</w:t>
+            </w:r>
+            <w:proofErr w:type="spellEnd"/>
+            <w:r>
+              <w:rPr>
+                <w:rFonts w:ascii="Consolas" w:eastAsia="Times New Roman" w:hAnsi="Consolas" w:cs="Times New Roman"/>
+                <w:sz w:val="18"/>
+                <w:szCs w:val="18"/>
+                <w:lang w:val="es-MX"/>
+              </w:rPr>
+              <w:t xml:space="preserve"> &gt; 3 entonces</w:t>
+            </w:r>
+          </w:p>
+          <w:p>
+            <w:pPr>
+              <w:jc w:val="both"/>
+              <w:rPr>
+                <w:rFonts w:ascii="Consolas" w:eastAsia="Times New Roman" w:hAnsi="Consolas" w:cs="Times New Roman"/>
+                <w:sz w:val="18"/>
+                <w:szCs w:val="18"/>
+                <w:lang w:val="es-MX"/>
+              </w:rPr>
+            </w:pPr>
+            <w:r>
+              <w:rPr>
+                <w:rFonts w:ascii="Consolas" w:eastAsia="Times New Roman" w:hAnsi="Consolas" w:cs="Times New Roman"/>
+                <w:sz w:val="18"/>
+                <w:szCs w:val="18"/>
+                <w:lang w:val="es-MX"/>
+              </w:rPr>
+              <w:t xml:space="preserve">            Estado &lt;- “sospechoso”</w:t>
+            </w:r>
+          </w:p>
+          <w:p>
+            <w:pPr>
+              <w:jc w:val="both"/>
+              <w:rPr>
+                <w:rFonts w:ascii="Consolas" w:eastAsia="Times New Roman" w:hAnsi="Consolas" w:cs="Times New Roman"/>
+                <w:sz w:val="18"/>
+                <w:szCs w:val="18"/>
+                <w:lang w:val="es-MX"/>
+              </w:rPr>
+            </w:pPr>
+            <w:r>
+              <w:rPr>
+                <w:rFonts w:ascii="Consolas" w:eastAsia="Times New Roman" w:hAnsi="Consolas" w:cs="Times New Roman"/>
+                <w:sz w:val="18"/>
+                <w:szCs w:val="18"/>
+                <w:lang w:val="es-MX"/>
+              </w:rPr>
+              <w:t xml:space="preserve">        Si no </w:t>
+            </w:r>
+          </w:p>
+          <w:p>
+            <w:pPr>
+              <w:jc w:val="both"/>
+              <w:rPr>
+                <w:rFonts w:ascii="Consolas" w:eastAsia="Times New Roman" w:hAnsi="Consolas" w:cs="Times New Roman"/>
+                <w:sz w:val="18"/>
+                <w:szCs w:val="18"/>
+                <w:lang w:val="es-MX"/>
+              </w:rPr>
+            </w:pPr>
+            <w:r>
+              <w:rPr>
+                <w:rFonts w:ascii="Consolas" w:eastAsia="Times New Roman" w:hAnsi="Consolas" w:cs="Times New Roman"/>
+                <w:sz w:val="18"/>
+                <w:szCs w:val="18"/>
+                <w:lang w:val="es-MX"/>
+              </w:rPr>
+              <w:t xml:space="preserve">            </w:t>
+            </w:r>
+            <w:proofErr w:type="spellStart"/>
+            <w:r>
+              <w:rPr>
+                <w:rFonts w:ascii="Consolas" w:eastAsia="Times New Roman" w:hAnsi="Consolas" w:cs="Times New Roman"/>
+                <w:sz w:val="18"/>
+                <w:szCs w:val="18"/>
+                <w:lang w:val="es-MX"/>
+              </w:rPr>
+              <w:t>Estodo</w:t>
+            </w:r>
+            <w:proofErr w:type="spellEnd"/>
+            <w:r>
+              <w:rPr>
+                <w:rFonts w:ascii="Consolas" w:eastAsia="Times New Roman" w:hAnsi="Consolas" w:cs="Times New Roman"/>
+                <w:sz w:val="18"/>
+                <w:szCs w:val="18"/>
+                <w:lang w:val="es-MX"/>
+              </w:rPr>
+              <w:t xml:space="preserve"> &lt;</w:t>
+            </w:r>
+            <w:proofErr w:type="gramStart"/>
+            <w:r>
+              <w:rPr>
+                <w:rFonts w:ascii="Consolas" w:eastAsia="Times New Roman" w:hAnsi="Consolas" w:cs="Times New Roman"/>
+                <w:sz w:val="18"/>
+                <w:szCs w:val="18"/>
+                <w:lang w:val="es-MX"/>
+              </w:rPr>
+              <w:t>-“</w:t>
+            </w:r>
+            <w:proofErr w:type="gramEnd"/>
+            <w:r>
+              <w:rPr>
+                <w:rFonts w:ascii="Consolas" w:eastAsia="Times New Roman" w:hAnsi="Consolas" w:cs="Times New Roman"/>
+                <w:sz w:val="18"/>
+                <w:szCs w:val="18"/>
+                <w:lang w:val="es-MX"/>
+              </w:rPr>
+              <w:t>normal”</w:t>
+            </w:r>
+          </w:p>
+          <w:p>
+            <w:pPr>
+              <w:jc w:val="both"/>
+              <w:rPr>
+                <w:rFonts w:ascii="Consolas" w:eastAsia="Times New Roman" w:hAnsi="Consolas" w:cs="Times New Roman"/>
+                <w:sz w:val="18"/>
+                <w:szCs w:val="18"/>
+                <w:lang w:val="es-MX"/>
+              </w:rPr>
+            </w:pPr>
+            <w:r>
+              <w:rPr>
+                <w:rFonts w:ascii="Consolas" w:eastAsia="Times New Roman" w:hAnsi="Consolas" w:cs="Times New Roman"/>
+                <w:sz w:val="18"/>
+                <w:szCs w:val="18"/>
+                <w:lang w:val="es-MX"/>
+              </w:rPr>
+              <w:t xml:space="preserve">        </w:t>
+            </w:r>
+            <w:proofErr w:type="spellStart"/>
+            <w:r>
+              <w:rPr>
+                <w:rFonts w:ascii="Consolas" w:eastAsia="Times New Roman" w:hAnsi="Consolas" w:cs="Times New Roman"/>
+                <w:sz w:val="18"/>
+                <w:szCs w:val="18"/>
+                <w:lang w:val="es-MX"/>
+              </w:rPr>
+              <w:t>Finpara</w:t>
+            </w:r>
+            <w:proofErr w:type="spellEnd"/>
+            <w:r>
+              <w:rPr>
+                <w:rFonts w:ascii="Consolas" w:eastAsia="Times New Roman" w:hAnsi="Consolas" w:cs="Times New Roman"/>
+                <w:sz w:val="18"/>
+                <w:szCs w:val="18"/>
+                <w:lang w:val="es-MX"/>
+              </w:rPr>
+              <w:t xml:space="preserve"> </w:t>
+            </w:r>
+          </w:p>
+          <w:p>
+            <w:pPr>
+              <w:jc w:val="both"/>
+              <w:rPr>
+                <w:rFonts w:ascii="Consolas" w:eastAsia="Times New Roman" w:hAnsi="Consolas" w:cs="Times New Roman"/>
+                <w:sz w:val="18"/>
+                <w:szCs w:val="18"/>
+                <w:lang w:val="es-MX"/>
+              </w:rPr>
+            </w:pPr>
+            <w:r>
+              <w:rPr>
+                <w:rFonts w:ascii="Consolas" w:eastAsia="Times New Roman" w:hAnsi="Consolas" w:cs="Times New Roman"/>
+                <w:sz w:val="18"/>
+                <w:szCs w:val="18"/>
+                <w:lang w:val="es-MX"/>
+              </w:rPr>
+              <w:t xml:space="preserve">        </w:t>
+            </w:r>
+            <w:proofErr w:type="gramStart"/>
+            <w:r>
+              <w:rPr>
+                <w:rFonts w:ascii="Consolas" w:eastAsia="Times New Roman" w:hAnsi="Consolas" w:cs="Times New Roman"/>
+                <w:sz w:val="18"/>
+                <w:szCs w:val="18"/>
+                <w:lang w:val="es-MX"/>
+              </w:rPr>
+              <w:t>Imprimir  pc</w:t>
+            </w:r>
+            <w:proofErr w:type="gramEnd"/>
+            <w:r>
+              <w:rPr>
+                <w:rFonts w:ascii="Consolas" w:eastAsia="Times New Roman" w:hAnsi="Consolas" w:cs="Times New Roman"/>
+                <w:sz w:val="18"/>
+                <w:szCs w:val="18"/>
+                <w:lang w:val="es-MX"/>
+              </w:rPr>
+              <w:t>-(i+1), matriz[i][0], matriz[i][1</w:t>
+            </w:r>
+            <w:r>
+              <w:rPr>
+                <w:rFonts w:ascii="Consolas" w:eastAsia="Times New Roman" w:hAnsi="Consolas" w:cs="Times New Roman"/>
+                <w:sz w:val="18"/>
+                <w:szCs w:val="18"/>
+                <w:lang w:val="es-MX"/>
+              </w:rPr>
+              <w:t>]</w:t>
+            </w:r>
+            <w:r>
+              <w:rPr>
+                <w:rFonts w:ascii="Consolas" w:eastAsia="Times New Roman" w:hAnsi="Consolas" w:cs="Times New Roman"/>
+                <w:sz w:val="18"/>
+                <w:szCs w:val="18"/>
+                <w:lang w:val="es-MX"/>
+              </w:rPr>
+              <w:t>, matriz[i][2</w:t>
+            </w:r>
+            <w:r>
+              <w:rPr>
+                <w:rFonts w:ascii="Consolas" w:eastAsia="Times New Roman" w:hAnsi="Consolas" w:cs="Times New Roman"/>
+                <w:sz w:val="18"/>
+                <w:szCs w:val="18"/>
+                <w:lang w:val="es-MX"/>
+              </w:rPr>
+              <w:t>]</w:t>
+            </w:r>
+            <w:r>
+              <w:rPr>
+                <w:rFonts w:ascii="Consolas" w:eastAsia="Times New Roman" w:hAnsi="Consolas" w:cs="Times New Roman"/>
+                <w:sz w:val="18"/>
+                <w:szCs w:val="18"/>
+                <w:lang w:val="es-MX"/>
+              </w:rPr>
+              <w:t>, matriz[i][3</w:t>
+            </w:r>
+            <w:r>
+              <w:rPr>
+                <w:rFonts w:ascii="Consolas" w:eastAsia="Times New Roman" w:hAnsi="Consolas" w:cs="Times New Roman"/>
+                <w:sz w:val="18"/>
+                <w:szCs w:val="18"/>
+                <w:lang w:val="es-MX"/>
+              </w:rPr>
+              <w:t>]</w:t>
+            </w:r>
+            <w:r>
+              <w:rPr>
+                <w:rFonts w:ascii="Consolas" w:eastAsia="Times New Roman" w:hAnsi="Consolas" w:cs="Times New Roman"/>
+                <w:sz w:val="18"/>
+                <w:szCs w:val="18"/>
+                <w:lang w:val="es-MX"/>
+              </w:rPr>
+              <w:t xml:space="preserve">, total </w:t>
+            </w:r>
+            <w:r>
+              <w:rPr>
+                <w:rFonts w:ascii="Consolas" w:eastAsia="Times New Roman" w:hAnsi="Consolas" w:cs="Times New Roman"/>
+                <w:sz w:val="18"/>
+                <w:szCs w:val="18"/>
+                <w:lang w:val="es-MX"/>
+              </w:rPr>
+              <w:t xml:space="preserve">            </w:t>
+            </w:r>
+            <w:r>
+              <w:rPr>
+                <w:rFonts w:ascii="Consolas" w:eastAsia="Times New Roman" w:hAnsi="Consolas" w:cs="Times New Roman"/>
+                <w:sz w:val="18"/>
+                <w:szCs w:val="18"/>
+                <w:lang w:val="es-MX"/>
+              </w:rPr>
+              <w:t>de fallos, estado</w:t>
+            </w:r>
+          </w:p>
+          <w:p>
+            <w:pPr>
+              <w:jc w:val="both"/>
+              <w:rPr>
+                <w:rFonts w:ascii="Consolas" w:eastAsia="Times New Roman" w:hAnsi="Consolas" w:cs="Times New Roman"/>
+                <w:sz w:val="18"/>
+                <w:szCs w:val="18"/>
+                <w:lang w:val="es-MX"/>
+              </w:rPr>
+            </w:pPr>
+            <w:r>
+              <w:rPr>
+                <w:rFonts w:ascii="Consolas" w:eastAsia="Times New Roman" w:hAnsi="Consolas" w:cs="Times New Roman"/>
+                <w:sz w:val="18"/>
+                <w:szCs w:val="18"/>
+                <w:lang w:val="es-MX"/>
+              </w:rPr>
+              <w:t xml:space="preserve">    </w:t>
+            </w:r>
+            <w:proofErr w:type="spellStart"/>
+            <w:r>
+              <w:rPr>
+                <w:rFonts w:ascii="Consolas" w:eastAsia="Times New Roman" w:hAnsi="Consolas" w:cs="Times New Roman"/>
+                <w:sz w:val="18"/>
+                <w:szCs w:val="18"/>
+                <w:lang w:val="es-MX"/>
+              </w:rPr>
+              <w:t>Finpara</w:t>
+            </w:r>
+            <w:proofErr w:type="spellEnd"/>
+          </w:p>
+          <w:p>
+            <w:pPr>
+              <w:jc w:val="both"/>
+              <w:rPr>
+                <w:rFonts w:ascii="Consolas" w:eastAsia="Times New Roman" w:hAnsi="Consolas" w:cs="Times New Roman"/>
+                <w:sz w:val="18"/>
+                <w:szCs w:val="18"/>
+                <w:lang w:val="es-MX"/>
+              </w:rPr>
+            </w:pPr>
+            <w:r>
+              <w:rPr>
+                <w:rFonts w:ascii="Consolas" w:eastAsia="Times New Roman" w:hAnsi="Consolas" w:cs="Times New Roman"/>
+                <w:sz w:val="18"/>
+                <w:szCs w:val="18"/>
+                <w:lang w:val="es-MX"/>
+              </w:rPr>
+              <w:t>Fin</w:t>
+            </w:r>
           </w:p>
         </w:tc>
       </w:tr>
@@ -1087,6 +2926,7 @@
                 <w:u w:val="single"/>
                 <w:lang w:val="es-MX"/>
               </w:rPr>
+              <w:lastRenderedPageBreak/>
               <w:t>ALGORITMO 1</w:t>
             </w:r>
           </w:p>
@@ -1098,18 +2938,7 @@
               </w:rPr>
             </w:pPr>
             <w:r>
-              <w:rPr>
-                <w:rFonts w:ascii="Consolas" w:eastAsia="Times New Roman" w:hAnsi="Consolas" w:cs="Consolas"/>
-                <w:b/>
-                <w:bCs/>
-                <w:i/>
-                <w:iCs/>
-                <w:color w:val="FFFFFF"/>
-                <w:u w:val="single"/>
-                <w:lang w:val="es-MX"/>
-              </w:rPr>
-              <w:lastRenderedPageBreak/>
-              <w:t>TÍTULO</w:t>
+              <w:t>Procesamiento y Clasificación de Intentos de Acceso</w:t>
             </w:r>
           </w:p>
         </w:tc>
@@ -1139,12 +2968,6 @@
             <w:pPr>
               <w:jc w:val="both"/>
               <w:rPr>
-                <w:rFonts w:ascii="Times New Roman" w:eastAsia="Times New Roman" w:hAnsi="Times New Roman" w:cs="Times New Roman"/>
-                <w:lang w:val="es-MX"/>
-              </w:rPr>
-            </w:pPr>
-            <w:r>
-              <w:rPr>
                 <w:rFonts w:ascii="Consolas" w:eastAsia="Times New Roman" w:hAnsi="Consolas" w:cs="Consolas"/>
                 <w:b/>
                 <w:bCs/>
@@ -1153,44 +2976,6 @@
                 <w:szCs w:val="18"/>
                 <w:lang w:val="es-MX"/>
               </w:rPr>
-              <w:lastRenderedPageBreak/>
-              <w:t>DESCRIPCIÓN</w:t>
-            </w:r>
-          </w:p>
-          <w:p>
-            <w:pPr>
-              <w:jc w:val="both"/>
-              <w:rPr>
-                <w:rFonts w:ascii="Times New Roman" w:eastAsia="Times New Roman" w:hAnsi="Times New Roman" w:cs="Times New Roman"/>
-                <w:lang w:val="es-MX"/>
-              </w:rPr>
-            </w:pPr>
-            <w:r>
-              <w:rPr>
-                <w:rFonts w:ascii="Consolas" w:eastAsia="Times New Roman" w:hAnsi="Consolas" w:cs="Consolas"/>
-                <w:color w:val="000000"/>
-                <w:sz w:val="18"/>
-                <w:szCs w:val="18"/>
-                <w:lang w:val="es-MX"/>
-              </w:rPr>
-              <w:t> </w:t>
-            </w:r>
-          </w:p>
-          <w:p>
-            <w:pPr>
-              <w:rPr>
-                <w:rFonts w:ascii="Times New Roman" w:eastAsia="Times New Roman" w:hAnsi="Times New Roman" w:cs="Times New Roman"/>
-                <w:lang w:val="es-MX"/>
-              </w:rPr>
-            </w:pPr>
-          </w:p>
-          <w:p>
-            <w:pPr>
-              <w:jc w:val="both"/>
-              <w:rPr>
-                <w:rFonts w:ascii="Times New Roman" w:eastAsia="Times New Roman" w:hAnsi="Times New Roman" w:cs="Times New Roman"/>
-                <w:lang w:val="es-MX"/>
-              </w:rPr>
             </w:pPr>
             <w:r>
               <w:rPr>
@@ -1202,12 +2987,60 @@
                 <w:szCs w:val="18"/>
                 <w:lang w:val="es-MX"/>
               </w:rPr>
-              <w:t>ENTRADA:</w:t>
-            </w:r>
-          </w:p>
-          <w:p>
-            <w:pPr>
-              <w:spacing w:after="240"/>
+              <w:t>DESCRIPCIÓN</w:t>
+            </w:r>
+          </w:p>
+          <w:p>
+            <w:pPr>
+              <w:rPr>
+                <w:rFonts w:ascii="Consolas" w:eastAsia="Times New Roman" w:hAnsi="Consolas" w:cs="Times New Roman"/>
+                <w:sz w:val="18"/>
+                <w:szCs w:val="18"/>
+                <w:lang w:val="es-MX" w:eastAsia="es-MX"/>
+              </w:rPr>
+            </w:pPr>
+            <w:proofErr w:type="gramStart"/>
+            <w:r>
+              <w:rPr>
+                <w:rFonts w:ascii="Consolas" w:eastAsia="Times New Roman" w:hAnsi="Consolas" w:cs="Times New Roman"/>
+                <w:sz w:val="18"/>
+                <w:szCs w:val="18"/>
+                <w:lang w:val="es-MX" w:eastAsia="es-MX"/>
+              </w:rPr>
+              <w:t>Módulo encargados</w:t>
+            </w:r>
+            <w:proofErr w:type="gramEnd"/>
+            <w:r>
+              <w:rPr>
+                <w:rFonts w:ascii="Consolas" w:eastAsia="Times New Roman" w:hAnsi="Consolas" w:cs="Times New Roman"/>
+                <w:sz w:val="18"/>
+                <w:szCs w:val="18"/>
+                <w:lang w:val="es-MX" w:eastAsia="es-MX"/>
+              </w:rPr>
+              <w:t xml:space="preserve"> de mapear eventos a columnas, actualizar contadores en memoria mediante apuntadores y determinar el estado final del equipo según el umbral </w:t>
+            </w:r>
+            <w:r>
+              <w:rPr>
+                <w:rFonts w:ascii="Consolas" w:eastAsia="Times New Roman" w:hAnsi="Consolas" w:cs="Times New Roman"/>
+                <w:sz w:val="18"/>
+                <w:szCs w:val="18"/>
+                <w:lang w:val="es-MX" w:eastAsia="es-MX"/>
+              </w:rPr>
+              <w:t>X=3</w:t>
+            </w:r>
+            <w:r>
+              <w:rPr>
+                <w:rFonts w:ascii="Consolas" w:eastAsia="Times New Roman" w:hAnsi="Consolas" w:cs="Times New Roman"/>
+                <w:sz w:val="18"/>
+                <w:szCs w:val="18"/>
+                <w:lang w:val="es-MX" w:eastAsia="es-MX"/>
+              </w:rPr>
+              <w:t xml:space="preserve">. </w:t>
+            </w:r>
+          </w:p>
+          <w:p>
+            <w:pPr>
+              <w:jc w:val="both"/>
               <w:rPr>
                 <w:rFonts w:ascii="Times New Roman" w:eastAsia="Times New Roman" w:hAnsi="Times New Roman" w:cs="Times New Roman"/>
                 <w:lang w:val="es-MX"/>
@@ -1219,6 +3052,35 @@
               <w:jc w:val="both"/>
               <w:rPr>
                 <w:rFonts w:ascii="Times New Roman" w:eastAsia="Times New Roman" w:hAnsi="Times New Roman" w:cs="Times New Roman"/>
+                <w:lang w:val="es-MX"/>
+              </w:rPr>
+            </w:pPr>
+            <w:r>
+              <w:rPr>
+                <w:rFonts w:ascii="Consolas" w:eastAsia="Times New Roman" w:hAnsi="Consolas" w:cs="Consolas"/>
+                <w:color w:val="000000"/>
+                <w:sz w:val="18"/>
+                <w:szCs w:val="18"/>
+                <w:lang w:val="es-MX"/>
+              </w:rPr>
+              <w:t> </w:t>
+            </w:r>
+          </w:p>
+          <w:p>
+            <w:pPr>
+              <w:rPr>
+                <w:rFonts w:ascii="Times New Roman" w:eastAsia="Times New Roman" w:hAnsi="Times New Roman" w:cs="Times New Roman"/>
+                <w:lang w:val="es-MX"/>
+              </w:rPr>
+            </w:pPr>
+          </w:p>
+          <w:p>
+            <w:pPr>
+              <w:jc w:val="both"/>
+              <w:rPr>
+                <w:rFonts w:ascii="Consolas" w:eastAsia="Times New Roman" w:hAnsi="Consolas" w:cs="Times New Roman"/>
+                <w:sz w:val="18"/>
+                <w:szCs w:val="18"/>
                 <w:lang w:val="es-MX"/>
               </w:rPr>
             </w:pPr>
@@ -1232,26 +3094,8 @@
                 <w:szCs w:val="18"/>
                 <w:lang w:val="es-MX"/>
               </w:rPr>
-              <w:t>SALIDA:</w:t>
-            </w:r>
-          </w:p>
-          <w:p>
-            <w:pPr>
-              <w:spacing w:after="240"/>
-              <w:rPr>
-                <w:rFonts w:ascii="Times New Roman" w:eastAsia="Times New Roman" w:hAnsi="Times New Roman" w:cs="Times New Roman"/>
-                <w:lang w:val="es-MX"/>
-              </w:rPr>
-            </w:pPr>
-          </w:p>
-          <w:p>
-            <w:pPr>
-              <w:jc w:val="both"/>
-              <w:rPr>
-                <w:rFonts w:ascii="Times New Roman" w:eastAsia="Times New Roman" w:hAnsi="Times New Roman" w:cs="Times New Roman"/>
-                <w:lang w:val="es-MX"/>
-              </w:rPr>
-            </w:pPr>
+              <w:t>ENTRADA</w:t>
+            </w:r>
             <w:r>
               <w:rPr>
                 <w:rFonts w:ascii="Consolas" w:eastAsia="Times New Roman" w:hAnsi="Consolas" w:cs="Consolas"/>
@@ -1262,35 +3106,107 @@
                 <w:szCs w:val="18"/>
                 <w:lang w:val="es-MX"/>
               </w:rPr>
-              <w:t>PROCESO:</w:t>
-            </w:r>
-          </w:p>
-          <w:p>
-            <w:pPr>
-              <w:jc w:val="both"/>
-              <w:rPr>
-                <w:rFonts w:ascii="Times New Roman" w:eastAsia="Times New Roman" w:hAnsi="Times New Roman" w:cs="Times New Roman"/>
-                <w:lang w:val="es-MX"/>
-              </w:rPr>
-            </w:pPr>
-            <w:r>
-              <w:rPr>
-                <w:rFonts w:ascii="Consolas" w:eastAsia="Times New Roman" w:hAnsi="Consolas" w:cs="Consolas"/>
-                <w:color w:val="000000"/>
-                <w:sz w:val="18"/>
-                <w:szCs w:val="18"/>
-                <w:lang w:val="es-MX"/>
-              </w:rPr>
-              <w:t> </w:t>
-            </w:r>
-          </w:p>
-          <w:p>
-            <w:pPr>
-              <w:rPr>
-                <w:rFonts w:ascii="Times New Roman" w:eastAsia="Times New Roman" w:hAnsi="Times New Roman" w:cs="Times New Roman"/>
-                <w:lang w:val="es-MX"/>
-              </w:rPr>
-            </w:pPr>
+              <w:t>:</w:t>
+            </w:r>
+            <w:r>
+              <w:rPr>
+                <w:rFonts w:ascii="Consolas" w:hAnsi="Consolas"/>
+                <w:sz w:val="18"/>
+                <w:szCs w:val="18"/>
+              </w:rPr>
+              <w:t xml:space="preserve"> </w:t>
+            </w:r>
+            <w:r>
+              <w:rPr>
+                <w:rFonts w:ascii="Consolas" w:hAnsi="Consolas"/>
+                <w:sz w:val="18"/>
+                <w:szCs w:val="18"/>
+              </w:rPr>
+              <w:t xml:space="preserve">Carácter de evento </w:t>
+            </w:r>
+            <w:proofErr w:type="spellStart"/>
+            <w:r>
+              <w:rPr>
+                <w:rStyle w:val="CdigoHTML"/>
+                <w:rFonts w:ascii="Consolas" w:eastAsiaTheme="minorEastAsia" w:hAnsi="Consolas"/>
+                <w:sz w:val="18"/>
+                <w:szCs w:val="18"/>
+              </w:rPr>
+              <w:t>evento</w:t>
+            </w:r>
+            <w:proofErr w:type="spellEnd"/>
+            <w:r>
+              <w:rPr>
+                <w:rFonts w:ascii="Consolas" w:hAnsi="Consolas"/>
+                <w:sz w:val="18"/>
+                <w:szCs w:val="18"/>
+              </w:rPr>
+              <w:t xml:space="preserve"> (</w:t>
+            </w:r>
+            <w:proofErr w:type="spellStart"/>
+            <w:r>
+              <w:rPr>
+                <w:rStyle w:val="CdigoHTML"/>
+                <w:rFonts w:ascii="Consolas" w:eastAsiaTheme="minorEastAsia" w:hAnsi="Consolas"/>
+                <w:sz w:val="18"/>
+                <w:szCs w:val="18"/>
+              </w:rPr>
+              <w:t>char</w:t>
+            </w:r>
+            <w:proofErr w:type="spellEnd"/>
+            <w:r>
+              <w:rPr>
+                <w:rFonts w:ascii="Consolas" w:hAnsi="Consolas"/>
+                <w:sz w:val="18"/>
+                <w:szCs w:val="18"/>
+              </w:rPr>
+              <w:t xml:space="preserve">), Dirección de celda de matriz </w:t>
+            </w:r>
+            <w:r>
+              <w:rPr>
+                <w:rStyle w:val="CdigoHTML"/>
+                <w:rFonts w:ascii="Consolas" w:eastAsiaTheme="minorEastAsia" w:hAnsi="Consolas"/>
+                <w:sz w:val="18"/>
+                <w:szCs w:val="18"/>
+              </w:rPr>
+              <w:t>celda</w:t>
+            </w:r>
+            <w:r>
+              <w:rPr>
+                <w:rFonts w:ascii="Consolas" w:hAnsi="Consolas"/>
+                <w:sz w:val="18"/>
+                <w:szCs w:val="18"/>
+              </w:rPr>
+              <w:t xml:space="preserve"> (</w:t>
+            </w:r>
+            <w:proofErr w:type="spellStart"/>
+            <w:r>
+              <w:rPr>
+                <w:rStyle w:val="CdigoHTML"/>
+                <w:rFonts w:ascii="Consolas" w:eastAsiaTheme="minorEastAsia" w:hAnsi="Consolas"/>
+                <w:sz w:val="18"/>
+                <w:szCs w:val="18"/>
+              </w:rPr>
+              <w:t>int</w:t>
+            </w:r>
+            <w:proofErr w:type="spellEnd"/>
+            <w:r>
+              <w:rPr>
+                <w:rStyle w:val="CdigoHTML"/>
+                <w:rFonts w:ascii="Consolas" w:eastAsiaTheme="minorEastAsia" w:hAnsi="Consolas"/>
+                <w:sz w:val="18"/>
+                <w:szCs w:val="18"/>
+              </w:rPr>
+              <w:t>*</w:t>
+            </w:r>
+            <w:r>
+              <w:rPr>
+                <w:rFonts w:ascii="Consolas" w:hAnsi="Consolas"/>
+                <w:sz w:val="18"/>
+                <w:szCs w:val="18"/>
+              </w:rPr>
+              <w:t>).</w:t>
+            </w:r>
           </w:p>
           <w:p>
             <w:pPr>
@@ -1310,17 +3226,38 @@
                 <w:szCs w:val="18"/>
                 <w:lang w:val="es-MX"/>
               </w:rPr>
-              <w:t>MÓDULOS:</w:t>
-            </w:r>
-          </w:p>
-          <w:p>
-            <w:pPr>
-              <w:spacing w:after="240"/>
-              <w:rPr>
-                <w:rFonts w:ascii="Times New Roman" w:eastAsia="Times New Roman" w:hAnsi="Times New Roman" w:cs="Times New Roman"/>
-                <w:lang w:val="es-MX"/>
-              </w:rPr>
-            </w:pPr>
+              <w:t>SALIDA:</w:t>
+            </w:r>
+            <w:r>
+              <w:t xml:space="preserve"> </w:t>
+            </w:r>
+            <w:r>
+              <w:rPr>
+                <w:rFonts w:ascii="Consolas" w:hAnsi="Consolas"/>
+                <w:sz w:val="18"/>
+                <w:szCs w:val="18"/>
+              </w:rPr>
+              <w:t>Índice de columna (</w:t>
+            </w:r>
+            <w:proofErr w:type="spellStart"/>
+            <w:r>
+              <w:rPr>
+                <w:rStyle w:val="CdigoHTML"/>
+                <w:rFonts w:ascii="Consolas" w:eastAsiaTheme="minorEastAsia" w:hAnsi="Consolas"/>
+                <w:sz w:val="18"/>
+                <w:szCs w:val="18"/>
+              </w:rPr>
+              <w:t>int</w:t>
+            </w:r>
+            <w:proofErr w:type="spellEnd"/>
+            <w:r>
+              <w:rPr>
+                <w:rFonts w:ascii="Consolas" w:hAnsi="Consolas"/>
+                <w:sz w:val="18"/>
+                <w:szCs w:val="18"/>
+              </w:rPr>
+              <w:t>), Modificación directa de la casilla de memoria.</w:t>
+            </w:r>
           </w:p>
           <w:p>
             <w:pPr>
@@ -1340,25 +3277,248 @@
                 <w:szCs w:val="18"/>
                 <w:lang w:val="es-MX"/>
               </w:rPr>
-              <w:t>VARIABLES:</w:t>
-            </w:r>
-          </w:p>
-          <w:p>
-            <w:pPr>
-              <w:numPr>
-                <w:ilvl w:val="0"/>
-                <w:numId w:val="10"/>
-              </w:numPr>
-              <w:spacing w:before="100" w:beforeAutospacing="1" w:after="100" w:afterAutospacing="1"/>
-              <w:textAlignment w:val="baseline"/>
-              <w:rPr>
-                <w:rFonts w:ascii="Consolas" w:eastAsia="Times New Roman" w:hAnsi="Consolas" w:cs="Consolas"/>
-                <w:color w:val="000000"/>
-                <w:sz w:val="18"/>
-                <w:szCs w:val="18"/>
-                <w:lang w:val="es-MX"/>
-              </w:rPr>
-            </w:pPr>
+              <w:t>PROCESO:</w:t>
+            </w:r>
+            <w:r>
+              <w:t xml:space="preserve"> </w:t>
+            </w:r>
+            <w:r>
+              <w:rPr>
+                <w:rFonts w:ascii="Consolas" w:hAnsi="Consolas"/>
+                <w:sz w:val="18"/>
+                <w:szCs w:val="18"/>
+              </w:rPr>
+              <w:t>Retorna la columna fija asignada a cada tipo de evento e incrementa directamente la memoria referenciada.</w:t>
+            </w:r>
+          </w:p>
+          <w:p>
+            <w:pPr>
+              <w:jc w:val="both"/>
+              <w:rPr>
+                <w:rFonts w:ascii="Times New Roman" w:eastAsia="Times New Roman" w:hAnsi="Times New Roman" w:cs="Times New Roman"/>
+                <w:lang w:val="es-MX"/>
+              </w:rPr>
+            </w:pPr>
+            <w:r>
+              <w:rPr>
+                <w:rFonts w:ascii="Consolas" w:eastAsia="Times New Roman" w:hAnsi="Consolas" w:cs="Consolas"/>
+                <w:b/>
+                <w:bCs/>
+                <w:color w:val="000000"/>
+                <w:sz w:val="18"/>
+                <w:szCs w:val="18"/>
+                <w:lang w:val="es-MX"/>
+              </w:rPr>
+              <w:t>MÓDULOS:</w:t>
+            </w:r>
+            <w:r>
+              <w:t xml:space="preserve"> </w:t>
+            </w:r>
+            <w:proofErr w:type="spellStart"/>
+            <w:proofErr w:type="gramStart"/>
+            <w:r>
+              <w:rPr>
+                <w:rFonts w:ascii="Consolas" w:hAnsi="Consolas"/>
+                <w:sz w:val="18"/>
+                <w:szCs w:val="18"/>
+              </w:rPr>
+              <w:t>obtenerColumna</w:t>
+            </w:r>
+            <w:proofErr w:type="spellEnd"/>
+            <w:r>
+              <w:rPr>
+                <w:rFonts w:ascii="Consolas" w:hAnsi="Consolas"/>
+                <w:sz w:val="18"/>
+                <w:szCs w:val="18"/>
+              </w:rPr>
+              <w:t>(</w:t>
+            </w:r>
+            <w:proofErr w:type="gramEnd"/>
+            <w:r>
+              <w:rPr>
+                <w:rFonts w:ascii="Consolas" w:hAnsi="Consolas"/>
+                <w:sz w:val="18"/>
+                <w:szCs w:val="18"/>
+              </w:rPr>
+              <w:t xml:space="preserve">evento: </w:t>
+            </w:r>
+            <w:proofErr w:type="spellStart"/>
+            <w:r>
+              <w:rPr>
+                <w:rFonts w:ascii="Consolas" w:hAnsi="Consolas"/>
+                <w:sz w:val="18"/>
+                <w:szCs w:val="18"/>
+              </w:rPr>
+              <w:t>char</w:t>
+            </w:r>
+            <w:proofErr w:type="spellEnd"/>
+            <w:r>
+              <w:rPr>
+                <w:rFonts w:ascii="Consolas" w:hAnsi="Consolas"/>
+                <w:sz w:val="18"/>
+                <w:szCs w:val="18"/>
+              </w:rPr>
+              <w:t xml:space="preserve">): </w:t>
+            </w:r>
+            <w:proofErr w:type="spellStart"/>
+            <w:r>
+              <w:rPr>
+                <w:rFonts w:ascii="Consolas" w:hAnsi="Consolas"/>
+                <w:sz w:val="18"/>
+                <w:szCs w:val="18"/>
+              </w:rPr>
+              <w:t>int</w:t>
+            </w:r>
+            <w:proofErr w:type="spellEnd"/>
+            <w:r>
+              <w:rPr>
+                <w:rFonts w:ascii="Consolas" w:hAnsi="Consolas"/>
+                <w:sz w:val="18"/>
+                <w:szCs w:val="18"/>
+              </w:rPr>
+              <w:t xml:space="preserve"> y </w:t>
+            </w:r>
+            <w:proofErr w:type="spellStart"/>
+            <w:r>
+              <w:rPr>
+                <w:rFonts w:ascii="Consolas" w:hAnsi="Consolas"/>
+                <w:sz w:val="18"/>
+                <w:szCs w:val="18"/>
+              </w:rPr>
+              <w:t>sumarEvento</w:t>
+            </w:r>
+            <w:proofErr w:type="spellEnd"/>
+            <w:r>
+              <w:rPr>
+                <w:rFonts w:ascii="Consolas" w:hAnsi="Consolas"/>
+                <w:sz w:val="18"/>
+                <w:szCs w:val="18"/>
+              </w:rPr>
+              <w:t xml:space="preserve">(celda: </w:t>
+            </w:r>
+            <w:proofErr w:type="spellStart"/>
+            <w:r>
+              <w:rPr>
+                <w:rFonts w:ascii="Consolas" w:hAnsi="Consolas"/>
+                <w:sz w:val="18"/>
+                <w:szCs w:val="18"/>
+              </w:rPr>
+              <w:t>int</w:t>
+            </w:r>
+            <w:proofErr w:type="spellEnd"/>
+            <w:r>
+              <w:rPr>
+                <w:rFonts w:ascii="Consolas" w:hAnsi="Consolas"/>
+                <w:sz w:val="18"/>
+                <w:szCs w:val="18"/>
+              </w:rPr>
+              <w:t xml:space="preserve">*): </w:t>
+            </w:r>
+            <w:proofErr w:type="spellStart"/>
+            <w:r>
+              <w:rPr>
+                <w:rFonts w:ascii="Consolas" w:hAnsi="Consolas"/>
+                <w:sz w:val="18"/>
+                <w:szCs w:val="18"/>
+              </w:rPr>
+              <w:t>void</w:t>
+            </w:r>
+            <w:proofErr w:type="spellEnd"/>
+          </w:p>
+          <w:p>
+            <w:pPr>
+              <w:spacing w:after="240"/>
+              <w:rPr>
+                <w:rFonts w:ascii="Times New Roman" w:eastAsia="Times New Roman" w:hAnsi="Times New Roman" w:cs="Times New Roman"/>
+                <w:lang w:val="es-MX"/>
+              </w:rPr>
+            </w:pPr>
+            <w:r>
+              <w:rPr>
+                <w:rFonts w:ascii="Consolas" w:eastAsia="Times New Roman" w:hAnsi="Consolas" w:cs="Consolas"/>
+                <w:b/>
+                <w:bCs/>
+                <w:color w:val="000000"/>
+                <w:sz w:val="18"/>
+                <w:szCs w:val="18"/>
+                <w:lang w:val="es-MX"/>
+              </w:rPr>
+              <w:t xml:space="preserve">VARIABLES: </w:t>
+            </w:r>
+            <w:r>
+              <w:rPr>
+                <w:rStyle w:val="CdigoHTML"/>
+                <w:rFonts w:ascii="Consolas" w:eastAsiaTheme="minorEastAsia" w:hAnsi="Consolas"/>
+                <w:sz w:val="18"/>
+                <w:szCs w:val="18"/>
+              </w:rPr>
+              <w:t>evento</w:t>
+            </w:r>
+            <w:r>
+              <w:rPr>
+                <w:rFonts w:ascii="Consolas" w:hAnsi="Consolas"/>
+                <w:sz w:val="18"/>
+                <w:szCs w:val="18"/>
+              </w:rPr>
+              <w:t xml:space="preserve">: </w:t>
+            </w:r>
+            <w:proofErr w:type="spellStart"/>
+            <w:r>
+              <w:rPr>
+                <w:rStyle w:val="CdigoHTML"/>
+                <w:rFonts w:ascii="Consolas" w:eastAsiaTheme="minorEastAsia" w:hAnsi="Consolas"/>
+                <w:sz w:val="18"/>
+                <w:szCs w:val="18"/>
+              </w:rPr>
+              <w:t>char</w:t>
+            </w:r>
+            <w:proofErr w:type="spellEnd"/>
+            <w:r>
+              <w:rPr>
+                <w:rStyle w:val="CdigoHTML"/>
+                <w:rFonts w:ascii="Consolas" w:eastAsiaTheme="minorEastAsia" w:hAnsi="Consolas"/>
+                <w:sz w:val="18"/>
+                <w:szCs w:val="18"/>
+              </w:rPr>
+              <w:t xml:space="preserve"> y </w:t>
+            </w:r>
+            <w:r>
+              <w:rPr>
+                <w:rStyle w:val="CdigoHTML"/>
+                <w:rFonts w:ascii="Consolas" w:eastAsiaTheme="minorEastAsia" w:hAnsi="Consolas"/>
+                <w:sz w:val="18"/>
+                <w:szCs w:val="18"/>
+              </w:rPr>
+              <w:t>celda</w:t>
+            </w:r>
+            <w:r>
+              <w:rPr>
+                <w:rFonts w:ascii="Consolas" w:hAnsi="Consolas"/>
+                <w:sz w:val="18"/>
+                <w:szCs w:val="18"/>
+              </w:rPr>
+              <w:t xml:space="preserve">: </w:t>
+            </w:r>
+            <w:proofErr w:type="spellStart"/>
+            <w:r>
+              <w:rPr>
+                <w:rStyle w:val="CdigoHTML"/>
+                <w:rFonts w:ascii="Consolas" w:eastAsiaTheme="minorEastAsia" w:hAnsi="Consolas"/>
+                <w:sz w:val="18"/>
+                <w:szCs w:val="18"/>
+              </w:rPr>
+              <w:t>int</w:t>
+            </w:r>
+            <w:proofErr w:type="spellEnd"/>
+            <w:r>
+              <w:rPr>
+                <w:rStyle w:val="CdigoHTML"/>
+                <w:rFonts w:ascii="Consolas" w:eastAsiaTheme="minorEastAsia" w:hAnsi="Consolas"/>
+                <w:sz w:val="18"/>
+                <w:szCs w:val="18"/>
+              </w:rPr>
+              <w:t>*</w:t>
+            </w:r>
           </w:p>
         </w:tc>
       </w:tr>
@@ -1455,15 +3615,292 @@
           </w:p>
           <w:p>
             <w:pPr>
-              <w:numPr>
-                <w:ilvl w:val="0"/>
-                <w:numId w:val="11"/>
-              </w:numPr>
-              <w:spacing w:before="100" w:beforeAutospacing="1" w:after="100" w:afterAutospacing="1"/>
-              <w:textAlignment w:val="baseline"/>
-              <w:rPr>
-                <w:rFonts w:ascii="Consolas" w:eastAsia="Times New Roman" w:hAnsi="Consolas" w:cs="Consolas"/>
-                <w:color w:val="000000"/>
+              <w:jc w:val="both"/>
+              <w:rPr>
+                <w:rFonts w:ascii="Consolas" w:hAnsi="Consolas"/>
+                <w:sz w:val="18"/>
+                <w:szCs w:val="18"/>
+              </w:rPr>
+            </w:pPr>
+            <w:proofErr w:type="spellStart"/>
+            <w:r>
+              <w:rPr>
+                <w:rFonts w:ascii="Consolas" w:hAnsi="Consolas"/>
+                <w:sz w:val="18"/>
+                <w:szCs w:val="18"/>
+              </w:rPr>
+              <w:t>obtenerColumna</w:t>
+            </w:r>
+            <w:proofErr w:type="spellEnd"/>
+            <w:r>
+              <w:rPr>
+                <w:rFonts w:ascii="Consolas" w:hAnsi="Consolas"/>
+                <w:sz w:val="18"/>
+                <w:szCs w:val="18"/>
+              </w:rPr>
+              <w:t>(evento):</w:t>
+            </w:r>
+          </w:p>
+          <w:p>
+            <w:pPr>
+              <w:jc w:val="both"/>
+              <w:rPr>
+                <w:rFonts w:ascii="Consolas" w:hAnsi="Consolas"/>
+                <w:sz w:val="18"/>
+                <w:szCs w:val="18"/>
+              </w:rPr>
+            </w:pPr>
+            <w:r>
+              <w:rPr>
+                <w:rFonts w:ascii="Consolas" w:hAnsi="Consolas"/>
+                <w:sz w:val="18"/>
+                <w:szCs w:val="18"/>
+              </w:rPr>
+              <w:t xml:space="preserve">    si evento == C retornar 0</w:t>
+            </w:r>
+          </w:p>
+          <w:p>
+            <w:pPr>
+              <w:jc w:val="both"/>
+              <w:rPr>
+                <w:rFonts w:ascii="Consolas" w:eastAsia="Times New Roman" w:hAnsi="Consolas" w:cs="Times New Roman"/>
+                <w:sz w:val="18"/>
+                <w:szCs w:val="18"/>
+                <w:lang w:val="es-MX"/>
+              </w:rPr>
+            </w:pPr>
+            <w:r>
+              <w:rPr>
+                <w:rFonts w:ascii="Consolas" w:hAnsi="Consolas"/>
+                <w:sz w:val="18"/>
+                <w:szCs w:val="18"/>
+              </w:rPr>
+              <w:t xml:space="preserve">    si evento == I retornar 1</w:t>
+            </w:r>
+          </w:p>
+          <w:p>
+            <w:pPr>
+              <w:jc w:val="both"/>
+              <w:rPr>
+                <w:rFonts w:ascii="Consolas" w:eastAsia="Times New Roman" w:hAnsi="Consolas" w:cs="Times New Roman"/>
+                <w:sz w:val="18"/>
+                <w:szCs w:val="18"/>
+                <w:lang w:val="es-MX"/>
+              </w:rPr>
+            </w:pPr>
+            <w:r>
+              <w:rPr>
+                <w:rFonts w:ascii="Consolas" w:eastAsia="Times New Roman" w:hAnsi="Consolas" w:cs="Times New Roman"/>
+                <w:sz w:val="18"/>
+                <w:szCs w:val="18"/>
+                <w:lang w:val="es-MX"/>
+              </w:rPr>
+              <w:t xml:space="preserve">    </w:t>
+            </w:r>
+            <w:r>
+              <w:rPr>
+                <w:rFonts w:ascii="Consolas" w:hAnsi="Consolas"/>
+                <w:sz w:val="18"/>
+                <w:szCs w:val="18"/>
+              </w:rPr>
+              <w:t>si evento == N retornar 2</w:t>
+            </w:r>
+          </w:p>
+          <w:p>
+            <w:pPr>
+              <w:jc w:val="both"/>
+              <w:rPr>
+                <w:rFonts w:ascii="Consolas" w:hAnsi="Consolas"/>
+                <w:sz w:val="18"/>
+                <w:szCs w:val="18"/>
+              </w:rPr>
+            </w:pPr>
+            <w:r>
+              <w:rPr>
+                <w:rFonts w:ascii="Consolas" w:eastAsia="Times New Roman" w:hAnsi="Consolas" w:cs="Times New Roman"/>
+                <w:sz w:val="18"/>
+                <w:szCs w:val="18"/>
+                <w:lang w:val="es-MX"/>
+              </w:rPr>
+              <w:t xml:space="preserve">    </w:t>
+            </w:r>
+            <w:r>
+              <w:rPr>
+                <w:rFonts w:ascii="Consolas" w:hAnsi="Consolas"/>
+                <w:sz w:val="18"/>
+                <w:szCs w:val="18"/>
+              </w:rPr>
+              <w:t>si evento == B retornar 3</w:t>
+            </w:r>
+          </w:p>
+          <w:p>
+            <w:pPr>
+              <w:jc w:val="both"/>
+              <w:rPr>
+                <w:rFonts w:ascii="Consolas" w:hAnsi="Consolas"/>
+                <w:sz w:val="18"/>
+                <w:szCs w:val="18"/>
+              </w:rPr>
+            </w:pPr>
+            <w:r>
+              <w:rPr>
+                <w:rFonts w:ascii="Consolas" w:hAnsi="Consolas"/>
+                <w:sz w:val="18"/>
+                <w:szCs w:val="18"/>
+              </w:rPr>
+              <w:t xml:space="preserve">    retornar -1</w:t>
+            </w:r>
+          </w:p>
+          <w:p>
+            <w:pPr>
+              <w:jc w:val="both"/>
+              <w:rPr>
+                <w:rFonts w:ascii="Consolas" w:hAnsi="Consolas"/>
+                <w:sz w:val="18"/>
+                <w:szCs w:val="18"/>
+              </w:rPr>
+            </w:pPr>
+          </w:p>
+          <w:p>
+            <w:pPr>
+              <w:jc w:val="both"/>
+              <w:rPr>
+                <w:rFonts w:ascii="Consolas" w:hAnsi="Consolas"/>
+                <w:sz w:val="18"/>
+                <w:szCs w:val="18"/>
+              </w:rPr>
+            </w:pPr>
+            <w:proofErr w:type="spellStart"/>
+            <w:r>
+              <w:rPr>
+                <w:rFonts w:ascii="Consolas" w:hAnsi="Consolas"/>
+                <w:sz w:val="18"/>
+                <w:szCs w:val="18"/>
+              </w:rPr>
+              <w:t>sumarEvento</w:t>
+            </w:r>
+            <w:proofErr w:type="spellEnd"/>
+            <w:r>
+              <w:rPr>
+                <w:rFonts w:ascii="Consolas" w:hAnsi="Consolas"/>
+                <w:sz w:val="18"/>
+                <w:szCs w:val="18"/>
+              </w:rPr>
+              <w:t>(celda):</w:t>
+            </w:r>
+          </w:p>
+          <w:p>
+            <w:pPr>
+              <w:jc w:val="both"/>
+              <w:rPr>
+                <w:rFonts w:ascii="Consolas" w:hAnsi="Consolas"/>
+                <w:sz w:val="18"/>
+                <w:szCs w:val="18"/>
+              </w:rPr>
+            </w:pPr>
+            <w:r>
+              <w:rPr>
+                <w:rFonts w:ascii="Consolas" w:hAnsi="Consolas"/>
+                <w:sz w:val="18"/>
+                <w:szCs w:val="18"/>
+              </w:rPr>
+              <w:t xml:space="preserve">    </w:t>
+            </w:r>
+            <w:r>
+              <w:rPr>
+                <w:rFonts w:ascii="Consolas" w:hAnsi="Consolas"/>
+                <w:sz w:val="18"/>
+                <w:szCs w:val="18"/>
+              </w:rPr>
+              <w:t xml:space="preserve">Si </w:t>
+            </w:r>
+            <w:proofErr w:type="gramStart"/>
+            <w:r>
+              <w:rPr>
+                <w:rFonts w:ascii="Consolas" w:hAnsi="Consolas"/>
+                <w:sz w:val="18"/>
+                <w:szCs w:val="18"/>
+              </w:rPr>
+              <w:t xml:space="preserve">celda </w:t>
+            </w:r>
+            <w:r>
+              <w:rPr>
+                <w:rFonts w:ascii="Consolas" w:hAnsi="Consolas"/>
+                <w:sz w:val="18"/>
+                <w:szCs w:val="18"/>
+              </w:rPr>
+              <w:t>!</w:t>
+            </w:r>
+            <w:proofErr w:type="gramEnd"/>
+            <w:r>
+              <w:rPr>
+                <w:rFonts w:ascii="Consolas" w:hAnsi="Consolas"/>
+                <w:sz w:val="18"/>
+                <w:szCs w:val="18"/>
+              </w:rPr>
+              <w:t>= nulo entonces:</w:t>
+            </w:r>
+          </w:p>
+          <w:p>
+            <w:pPr>
+              <w:jc w:val="both"/>
+              <w:rPr>
+                <w:rFonts w:ascii="Consolas" w:hAnsi="Consolas"/>
+                <w:sz w:val="18"/>
+                <w:szCs w:val="18"/>
+              </w:rPr>
+            </w:pPr>
+            <w:r>
+              <w:rPr>
+                <w:rFonts w:ascii="Consolas" w:hAnsi="Consolas"/>
+                <w:sz w:val="18"/>
+                <w:szCs w:val="18"/>
+              </w:rPr>
+              <w:t xml:space="preserve">         </w:t>
+            </w:r>
+            <w:proofErr w:type="spellStart"/>
+            <w:r>
+              <w:rPr>
+                <w:rFonts w:ascii="Consolas" w:hAnsi="Consolas"/>
+                <w:sz w:val="18"/>
+                <w:szCs w:val="18"/>
+              </w:rPr>
+              <w:t>Incrementar_contenido</w:t>
+            </w:r>
+            <w:proofErr w:type="spellEnd"/>
+            <w:r>
+              <w:rPr>
+                <w:rFonts w:ascii="Consolas" w:hAnsi="Consolas"/>
+                <w:sz w:val="18"/>
+                <w:szCs w:val="18"/>
+              </w:rPr>
+              <w:t>(celda)</w:t>
+            </w:r>
+          </w:p>
+          <w:p>
+            <w:pPr>
+              <w:jc w:val="both"/>
+              <w:rPr>
+                <w:rFonts w:ascii="Consolas" w:eastAsia="Times New Roman" w:hAnsi="Consolas" w:cs="Times New Roman"/>
+                <w:sz w:val="18"/>
+                <w:szCs w:val="18"/>
+                <w:lang w:val="es-MX"/>
+              </w:rPr>
+            </w:pPr>
+            <w:r>
+              <w:rPr>
+                <w:rFonts w:ascii="Consolas" w:hAnsi="Consolas"/>
+                <w:sz w:val="18"/>
+                <w:szCs w:val="18"/>
+              </w:rPr>
+              <w:t xml:space="preserve">    Fin si</w:t>
+            </w:r>
+          </w:p>
+          <w:p>
+            <w:pPr>
+              <w:jc w:val="both"/>
+              <w:rPr>
+                <w:rFonts w:ascii="Consolas" w:eastAsia="Times New Roman" w:hAnsi="Consolas" w:cs="Times New Roman"/>
                 <w:sz w:val="18"/>
                 <w:szCs w:val="18"/>
                 <w:lang w:val="es-MX"/>
@@ -1496,6 +3933,87 @@
         </w:rPr>
         <w:br/>
       </w:r>
+    </w:p>
+    <w:p>
+      <w:pPr>
+        <w:spacing w:after="240"/>
+        <w:rPr>
+          <w:rFonts w:ascii="Times New Roman" w:eastAsia="Times New Roman" w:hAnsi="Times New Roman" w:cs="Times New Roman"/>
+          <w:lang w:val="es-MX"/>
+        </w:rPr>
+      </w:pPr>
+    </w:p>
+    <w:p>
+      <w:pPr>
+        <w:spacing w:after="240"/>
+        <w:rPr>
+          <w:rFonts w:ascii="Times New Roman" w:eastAsia="Times New Roman" w:hAnsi="Times New Roman" w:cs="Times New Roman"/>
+          <w:lang w:val="es-MX"/>
+        </w:rPr>
+      </w:pPr>
+    </w:p>
+    <w:p>
+      <w:pPr>
+        <w:spacing w:after="240"/>
+        <w:rPr>
+          <w:rFonts w:ascii="Times New Roman" w:eastAsia="Times New Roman" w:hAnsi="Times New Roman" w:cs="Times New Roman"/>
+          <w:lang w:val="es-MX"/>
+        </w:rPr>
+      </w:pPr>
+    </w:p>
+    <w:p>
+      <w:pPr>
+        <w:spacing w:after="240"/>
+        <w:rPr>
+          <w:rFonts w:ascii="Times New Roman" w:eastAsia="Times New Roman" w:hAnsi="Times New Roman" w:cs="Times New Roman"/>
+          <w:lang w:val="es-MX"/>
+        </w:rPr>
+      </w:pPr>
+    </w:p>
+    <w:p>
+      <w:pPr>
+        <w:spacing w:after="240"/>
+        <w:rPr>
+          <w:rFonts w:ascii="Times New Roman" w:eastAsia="Times New Roman" w:hAnsi="Times New Roman" w:cs="Times New Roman"/>
+          <w:lang w:val="es-MX"/>
+        </w:rPr>
+      </w:pPr>
+    </w:p>
+    <w:p>
+      <w:pPr>
+        <w:spacing w:after="240"/>
+        <w:rPr>
+          <w:rFonts w:ascii="Times New Roman" w:eastAsia="Times New Roman" w:hAnsi="Times New Roman" w:cs="Times New Roman"/>
+          <w:lang w:val="es-MX"/>
+        </w:rPr>
+      </w:pPr>
+    </w:p>
+    <w:p>
+      <w:pPr>
+        <w:spacing w:after="240"/>
+        <w:rPr>
+          <w:rFonts w:ascii="Times New Roman" w:eastAsia="Times New Roman" w:hAnsi="Times New Roman" w:cs="Times New Roman"/>
+          <w:lang w:val="es-MX"/>
+        </w:rPr>
+      </w:pPr>
+    </w:p>
+    <w:p>
+      <w:pPr>
+        <w:spacing w:after="240"/>
+        <w:rPr>
+          <w:rFonts w:ascii="Times New Roman" w:eastAsia="Times New Roman" w:hAnsi="Times New Roman" w:cs="Times New Roman"/>
+          <w:lang w:val="es-MX"/>
+        </w:rPr>
+      </w:pPr>
+    </w:p>
+    <w:p>
+      <w:pPr>
+        <w:spacing w:after="240"/>
+        <w:rPr>
+          <w:rFonts w:ascii="Times New Roman" w:eastAsia="Times New Roman" w:hAnsi="Times New Roman" w:cs="Times New Roman"/>
+          <w:lang w:val="es-MX"/>
+        </w:rPr>
+      </w:pPr>
     </w:p>
     <w:tbl>
       <w:tblPr>
@@ -1513,7 +4031,7 @@
       </w:tblGrid>
       <w:tr>
         <w:trPr>
-          <w:trHeight w:val="380"/>
+          <w:trHeight w:val="1410"/>
         </w:trPr>
         <w:tc>
           <w:tcPr>
@@ -1556,7 +4074,7 @@
       </w:tr>
       <w:tr>
         <w:trPr>
-          <w:trHeight w:val="380"/>
+          <w:trHeight w:val="5687"/>
         </w:trPr>
         <w:tc>
           <w:tcPr>
@@ -1586,6 +4104,678 @@
             <w:r>
               <w:rPr>
                 <w:rFonts w:ascii="Consolas" w:eastAsia="Times New Roman" w:hAnsi="Consolas" w:cs="Consolas"/>
+                <w:noProof/>
+                <w:color w:val="000000"/>
+                <w:sz w:val="18"/>
+                <w:szCs w:val="18"/>
+                <w:lang w:val="es-MX" w:eastAsia="es-MX"/>
+              </w:rPr>
+              <mc:AlternateContent>
+                <mc:Choice Requires="wps">
+                  <w:drawing>
+                    <wp:anchor distT="0" distB="0" distL="114300" distR="114300" simplePos="0" relativeHeight="251663360" behindDoc="0" locked="0" layoutInCell="1" allowOverlap="1" wp14:anchorId="6B46A1C0" wp14:editId="1D3B4D24">
+                      <wp:simplePos x="0" y="0"/>
+                      <wp:positionH relativeFrom="column">
+                        <wp:posOffset>130175</wp:posOffset>
+                      </wp:positionH>
+                      <wp:positionV relativeFrom="paragraph">
+                        <wp:posOffset>1520190</wp:posOffset>
+                      </wp:positionV>
+                      <wp:extent cx="2179320" cy="914400"/>
+                      <wp:effectExtent l="0" t="0" r="11430" b="19050"/>
+                      <wp:wrapNone/>
+                      <wp:docPr id="6" name="Rectángulo 6"/>
+                      <wp:cNvGraphicFramePr/>
+                      <a:graphic xmlns:a="http://schemas.openxmlformats.org/drawingml/2006/main">
+                        <a:graphicData uri="http://schemas.microsoft.com/office/word/2010/wordprocessingShape">
+                          <wps:wsp>
+                            <wps:cNvSpPr/>
+                            <wps:spPr>
+                              <a:xfrm>
+                                <a:off x="0" y="0"/>
+                                <a:ext cx="2179320" cy="914400"/>
+                              </a:xfrm>
+                              <a:prstGeom prst="rect">
+                                <a:avLst/>
+                              </a:prstGeom>
+                              <a:ln>
+                                <a:solidFill>
+                                  <a:srgbClr val="7030A0"/>
+                                </a:solidFill>
+                              </a:ln>
+                            </wps:spPr>
+                            <wps:style>
+                              <a:lnRef idx="2">
+                                <a:schemeClr val="accent6"/>
+                              </a:lnRef>
+                              <a:fillRef idx="1">
+                                <a:schemeClr val="lt1"/>
+                              </a:fillRef>
+                              <a:effectRef idx="0">
+                                <a:schemeClr val="accent6"/>
+                              </a:effectRef>
+                              <a:fontRef idx="minor">
+                                <a:schemeClr val="dk1"/>
+                              </a:fontRef>
+                            </wps:style>
+                            <wps:txbx>
+                              <w:txbxContent>
+                                <w:p>
+                                  <w:pPr>
+                                    <w:jc w:val="center"/>
+                                  </w:pPr>
+                                  <w:proofErr w:type="spellStart"/>
+                                  <w:r>
+                                    <w:t>obtenerColumna</w:t>
+                                  </w:r>
+                                  <w:proofErr w:type="spellEnd"/>
+                                  <w:r>
+                                    <w:t>(</w:t>
+                                  </w:r>
+                                  <w:proofErr w:type="spellStart"/>
+                                  <w:r>
+                                    <w:t>tipo_evento</w:t>
+                                  </w:r>
+                                  <w:proofErr w:type="spellEnd"/>
+                                  <w:r>
+                                    <w:t>)</w:t>
+                                  </w:r>
+                                </w:p>
+                                <w:p>
+                                  <w:pPr>
+                                    <w:jc w:val="center"/>
+                                  </w:pPr>
+                                  <w:r>
+                                    <w:t>(paso por valor)</w:t>
+                                  </w:r>
+                                </w:p>
+                              </w:txbxContent>
+                            </wps:txbx>
+                            <wps:bodyPr rot="0" spcFirstLastPara="0" vertOverflow="overflow" horzOverflow="overflow" vert="horz" wrap="square" lIns="91440" tIns="45720" rIns="91440" bIns="45720" numCol="1" spcCol="0" rtlCol="0" fromWordArt="0" anchor="ctr" anchorCtr="0" forceAA="0" compatLnSpc="1">
+                              <a:prstTxWarp prst="textNoShape">
+                                <a:avLst/>
+                              </a:prstTxWarp>
+                              <a:noAutofit/>
+                            </wps:bodyPr>
+                          </wps:wsp>
+                        </a:graphicData>
+                      </a:graphic>
+                      <wp14:sizeRelH relativeFrom="margin">
+                        <wp14:pctWidth>0</wp14:pctWidth>
+                      </wp14:sizeRelH>
+                    </wp:anchor>
+                  </w:drawing>
+                </mc:Choice>
+                <mc:Fallback>
+                  <w:pict>
+                    <v:rect w14:anchorId="6B46A1C0" id="Rectángulo 6" o:spid="_x0000_s1026" style="position:absolute;left:0;text-align:left;margin-left:10.25pt;margin-top:119.7pt;width:171.6pt;height:1in;z-index:251663360;visibility:visible;mso-wrap-style:square;mso-width-percent:0;mso-wrap-distance-left:9pt;mso-wrap-distance-top:0;mso-wrap-distance-right:9pt;mso-wrap-distance-bottom:0;mso-position-horizontal:absolute;mso-position-horizontal-relative:text;mso-position-vertical:absolute;mso-position-vertical-relative:text;mso-width-percent:0;mso-width-relative:margin;v-text-anchor:middle" o:gfxdata="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" fillcolor="white [3201]" strokecolor="#7030a0" strokeweight="1pt">
+                      <v:textbox>
+                        <w:txbxContent>
+                          <w:p>
+                            <w:pPr>
+                              <w:jc w:val="center"/>
+                            </w:pPr>
+                            <w:proofErr w:type="spellStart"/>
+                            <w:r>
+                              <w:t>obtenerColumna</w:t>
+                            </w:r>
+                            <w:proofErr w:type="spellEnd"/>
+                            <w:r>
+                              <w:t>(</w:t>
+                            </w:r>
+                            <w:proofErr w:type="spellStart"/>
+                            <w:r>
+                              <w:t>tipo_evento</w:t>
+                            </w:r>
+                            <w:proofErr w:type="spellEnd"/>
+                            <w:r>
+                              <w:t>)</w:t>
+                            </w:r>
+                          </w:p>
+                          <w:p>
+                            <w:pPr>
+                              <w:jc w:val="center"/>
+                            </w:pPr>
+                            <w:r>
+                              <w:t>(paso por valor)</w:t>
+                            </w:r>
+                          </w:p>
+                        </w:txbxContent>
+                      </v:textbox>
+                    </v:rect>
+                  </w:pict>
+                </mc:Fallback>
+              </mc:AlternateContent>
+            </w:r>
+            <w:r>
+              <w:rPr>
+                <w:rFonts w:ascii="Consolas" w:eastAsia="Times New Roman" w:hAnsi="Consolas" w:cs="Consolas"/>
+                <w:noProof/>
+                <w:color w:val="000000"/>
+                <w:sz w:val="18"/>
+                <w:szCs w:val="18"/>
+                <w:lang w:val="es-MX" w:eastAsia="es-MX"/>
+              </w:rPr>
+              <mc:AlternateContent>
+                <mc:Choice Requires="wps">
+                  <w:drawing>
+                    <wp:anchor distT="0" distB="0" distL="114300" distR="114300" simplePos="0" relativeHeight="251666432" behindDoc="0" locked="0" layoutInCell="1" allowOverlap="1" wp14:anchorId="33A05B0D" wp14:editId="59F4CE9D">
+                      <wp:simplePos x="0" y="0"/>
+                      <wp:positionH relativeFrom="column">
+                        <wp:posOffset>3340100</wp:posOffset>
+                      </wp:positionH>
+                      <wp:positionV relativeFrom="paragraph">
+                        <wp:posOffset>1414780</wp:posOffset>
+                      </wp:positionV>
+                      <wp:extent cx="2179320" cy="914400"/>
+                      <wp:effectExtent l="0" t="0" r="11430" b="19050"/>
+                      <wp:wrapNone/>
+                      <wp:docPr id="8" name="Rectángulo 8"/>
+                      <wp:cNvGraphicFramePr/>
+                      <a:graphic xmlns:a="http://schemas.openxmlformats.org/drawingml/2006/main">
+                        <a:graphicData uri="http://schemas.microsoft.com/office/word/2010/wordprocessingShape">
+                          <wps:wsp>
+                            <wps:cNvSpPr/>
+                            <wps:spPr>
+                              <a:xfrm>
+                                <a:off x="0" y="0"/>
+                                <a:ext cx="2179320" cy="914400"/>
+                              </a:xfrm>
+                              <a:prstGeom prst="rect">
+                                <a:avLst/>
+                              </a:prstGeom>
+                              <a:ln>
+                                <a:solidFill>
+                                  <a:srgbClr val="7030A0"/>
+                                </a:solidFill>
+                              </a:ln>
+                            </wps:spPr>
+                            <wps:style>
+                              <a:lnRef idx="2">
+                                <a:schemeClr val="accent6"/>
+                              </a:lnRef>
+                              <a:fillRef idx="1">
+                                <a:schemeClr val="lt1"/>
+                              </a:fillRef>
+                              <a:effectRef idx="0">
+                                <a:schemeClr val="accent6"/>
+                              </a:effectRef>
+                              <a:fontRef idx="minor">
+                                <a:schemeClr val="dk1"/>
+                              </a:fontRef>
+                            </wps:style>
+                            <wps:txbx>
+                              <w:txbxContent>
+                                <w:p>
+                                  <w:pPr>
+                                    <w:jc w:val="center"/>
+                                  </w:pPr>
+                                  <w:proofErr w:type="spellStart"/>
+                                  <w:r>
+                                    <w:t>sumarEvento</w:t>
+                                  </w:r>
+                                  <w:proofErr w:type="spellEnd"/>
+                                  <w:r>
+                                    <w:t>(*celda)</w:t>
+                                  </w:r>
+                                </w:p>
+                                <w:p>
+                                  <w:pPr>
+                                    <w:jc w:val="center"/>
+                                  </w:pPr>
+                                  <w:r>
+                                    <w:t>(paso por referencia)</w:t>
+                                  </w:r>
+                                </w:p>
+                              </w:txbxContent>
+                            </wps:txbx>
+                            <wps:bodyPr rot="0" spcFirstLastPara="0" vertOverflow="overflow" horzOverflow="overflow" vert="horz" wrap="square" lIns="91440" tIns="45720" rIns="91440" bIns="45720" numCol="1" spcCol="0" rtlCol="0" fromWordArt="0" anchor="ctr" anchorCtr="0" forceAA="0" compatLnSpc="1">
+                              <a:prstTxWarp prst="textNoShape">
+                                <a:avLst/>
+                              </a:prstTxWarp>
+                              <a:noAutofit/>
+                            </wps:bodyPr>
+                          </wps:wsp>
+                        </a:graphicData>
+                      </a:graphic>
+                      <wp14:sizeRelH relativeFrom="margin">
+                        <wp14:pctWidth>0</wp14:pctWidth>
+                      </wp14:sizeRelH>
+                    </wp:anchor>
+                  </w:drawing>
+                </mc:Choice>
+                <mc:Fallback>
+                  <w:pict>
+                    <v:rect w14:anchorId="33A05B0D" id="Rectángulo 8" o:spid="_x0000_s1027" style="position:absolute;left:0;text-align:left;margin-left:263pt;margin-top:111.4pt;width:171.6pt;height:1in;z-index:251666432;visibility:visible;mso-wrap-style:square;mso-width-percent:0;mso-wrap-distance-left:9pt;mso-wrap-distance-top:0;mso-wrap-distance-right:9pt;mso-wrap-distance-bottom:0;mso-position-horizontal:absolute;mso-position-horizontal-relative:text;mso-position-vertical:absolute;mso-position-vertical-relative:text;mso-width-percent:0;mso-width-relative:margin;v-text-anchor:middle" o:gfxdata="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" fillcolor="white [3201]" strokecolor="#7030a0" strokeweight="1pt">
+                      <v:textbox>
+                        <w:txbxContent>
+                          <w:p>
+                            <w:pPr>
+                              <w:jc w:val="center"/>
+                            </w:pPr>
+                            <w:proofErr w:type="spellStart"/>
+                            <w:r>
+                              <w:t>sumarEvento</w:t>
+                            </w:r>
+                            <w:proofErr w:type="spellEnd"/>
+                            <w:r>
+                              <w:t>(*celda)</w:t>
+                            </w:r>
+                          </w:p>
+                          <w:p>
+                            <w:pPr>
+                              <w:jc w:val="center"/>
+                            </w:pPr>
+                            <w:r>
+                              <w:t>(paso por referencia)</w:t>
+                            </w:r>
+                          </w:p>
+                        </w:txbxContent>
+                      </v:textbox>
+                    </v:rect>
+                  </w:pict>
+                </mc:Fallback>
+              </mc:AlternateContent>
+            </w:r>
+            <w:r>
+              <w:rPr>
+                <w:rFonts w:ascii="Consolas" w:eastAsia="Times New Roman" w:hAnsi="Consolas" w:cs="Consolas"/>
+                <w:noProof/>
+                <w:color w:val="000000"/>
+                <w:sz w:val="18"/>
+                <w:szCs w:val="18"/>
+                <w:lang w:val="es-MX" w:eastAsia="es-MX"/>
+              </w:rPr>
+              <mc:AlternateContent>
+                <mc:Choice Requires="wps">
+                  <w:drawing>
+                    <wp:anchor distT="0" distB="0" distL="114300" distR="114300" simplePos="0" relativeHeight="251664384" behindDoc="0" locked="0" layoutInCell="1" allowOverlap="1" wp14:anchorId="2D6FCC4E" wp14:editId="0009D48E">
+                      <wp:simplePos x="0" y="0"/>
+                      <wp:positionH relativeFrom="column">
+                        <wp:posOffset>4664075</wp:posOffset>
+                      </wp:positionH>
+                      <wp:positionV relativeFrom="paragraph">
+                        <wp:posOffset>1032510</wp:posOffset>
+                      </wp:positionV>
+                      <wp:extent cx="0" cy="335280"/>
+                      <wp:effectExtent l="76200" t="0" r="76200" b="64770"/>
+                      <wp:wrapNone/>
+                      <wp:docPr id="7" name="Conector recto de flecha 7"/>
+                      <wp:cNvGraphicFramePr/>
+                      <a:graphic xmlns:a="http://schemas.openxmlformats.org/drawingml/2006/main">
+                        <a:graphicData uri="http://schemas.microsoft.com/office/word/2010/wordprocessingShape">
+                          <wps:wsp>
+                            <wps:cNvCnPr/>
+                            <wps:spPr>
+                              <a:xfrm>
+                                <a:off x="0" y="0"/>
+                                <a:ext cx="0" cy="335280"/>
+                              </a:xfrm>
+                              <a:prstGeom prst="straightConnector1">
+                                <a:avLst/>
+                              </a:prstGeom>
+                              <a:ln>
+                                <a:tailEnd type="triangle"/>
+                              </a:ln>
+                            </wps:spPr>
+                            <wps:style>
+                              <a:lnRef idx="1">
+                                <a:schemeClr val="accent1"/>
+                              </a:lnRef>
+                              <a:fillRef idx="0">
+                                <a:schemeClr val="accent1"/>
+                              </a:fillRef>
+                              <a:effectRef idx="0">
+                                <a:schemeClr val="accent1"/>
+                              </a:effectRef>
+                              <a:fontRef idx="minor">
+                                <a:schemeClr val="tx1"/>
+                              </a:fontRef>
+                            </wps:style>
+                            <wps:bodyPr/>
+                          </wps:wsp>
+                        </a:graphicData>
+                      </a:graphic>
+                    </wp:anchor>
+                  </w:drawing>
+                </mc:Choice>
+                <mc:Fallback>
+                  <w:pict>
+                    <v:shapetype w14:anchorId="3EA46B1F" id="_x0000_t32" coordsize="21600,21600" o:spt="32" o:oned="t" path="m,l21600,21600e" filled="f">
+                      <v:path arrowok="t" fillok="f" o:connecttype="none"/>
+                      <o:lock v:ext="edit" shapetype="t"/>
+                    </v:shapetype>
+                    <v:shape id="Conector recto de flecha 7" o:spid="_x0000_s1026" type="#_x0000_t32" style="position:absolute;margin-left:367.25pt;margin-top:81.3pt;width:0;height:26.4pt;z-index:251664384;visibility:visible;mso-wrap-style:square;mso-wrap-distance-left:9pt;mso-wrap-distance-top:0;mso-wrap-distance-right:9pt;mso-wrap-distance-bottom:0;mso-position-horizontal:absolute;mso-position-horizontal-relative:text;mso-position-vertical:absolute;mso-position-vertical-relative:text" o:gfxdata="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" strokecolor="#4472c4 [3204]" strokeweight=".5pt">
+                      <v:stroke endarrow="block" joinstyle="miter"/>
+                    </v:shape>
+                  </w:pict>
+                </mc:Fallback>
+              </mc:AlternateContent>
+            </w:r>
+            <w:r>
+              <w:rPr>
+                <w:rFonts w:ascii="Consolas" w:eastAsia="Times New Roman" w:hAnsi="Consolas" w:cs="Consolas"/>
+                <w:noProof/>
+                <w:color w:val="000000"/>
+                <w:sz w:val="18"/>
+                <w:szCs w:val="18"/>
+                <w:lang w:val="es-MX" w:eastAsia="es-MX"/>
+              </w:rPr>
+              <mc:AlternateContent>
+                <mc:Choice Requires="wps">
+                  <w:drawing>
+                    <wp:anchor distT="0" distB="0" distL="114300" distR="114300" simplePos="0" relativeHeight="251662336" behindDoc="0" locked="0" layoutInCell="1" allowOverlap="1" wp14:anchorId="300F9F2A" wp14:editId="4B02F58A">
+                      <wp:simplePos x="0" y="0"/>
+                      <wp:positionH relativeFrom="column">
+                        <wp:posOffset>1227455</wp:posOffset>
+                      </wp:positionH>
+                      <wp:positionV relativeFrom="paragraph">
+                        <wp:posOffset>1070610</wp:posOffset>
+                      </wp:positionV>
+                      <wp:extent cx="0" cy="411480"/>
+                      <wp:effectExtent l="76200" t="0" r="57150" b="64770"/>
+                      <wp:wrapNone/>
+                      <wp:docPr id="5" name="Conector recto de flecha 5"/>
+                      <wp:cNvGraphicFramePr/>
+                      <a:graphic xmlns:a="http://schemas.openxmlformats.org/drawingml/2006/main">
+                        <a:graphicData uri="http://schemas.microsoft.com/office/word/2010/wordprocessingShape">
+                          <wps:wsp>
+                            <wps:cNvCnPr/>
+                            <wps:spPr>
+                              <a:xfrm>
+                                <a:off x="0" y="0"/>
+                                <a:ext cx="0" cy="411480"/>
+                              </a:xfrm>
+                              <a:prstGeom prst="straightConnector1">
+                                <a:avLst/>
+                              </a:prstGeom>
+                              <a:ln>
+                                <a:tailEnd type="triangle"/>
+                              </a:ln>
+                            </wps:spPr>
+                            <wps:style>
+                              <a:lnRef idx="1">
+                                <a:schemeClr val="accent1"/>
+                              </a:lnRef>
+                              <a:fillRef idx="0">
+                                <a:schemeClr val="accent1"/>
+                              </a:fillRef>
+                              <a:effectRef idx="0">
+                                <a:schemeClr val="accent1"/>
+                              </a:effectRef>
+                              <a:fontRef idx="minor">
+                                <a:schemeClr val="tx1"/>
+                              </a:fontRef>
+                            </wps:style>
+                            <wps:bodyPr/>
+                          </wps:wsp>
+                        </a:graphicData>
+                      </a:graphic>
+                    </wp:anchor>
+                  </w:drawing>
+                </mc:Choice>
+                <mc:Fallback>
+                  <w:pict>
+                    <v:shape w14:anchorId="18BC728E" id="Conector recto de flecha 5" o:spid="_x0000_s1026" type="#_x0000_t32" style="position:absolute;margin-left:96.65pt;margin-top:84.3pt;width:0;height:32.4pt;z-index:251662336;visibility:visible;mso-wrap-style:square;mso-wrap-distance-left:9pt;mso-wrap-distance-top:0;mso-wrap-distance-right:9pt;mso-wrap-distance-bottom:0;mso-position-horizontal:absolute;mso-position-horizontal-relative:text;mso-position-vertical:absolute;mso-position-vertical-relative:text" o:gfxdata="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" strokecolor="#4472c4 [3204]" strokeweight=".5pt">
+                      <v:stroke endarrow="block" joinstyle="miter"/>
+                    </v:shape>
+                  </w:pict>
+                </mc:Fallback>
+              </mc:AlternateContent>
+            </w:r>
+            <w:r>
+              <w:rPr>
+                <w:rFonts w:ascii="Consolas" w:eastAsia="Times New Roman" w:hAnsi="Consolas" w:cs="Consolas"/>
+                <w:noProof/>
+                <w:color w:val="000000"/>
+                <w:sz w:val="18"/>
+                <w:szCs w:val="18"/>
+                <w:lang w:val="es-MX" w:eastAsia="es-MX"/>
+              </w:rPr>
+              <mc:AlternateContent>
+                <mc:Choice Requires="wps">
+                  <w:drawing>
+                    <wp:anchor distT="0" distB="0" distL="114300" distR="114300" simplePos="0" relativeHeight="251661312" behindDoc="0" locked="0" layoutInCell="1" allowOverlap="1" wp14:anchorId="51084550" wp14:editId="1B590748">
+                      <wp:simplePos x="0" y="0"/>
+                      <wp:positionH relativeFrom="column">
+                        <wp:posOffset>1227455</wp:posOffset>
+                      </wp:positionH>
+                      <wp:positionV relativeFrom="paragraph">
+                        <wp:posOffset>1032510</wp:posOffset>
+                      </wp:positionV>
+                      <wp:extent cx="3436620" cy="38100"/>
+                      <wp:effectExtent l="0" t="0" r="30480" b="19050"/>
+                      <wp:wrapNone/>
+                      <wp:docPr id="4" name="Conector recto 4"/>
+                      <wp:cNvGraphicFramePr/>
+                      <a:graphic xmlns:a="http://schemas.openxmlformats.org/drawingml/2006/main">
+                        <a:graphicData uri="http://schemas.microsoft.com/office/word/2010/wordprocessingShape">
+                          <wps:wsp>
+                            <wps:cNvCnPr/>
+                            <wps:spPr>
+                              <a:xfrm flipV="1">
+                                <a:off x="0" y="0"/>
+                                <a:ext cx="3436620" cy="38100"/>
+                              </a:xfrm>
+                              <a:prstGeom prst="line">
+                                <a:avLst/>
+                              </a:prstGeom>
+                            </wps:spPr>
+                            <wps:style>
+                              <a:lnRef idx="1">
+                                <a:schemeClr val="accent1"/>
+                              </a:lnRef>
+                              <a:fillRef idx="0">
+                                <a:schemeClr val="accent1"/>
+                              </a:fillRef>
+                              <a:effectRef idx="0">
+                                <a:schemeClr val="accent1"/>
+                              </a:effectRef>
+                              <a:fontRef idx="minor">
+                                <a:schemeClr val="tx1"/>
+                              </a:fontRef>
+                            </wps:style>
+                            <wps:bodyPr/>
+                          </wps:wsp>
+                        </a:graphicData>
+                      </a:graphic>
+                    </wp:anchor>
+                  </w:drawing>
+                </mc:Choice>
+                <mc:Fallback>
+                  <w:pict>
+                    <v:line w14:anchorId="565E6E06" id="Conector recto 4" o:spid="_x0000_s1026" style="position:absolute;flip:y;z-index:251661312;visibility:visible;mso-wrap-style:square;mso-wrap-distance-left:9pt;mso-wrap-distance-top:0;mso-wrap-distance-right:9pt;mso-wrap-distance-bottom:0;mso-position-horizontal:absolute;mso-position-horizontal-relative:text;mso-position-vertical:absolute;mso-position-vertical-relative:text" from="96.65pt,81.3pt" to="367.25pt,84.3pt" o:gfxdata="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" strokecolor="#4472c4 [3204]" strokeweight=".5pt">
+                      <v:stroke joinstyle="miter"/>
+                    </v:line>
+                  </w:pict>
+                </mc:Fallback>
+              </mc:AlternateContent>
+            </w:r>
+            <w:r>
+              <w:rPr>
+                <w:rFonts w:ascii="Consolas" w:eastAsia="Times New Roman" w:hAnsi="Consolas" w:cs="Consolas"/>
+                <w:noProof/>
+                <w:color w:val="000000"/>
+                <w:sz w:val="18"/>
+                <w:szCs w:val="18"/>
+                <w:lang w:val="es-MX" w:eastAsia="es-MX"/>
+              </w:rPr>
+              <mc:AlternateContent>
+                <mc:Choice Requires="wps">
+                  <w:drawing>
+                    <wp:anchor distT="0" distB="0" distL="114300" distR="114300" simplePos="0" relativeHeight="251660288" behindDoc="0" locked="0" layoutInCell="1" allowOverlap="1" wp14:anchorId="1A2453FA" wp14:editId="3060EF2C">
+                      <wp:simplePos x="0" y="0"/>
+                      <wp:positionH relativeFrom="column">
+                        <wp:posOffset>2858135</wp:posOffset>
+                      </wp:positionH>
+                      <wp:positionV relativeFrom="paragraph">
+                        <wp:posOffset>582930</wp:posOffset>
+                      </wp:positionV>
+                      <wp:extent cx="15240" cy="449580"/>
+                      <wp:effectExtent l="57150" t="0" r="60960" b="64770"/>
+                      <wp:wrapNone/>
+                      <wp:docPr id="3" name="Conector recto de flecha 3"/>
+                      <wp:cNvGraphicFramePr/>
+                      <a:graphic xmlns:a="http://schemas.openxmlformats.org/drawingml/2006/main">
+                        <a:graphicData uri="http://schemas.microsoft.com/office/word/2010/wordprocessingShape">
+                          <wps:wsp>
+                            <wps:cNvCnPr/>
+                            <wps:spPr>
+                              <a:xfrm>
+                                <a:off x="0" y="0"/>
+                                <a:ext cx="15240" cy="449580"/>
+                              </a:xfrm>
+                              <a:prstGeom prst="straightConnector1">
+                                <a:avLst/>
+                              </a:prstGeom>
+                              <a:ln>
+                                <a:tailEnd type="triangle"/>
+                              </a:ln>
+                            </wps:spPr>
+                            <wps:style>
+                              <a:lnRef idx="1">
+                                <a:schemeClr val="accent1"/>
+                              </a:lnRef>
+                              <a:fillRef idx="0">
+                                <a:schemeClr val="accent1"/>
+                              </a:fillRef>
+                              <a:effectRef idx="0">
+                                <a:schemeClr val="accent1"/>
+                              </a:effectRef>
+                              <a:fontRef idx="minor">
+                                <a:schemeClr val="tx1"/>
+                              </a:fontRef>
+                            </wps:style>
+                            <wps:bodyPr/>
+                          </wps:wsp>
+                        </a:graphicData>
+                      </a:graphic>
+                    </wp:anchor>
+                  </w:drawing>
+                </mc:Choice>
+                <mc:Fallback>
+                  <w:pict>
+                    <v:shape w14:anchorId="3804D2A7" id="Conector recto de flecha 3" o:spid="_x0000_s1026" type="#_x0000_t32" style="position:absolute;margin-left:225.05pt;margin-top:45.9pt;width:1.2pt;height:35.4pt;z-index:251660288;visibility:visible;mso-wrap-style:square;mso-wrap-distance-left:9pt;mso-wrap-distance-top:0;mso-wrap-distance-right:9pt;mso-wrap-distance-bottom:0;mso-position-horizontal:absolute;mso-position-horizontal-relative:text;mso-position-vertical:absolute;mso-position-vertical-relative:text" o:gfxdata="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" strokecolor="#4472c4 [3204]" strokeweight=".5pt">
+                      <v:stroke endarrow="block" joinstyle="miter"/>
+                    </v:shape>
+                  </w:pict>
+                </mc:Fallback>
+              </mc:AlternateContent>
+            </w:r>
+            <w:r>
+              <w:rPr>
+                <w:rFonts w:ascii="Consolas" w:eastAsia="Times New Roman" w:hAnsi="Consolas" w:cs="Consolas"/>
+                <w:noProof/>
+                <w:color w:val="000000"/>
+                <w:sz w:val="18"/>
+                <w:szCs w:val="18"/>
+                <w:lang w:val="es-MX" w:eastAsia="es-MX"/>
+              </w:rPr>
+              <mc:AlternateContent>
+                <mc:Choice Requires="wps">
+                  <w:drawing>
+                    <wp:anchor distT="0" distB="0" distL="114300" distR="114300" simplePos="0" relativeHeight="251659264" behindDoc="0" locked="0" layoutInCell="1" allowOverlap="1" wp14:anchorId="0D1EA70F" wp14:editId="733CDD38">
+                      <wp:simplePos x="0" y="0"/>
+                      <wp:positionH relativeFrom="column">
+                        <wp:posOffset>2149475</wp:posOffset>
+                      </wp:positionH>
+                      <wp:positionV relativeFrom="paragraph">
+                        <wp:posOffset>11430</wp:posOffset>
+                      </wp:positionV>
+                      <wp:extent cx="1531620" cy="571500"/>
+                      <wp:effectExtent l="0" t="0" r="11430" b="19050"/>
+                      <wp:wrapNone/>
+                      <wp:docPr id="2" name="Rectángulo 2"/>
+                      <wp:cNvGraphicFramePr/>
+                      <a:graphic xmlns:a="http://schemas.openxmlformats.org/drawingml/2006/main">
+                        <a:graphicData uri="http://schemas.microsoft.com/office/word/2010/wordprocessingShape">
+                          <wps:wsp>
+                            <wps:cNvSpPr/>
+                            <wps:spPr>
+                              <a:xfrm>
+                                <a:off x="0" y="0"/>
+                                <a:ext cx="1531620" cy="571500"/>
+                              </a:xfrm>
+                              <a:prstGeom prst="rect">
+                                <a:avLst/>
+                              </a:prstGeom>
+                              <a:ln>
+                                <a:solidFill>
+                                  <a:srgbClr val="7030A0"/>
+                                </a:solidFill>
+                              </a:ln>
+                            </wps:spPr>
+                            <wps:style>
+                              <a:lnRef idx="2">
+                                <a:schemeClr val="accent6"/>
+                              </a:lnRef>
+                              <a:fillRef idx="1">
+                                <a:schemeClr val="lt1"/>
+                              </a:fillRef>
+                              <a:effectRef idx="0">
+                                <a:schemeClr val="accent6"/>
+                              </a:effectRef>
+                              <a:fontRef idx="minor">
+                                <a:schemeClr val="dk1"/>
+                              </a:fontRef>
+                            </wps:style>
+                            <wps:txbx>
+                              <w:txbxContent>
+                                <w:p>
+                                  <w:pPr>
+                                    <w:jc w:val="center"/>
+                                  </w:pPr>
+                                  <w:proofErr w:type="spellStart"/>
+                                  <w:r>
+                                    <w:t>Modulo_principal</w:t>
+                                  </w:r>
+                                  <w:proofErr w:type="spellEnd"/>
+                                </w:p>
+                              </w:txbxContent>
+                            </wps:txbx>
+                            <wps:bodyPr rot="0" spcFirstLastPara="0" vertOverflow="overflow" horzOverflow="overflow" vert="horz" wrap="square" lIns="91440" tIns="45720" rIns="91440" bIns="45720" numCol="1" spcCol="0" rtlCol="0" fromWordArt="0" anchor="ctr" anchorCtr="0" forceAA="0" compatLnSpc="1">
+                              <a:prstTxWarp prst="textNoShape">
+                                <a:avLst/>
+                              </a:prstTxWarp>
+                              <a:noAutofit/>
+                            </wps:bodyPr>
+                          </wps:wsp>
+                        </a:graphicData>
+                      </a:graphic>
+                      <wp14:sizeRelH relativeFrom="margin">
+                        <wp14:pctWidth>0</wp14:pctWidth>
+                      </wp14:sizeRelH>
+                      <wp14:sizeRelV relativeFrom="margin">
+                        <wp14:pctHeight>0</wp14:pctHeight>
+                      </wp14:sizeRelV>
+                    </wp:anchor>
+                  </w:drawing>
+                </mc:Choice>
+                <mc:Fallback>
+                  <w:pict>
+                    <v:rect w14:anchorId="0D1EA70F" id="Rectángulo 2" o:spid="_x0000_s1028" style="position:absolute;left:0;text-align:left;margin-left:169.25pt;margin-top:.9pt;width:120.6pt;height:45pt;z-index:251659264;visibility:visible;mso-wrap-style:square;mso-width-percent:0;mso-height-percent:0;mso-wrap-distance-left:9pt;mso-wrap-distance-top:0;mso-wrap-distance-right:9pt;mso-wrap-distance-bottom:0;mso-position-horizontal:absolute;mso-position-horizontal-relative:text;mso-position-vertical:absolute;mso-position-vertical-relative:text;mso-width-percent:0;mso-height-percent:0;mso-width-relative:margin;mso-height-relative:margin;v-text-anchor:middle" o:gfxdata="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" fillcolor="white [3201]" strokecolor="#7030a0" strokeweight="1pt">
+                      <v:textbox>
+                        <w:txbxContent>
+                          <w:p>
+                            <w:pPr>
+                              <w:jc w:val="center"/>
+                            </w:pPr>
+                            <w:proofErr w:type="spellStart"/>
+                            <w:r>
+                              <w:t>Modulo_principal</w:t>
+                            </w:r>
+                            <w:proofErr w:type="spellEnd"/>
+                          </w:p>
+                        </w:txbxContent>
+                      </v:textbox>
+                    </v:rect>
+                  </w:pict>
+                </mc:Fallback>
+              </mc:AlternateContent>
+            </w:r>
+            <w:r>
+              <w:rPr>
+                <w:rFonts w:ascii="Consolas" w:eastAsia="Times New Roman" w:hAnsi="Consolas" w:cs="Consolas"/>
                 <w:color w:val="000000"/>
                 <w:sz w:val="18"/>
                 <w:szCs w:val="18"/>
@@ -1609,56 +4799,6 @@
       <w:pPr>
         <w:rPr>
           <w:rFonts w:ascii="Lato" w:eastAsia="Lato" w:hAnsi="Lato" w:cs="Lato"/>
-        </w:rPr>
-      </w:pPr>
-    </w:p>
-    <w:p>
-      <w:pPr>
-        <w:jc w:val="both"/>
-        <w:rPr>
-          <w:rFonts w:ascii="Arial" w:hAnsi="Arial" w:cs="Arial"/>
-          <w:sz w:val="22"/>
-          <w:szCs w:val="22"/>
-        </w:rPr>
-      </w:pPr>
-    </w:p>
-    <w:p>
-      <w:pPr>
-        <w:jc w:val="both"/>
-        <w:rPr>
-          <w:rFonts w:ascii="Arial" w:hAnsi="Arial" w:cs="Arial"/>
-          <w:sz w:val="22"/>
-          <w:szCs w:val="22"/>
-        </w:rPr>
-      </w:pPr>
-    </w:p>
-    <w:p>
-      <w:pPr>
-        <w:jc w:val="both"/>
-        <w:rPr>
-          <w:rFonts w:ascii="Arial" w:hAnsi="Arial" w:cs="Arial"/>
-          <w:sz w:val="22"/>
-          <w:szCs w:val="22"/>
-        </w:rPr>
-      </w:pPr>
-    </w:p>
-    <w:p>
-      <w:pPr>
-        <w:jc w:val="both"/>
-        <w:rPr>
-          <w:rFonts w:ascii="Arial" w:hAnsi="Arial" w:cs="Arial"/>
-          <w:sz w:val="22"/>
-          <w:szCs w:val="22"/>
-        </w:rPr>
-      </w:pPr>
-    </w:p>
-    <w:p>
-      <w:pPr>
-        <w:jc w:val="both"/>
-        <w:rPr>
-          <w:rFonts w:ascii="Arial" w:hAnsi="Arial" w:cs="Arial"/>
-          <w:sz w:val="22"/>
-          <w:szCs w:val="22"/>
         </w:rPr>
       </w:pPr>
     </w:p>
@@ -1689,19 +4829,6 @@
           <w:cols w:space="708"/>
           <w:docGrid w:linePitch="360"/>
         </w:sectPr>
-      </w:pPr>
-    </w:p>
-    <w:p>
-      <w:pPr>
-        <w:rPr>
-          <w:rFonts w:ascii="Arial" w:hAnsi="Arial" w:cs="Arial"/>
-          <w:b/>
-          <w:noProof/>
-          <w:color w:val="000000" w:themeColor="text1"/>
-          <w:sz w:val="22"/>
-          <w:szCs w:val="22"/>
-          <w:lang w:val="es-MX"/>
-        </w:rPr>
       </w:pPr>
     </w:p>
     <w:p>
@@ -2087,7 +5214,33 @@
                 <w:szCs w:val="22"/>
                 <w:lang w:val="es-MX"/>
               </w:rPr>
-              <w:t>&lt;&lt;Título escenario&gt;&gt;</w:t>
+              <w:t>&lt;&lt;</w:t>
+            </w:r>
+            <w:r>
+              <w:rPr>
+                <w:rFonts w:ascii="Consolas" w:hAnsi="Consolas"/>
+                <w:bCs/>
+              </w:rPr>
+              <w:t>Como</w:t>
+            </w:r>
+            <w:r>
+              <w:rPr>
+                <w:rFonts w:ascii="Consolas" w:hAnsi="Consolas"/>
+              </w:rPr>
+              <w:t xml:space="preserve"> Analista de Seguridad</w:t>
+            </w:r>
+            <w:r>
+              <w:rPr>
+                <w:rFonts w:ascii="Arial" w:eastAsia="Times New Roman" w:hAnsi="Arial" w:cs="Arial"/>
+                <w:b/>
+                <w:bCs/>
+                <w:color w:val="000000" w:themeColor="text1"/>
+                <w:kern w:val="24"/>
+                <w:sz w:val="22"/>
+                <w:szCs w:val="22"/>
+                <w:lang w:val="es-MX"/>
+              </w:rPr>
+              <w:t>&gt;&gt;</w:t>
             </w:r>
           </w:p>
         </w:tc>
@@ -2143,18 +5296,24 @@
                 <w:szCs w:val="22"/>
                 <w:lang w:val="es-MX"/>
               </w:rPr>
-              <w:t>&lt;&lt;contexto&gt;&gt;</w:t>
-            </w:r>
-            <w:r>
-              <w:rPr>
-                <w:rFonts w:ascii="Arial" w:eastAsia="Times New Roman" w:hAnsi="Arial" w:cs="Arial"/>
-                <w:color w:val="000000" w:themeColor="text1"/>
-                <w:kern w:val="24"/>
-                <w:sz w:val="22"/>
-                <w:szCs w:val="22"/>
-                <w:lang w:val="es-MX"/>
-              </w:rPr>
-              <w:t xml:space="preserve"> y adicionalmente </w:t>
+              <w:t>&lt;&lt;</w:t>
+            </w:r>
+            <w:r>
+              <w:rPr>
+                <w:rFonts w:ascii="Consolas" w:hAnsi="Consolas"/>
+                <w:bCs/>
+                <w:sz w:val="18"/>
+                <w:szCs w:val="18"/>
+              </w:rPr>
+              <w:t>Quiero</w:t>
+            </w:r>
+            <w:r>
+              <w:rPr>
+                <w:rFonts w:ascii="Consolas" w:hAnsi="Consolas"/>
+                <w:sz w:val="18"/>
+                <w:szCs w:val="18"/>
+              </w:rPr>
+              <w:t xml:space="preserve"> registrar la secuencia cronológica de accesos</w:t>
             </w:r>
             <w:r>
               <w:rPr>
@@ -2167,7 +5326,7 @@
                 <w:szCs w:val="22"/>
                 <w:lang w:val="es-MX"/>
               </w:rPr>
-              <w:t>&lt;&lt;contexto&gt;&gt;</w:t>
+              <w:t>&gt;&gt;</w:t>
             </w:r>
             <w:r>
               <w:rPr>
@@ -2178,7 +5337,7 @@
                 <w:szCs w:val="22"/>
                 <w:lang w:val="es-MX"/>
               </w:rPr>
-              <w:t xml:space="preserve">, cuando </w:t>
+              <w:t xml:space="preserve"> y adicionalmente </w:t>
             </w:r>
             <w:r>
               <w:rPr>
@@ -2191,18 +5350,24 @@
                 <w:szCs w:val="22"/>
                 <w:lang w:val="es-MX"/>
               </w:rPr>
-              <w:t>&lt;&lt;evento&gt;&gt;</w:t>
-            </w:r>
-            <w:r>
-              <w:rPr>
-                <w:rFonts w:ascii="Arial" w:eastAsia="Times New Roman" w:hAnsi="Arial" w:cs="Arial"/>
-                <w:color w:val="000000" w:themeColor="text1"/>
-                <w:kern w:val="24"/>
-                <w:sz w:val="22"/>
-                <w:szCs w:val="22"/>
-                <w:lang w:val="es-MX"/>
-              </w:rPr>
-              <w:t xml:space="preserve">, el sistema </w:t>
+              <w:t>&lt;&lt;</w:t>
+            </w:r>
+            <w:r>
+              <w:rPr>
+                <w:rFonts w:ascii="Consolas" w:hAnsi="Consolas"/>
+                <w:bCs/>
+                <w:sz w:val="18"/>
+                <w:szCs w:val="18"/>
+              </w:rPr>
+              <w:t>Para poder</w:t>
+            </w:r>
+            <w:r>
+              <w:rPr>
+                <w:rFonts w:ascii="Consolas" w:hAnsi="Consolas"/>
+                <w:sz w:val="18"/>
+                <w:szCs w:val="18"/>
+              </w:rPr>
+              <w:t xml:space="preserve"> tener visibilidad de los eventos ocurridos en el servidor</w:t>
             </w:r>
             <w:r>
               <w:rPr>
@@ -2215,7 +5380,97 @@
                 <w:szCs w:val="22"/>
                 <w:lang w:val="es-MX"/>
               </w:rPr>
-              <w:t>&lt;&lt;resultado / comportamiento esperado&gt;&gt;</w:t>
+              <w:t>&gt;&gt;</w:t>
+            </w:r>
+            <w:r>
+              <w:rPr>
+                <w:rFonts w:ascii="Arial" w:eastAsia="Times New Roman" w:hAnsi="Arial" w:cs="Arial"/>
+                <w:color w:val="000000" w:themeColor="text1"/>
+                <w:kern w:val="24"/>
+                <w:sz w:val="22"/>
+                <w:szCs w:val="22"/>
+                <w:lang w:val="es-MX"/>
+              </w:rPr>
+              <w:t xml:space="preserve">, cuando </w:t>
+            </w:r>
+            <w:r>
+              <w:rPr>
+                <w:rFonts w:ascii="Arial" w:eastAsia="Times New Roman" w:hAnsi="Arial" w:cs="Arial"/>
+                <w:b/>
+                <w:bCs/>
+                <w:color w:val="000000" w:themeColor="text1"/>
+                <w:kern w:val="24"/>
+                <w:sz w:val="22"/>
+                <w:szCs w:val="22"/>
+                <w:lang w:val="es-MX"/>
+              </w:rPr>
+              <w:t>&lt;&lt;</w:t>
+            </w:r>
+            <w:r>
+              <w:rPr>
+                <w:rFonts w:ascii="Consolas" w:hAnsi="Consolas"/>
+                <w:sz w:val="18"/>
+                <w:szCs w:val="18"/>
+              </w:rPr>
+              <w:t>Registro exitoso de eventos</w:t>
+            </w:r>
+            <w:r>
+              <w:rPr>
+                <w:rFonts w:ascii="Arial" w:eastAsia="Times New Roman" w:hAnsi="Arial" w:cs="Arial"/>
+                <w:b/>
+                <w:bCs/>
+                <w:color w:val="000000" w:themeColor="text1"/>
+                <w:kern w:val="24"/>
+                <w:sz w:val="22"/>
+                <w:szCs w:val="22"/>
+                <w:lang w:val="es-MX"/>
+              </w:rPr>
+              <w:t>&gt;&gt;</w:t>
+            </w:r>
+            <w:r>
+              <w:rPr>
+                <w:rFonts w:ascii="Arial" w:eastAsia="Times New Roman" w:hAnsi="Arial" w:cs="Arial"/>
+                <w:color w:val="000000" w:themeColor="text1"/>
+                <w:kern w:val="24"/>
+                <w:sz w:val="22"/>
+                <w:szCs w:val="22"/>
+                <w:lang w:val="es-MX"/>
+              </w:rPr>
+              <w:t xml:space="preserve">, el sistema </w:t>
+            </w:r>
+            <w:r>
+              <w:rPr>
+                <w:rFonts w:ascii="Arial" w:eastAsia="Times New Roman" w:hAnsi="Arial" w:cs="Arial"/>
+                <w:b/>
+                <w:bCs/>
+                <w:color w:val="000000" w:themeColor="text1"/>
+                <w:kern w:val="24"/>
+                <w:sz w:val="22"/>
+                <w:szCs w:val="22"/>
+                <w:lang w:val="es-MX"/>
+              </w:rPr>
+              <w:t>&lt;&lt;</w:t>
+            </w:r>
+            <w:r>
+              <w:rPr>
+                <w:rFonts w:ascii="Consolas" w:hAnsi="Consolas"/>
+                <w:sz w:val="18"/>
+                <w:szCs w:val="18"/>
+              </w:rPr>
+              <w:t>En caso que existan eventos simulados, cuando el programa inicie, el sistema imprimirá la lista completa de registros mostrando el equipo y el tipo de evento</w:t>
+            </w:r>
+            <w:r>
+              <w:rPr>
+                <w:rFonts w:ascii="Arial" w:eastAsia="Times New Roman" w:hAnsi="Arial" w:cs="Arial"/>
+                <w:b/>
+                <w:bCs/>
+                <w:color w:val="000000" w:themeColor="text1"/>
+                <w:kern w:val="24"/>
+                <w:sz w:val="22"/>
+                <w:szCs w:val="22"/>
+                <w:lang w:val="es-MX"/>
+              </w:rPr>
+              <w:t>&gt;&gt;</w:t>
             </w:r>
           </w:p>
         </w:tc>
@@ -2308,7 +5563,33 @@
                 <w:szCs w:val="22"/>
                 <w:lang w:val="es-MX"/>
               </w:rPr>
-              <w:t>&lt;&lt;Título escenario&gt;&gt;</w:t>
+              <w:t>&lt;&lt;</w:t>
+            </w:r>
+            <w:r>
+              <w:rPr>
+                <w:rFonts w:ascii="Consolas" w:hAnsi="Consolas"/>
+                <w:bCs/>
+              </w:rPr>
+              <w:t>Como</w:t>
+            </w:r>
+            <w:r>
+              <w:rPr>
+                <w:rFonts w:ascii="Consolas" w:hAnsi="Consolas"/>
+              </w:rPr>
+              <w:t xml:space="preserve"> Administrador del Sistema</w:t>
+            </w:r>
+            <w:r>
+              <w:rPr>
+                <w:rFonts w:ascii="Arial" w:eastAsia="Times New Roman" w:hAnsi="Arial" w:cs="Arial"/>
+                <w:b/>
+                <w:bCs/>
+                <w:color w:val="000000" w:themeColor="text1"/>
+                <w:kern w:val="24"/>
+                <w:sz w:val="22"/>
+                <w:szCs w:val="22"/>
+                <w:lang w:val="es-MX"/>
+              </w:rPr>
+              <w:t>&gt;&gt;</w:t>
             </w:r>
           </w:p>
         </w:tc>
@@ -2364,18 +5645,24 @@
                 <w:szCs w:val="22"/>
                 <w:lang w:val="es-MX"/>
               </w:rPr>
-              <w:t>&lt;&lt;contexto&gt;&gt;</w:t>
-            </w:r>
-            <w:r>
-              <w:rPr>
-                <w:rFonts w:ascii="Arial" w:eastAsia="Times New Roman" w:hAnsi="Arial" w:cs="Arial"/>
-                <w:color w:val="000000" w:themeColor="text1"/>
-                <w:kern w:val="24"/>
-                <w:sz w:val="22"/>
-                <w:szCs w:val="22"/>
-                <w:lang w:val="es-MX"/>
-              </w:rPr>
-              <w:t xml:space="preserve"> y adicionalmente </w:t>
+              <w:t>&lt;&lt;</w:t>
+            </w:r>
+            <w:r>
+              <w:rPr>
+                <w:rFonts w:ascii="Consolas" w:hAnsi="Consolas"/>
+                <w:bCs/>
+                <w:sz w:val="18"/>
+                <w:szCs w:val="18"/>
+              </w:rPr>
+              <w:t>Quiero</w:t>
+            </w:r>
+            <w:r>
+              <w:rPr>
+                <w:rFonts w:ascii="Consolas" w:hAnsi="Consolas"/>
+                <w:sz w:val="18"/>
+                <w:szCs w:val="18"/>
+              </w:rPr>
+              <w:t xml:space="preserve"> clasificar los equipos según sus intentos fallidos acumulados</w:t>
             </w:r>
             <w:r>
               <w:rPr>
@@ -2388,7 +5675,7 @@
                 <w:szCs w:val="22"/>
                 <w:lang w:val="es-MX"/>
               </w:rPr>
-              <w:t>&lt;&lt;contexto&gt;&gt;</w:t>
+              <w:t>&gt;&gt;</w:t>
             </w:r>
             <w:r>
               <w:rPr>
@@ -2399,7 +5686,7 @@
                 <w:szCs w:val="22"/>
                 <w:lang w:val="es-MX"/>
               </w:rPr>
-              <w:t xml:space="preserve">, cuando </w:t>
+              <w:t xml:space="preserve"> y adicionalmente </w:t>
             </w:r>
             <w:r>
               <w:rPr>
@@ -2412,7 +5699,47 @@
                 <w:szCs w:val="22"/>
                 <w:lang w:val="es-MX"/>
               </w:rPr>
-              <w:t>&lt;&lt;evento&gt;&gt;</w:t>
+              <w:t>&lt;&lt;</w:t>
+            </w:r>
+            <w:r>
+              <w:rPr>
+                <w:rFonts w:ascii="Consolas" w:hAnsi="Consolas"/>
+                <w:bCs/>
+                <w:sz w:val="18"/>
+                <w:szCs w:val="18"/>
+              </w:rPr>
+              <w:t>Para poder</w:t>
+            </w:r>
+            <w:r>
+              <w:rPr>
+                <w:rFonts w:ascii="Consolas" w:hAnsi="Consolas"/>
+                <w:sz w:val="18"/>
+                <w:szCs w:val="18"/>
+              </w:rPr>
+              <w:t xml:space="preserve"> detectar posibles ataques de fuerza bruta.</w:t>
+            </w:r>
+            <w:r>
+              <w:rPr>
+                <w:rFonts w:ascii="Consolas" w:eastAsia="Times New Roman" w:hAnsi="Consolas" w:cs="Arial"/>
+                <w:bCs/>
+                <w:color w:val="000000" w:themeColor="text1"/>
+                <w:kern w:val="24"/>
+                <w:sz w:val="18"/>
+                <w:szCs w:val="18"/>
+                <w:lang w:val="es-MX"/>
+              </w:rPr>
+              <w:t>&gt;&gt;</w:t>
+            </w:r>
+            <w:r>
+              <w:rPr>
+                <w:rFonts w:ascii="Consolas" w:eastAsia="Times New Roman" w:hAnsi="Consolas" w:cs="Arial"/>
+                <w:color w:val="000000" w:themeColor="text1"/>
+                <w:kern w:val="24"/>
+                <w:sz w:val="18"/>
+                <w:szCs w:val="18"/>
+                <w:lang w:val="es-MX"/>
+              </w:rPr>
+              <w:t>,</w:t>
             </w:r>
             <w:r>
               <w:rPr>
@@ -2423,7 +5750,18 @@
                 <w:szCs w:val="22"/>
                 <w:lang w:val="es-MX"/>
               </w:rPr>
-              <w:t xml:space="preserve">, el sistema </w:t>
+              <w:t xml:space="preserve"> </w:t>
+            </w:r>
+            <w:r>
+              <w:rPr>
+                <w:rFonts w:ascii="Arial" w:eastAsia="Times New Roman" w:hAnsi="Arial" w:cs="Arial"/>
+                <w:color w:val="000000" w:themeColor="text1"/>
+                <w:kern w:val="24"/>
+                <w:sz w:val="22"/>
+                <w:szCs w:val="22"/>
+                <w:lang w:val="es-MX"/>
+              </w:rPr>
+              <w:t xml:space="preserve">cuando </w:t>
             </w:r>
             <w:r>
               <w:rPr>
@@ -2436,88 +5774,16 @@
                 <w:szCs w:val="22"/>
                 <w:lang w:val="es-MX"/>
               </w:rPr>
-              <w:t>&lt;&lt;resultado / comportamiento esperado&gt;&gt;</w:t>
-            </w:r>
-          </w:p>
-        </w:tc>
-      </w:tr>
-      <w:tr>
-        <w:trPr>
-          <w:trHeight w:val="710"/>
-        </w:trPr>
-        <w:tc>
-          <w:tcPr>
-            <w:tcW w:w="1160" w:type="dxa"/>
-            <w:tcBorders>
-              <w:top w:val="nil"/>
-              <w:left w:val="nil"/>
-              <w:bottom w:val="nil"/>
-              <w:right w:val="nil"/>
-            </w:tcBorders>
-            <w:shd w:val="clear" w:color="auto" w:fill="D6D5D5"/>
-            <w:tcMar>
-              <w:top w:w="80" w:type="dxa"/>
-              <w:left w:w="80" w:type="dxa"/>
-              <w:bottom w:w="80" w:type="dxa"/>
-              <w:right w:w="80" w:type="dxa"/>
-            </w:tcMar>
-            <w:vAlign w:val="center"/>
-            <w:hideMark/>
-          </w:tcPr>
-          <w:p>
-            <w:pPr>
-              <w:rPr>
-                <w:rFonts w:ascii="Arial" w:hAnsi="Arial" w:cs="Arial"/>
-                <w:color w:val="000000" w:themeColor="text1"/>
-                <w:kern w:val="24"/>
-                <w:sz w:val="22"/>
-                <w:szCs w:val="22"/>
-                <w:lang w:val="es-MX"/>
-              </w:rPr>
-            </w:pPr>
-            <w:r>
-              <w:rPr>
-                <w:rFonts w:ascii="Arial" w:eastAsia="Times New Roman" w:hAnsi="Arial" w:cs="Arial"/>
-                <w:color w:val="000000" w:themeColor="text1"/>
-                <w:kern w:val="24"/>
-                <w:sz w:val="22"/>
-                <w:szCs w:val="22"/>
-                <w:lang w:val="es-MX"/>
-              </w:rPr>
-              <w:t>3.</w:t>
-            </w:r>
-          </w:p>
-        </w:tc>
-        <w:tc>
-          <w:tcPr>
-            <w:tcW w:w="4280" w:type="dxa"/>
-            <w:tcBorders>
-              <w:top w:val="nil"/>
-              <w:left w:val="nil"/>
-              <w:bottom w:val="nil"/>
-              <w:right w:val="single" w:sz="8" w:space="0" w:color="164F86"/>
-            </w:tcBorders>
-            <w:shd w:val="clear" w:color="auto" w:fill="auto"/>
-            <w:tcMar>
-              <w:top w:w="80" w:type="dxa"/>
-              <w:left w:w="80" w:type="dxa"/>
-              <w:bottom w:w="80" w:type="dxa"/>
-              <w:right w:w="80" w:type="dxa"/>
-            </w:tcMar>
-            <w:vAlign w:val="center"/>
-            <w:hideMark/>
-          </w:tcPr>
-          <w:p>
-            <w:pPr>
-              <w:rPr>
-                <w:rFonts w:ascii="Arial" w:hAnsi="Arial" w:cs="Arial"/>
-                <w:color w:val="000000" w:themeColor="text1"/>
-                <w:kern w:val="24"/>
-                <w:sz w:val="22"/>
-                <w:szCs w:val="22"/>
-                <w:lang w:val="es-MX"/>
-              </w:rPr>
-            </w:pPr>
+              <w:t>&lt;&lt;</w:t>
+            </w:r>
+            <w:r>
+              <w:rPr>
+                <w:rFonts w:ascii="Consolas" w:hAnsi="Consolas"/>
+                <w:sz w:val="18"/>
+                <w:szCs w:val="18"/>
+              </w:rPr>
+              <w:t>Comportamiento normal</w:t>
+            </w:r>
             <w:r>
               <w:rPr>
                 <w:rFonts w:ascii="Arial" w:eastAsia="Times New Roman" w:hAnsi="Arial" w:cs="Arial"/>
@@ -2529,40 +5795,8 @@
                 <w:szCs w:val="22"/>
                 <w:lang w:val="es-MX"/>
               </w:rPr>
-              <w:t>&lt;&lt;Título escenario&gt;&gt;</w:t>
-            </w:r>
-          </w:p>
-        </w:tc>
-        <w:tc>
-          <w:tcPr>
-            <w:tcW w:w="7601" w:type="dxa"/>
-            <w:tcBorders>
-              <w:top w:val="nil"/>
-              <w:left w:val="single" w:sz="8" w:space="0" w:color="164F86"/>
-              <w:bottom w:val="nil"/>
-              <w:right w:val="nil"/>
-            </w:tcBorders>
-            <w:shd w:val="clear" w:color="auto" w:fill="auto"/>
-            <w:tcMar>
-              <w:top w:w="80" w:type="dxa"/>
-              <w:left w:w="80" w:type="dxa"/>
-              <w:bottom w:w="80" w:type="dxa"/>
-              <w:right w:w="80" w:type="dxa"/>
-            </w:tcMar>
-            <w:vAlign w:val="center"/>
-            <w:hideMark/>
-          </w:tcPr>
-          <w:p>
-            <w:pPr>
-              <w:rPr>
-                <w:rFonts w:ascii="Arial" w:hAnsi="Arial" w:cs="Arial"/>
-                <w:color w:val="000000" w:themeColor="text1"/>
-                <w:kern w:val="24"/>
-                <w:sz w:val="22"/>
-                <w:szCs w:val="22"/>
-                <w:lang w:val="es-MX"/>
-              </w:rPr>
-            </w:pPr>
+              <w:t>&gt;&gt;</w:t>
+            </w:r>
             <w:r>
               <w:rPr>
                 <w:rFonts w:ascii="Arial" w:eastAsia="Times New Roman" w:hAnsi="Arial" w:cs="Arial"/>
@@ -2572,7 +5806,7 @@
                 <w:szCs w:val="22"/>
                 <w:lang w:val="es-MX"/>
               </w:rPr>
-              <w:t xml:space="preserve">En caso que </w:t>
+              <w:t xml:space="preserve">, el sistema </w:t>
             </w:r>
             <w:r>
               <w:rPr>
@@ -2585,18 +5819,65 @@
                 <w:szCs w:val="22"/>
                 <w:lang w:val="es-MX"/>
               </w:rPr>
-              <w:t>&lt;&lt;contexto&gt;&gt;</w:t>
-            </w:r>
-            <w:r>
-              <w:rPr>
-                <w:rFonts w:ascii="Arial" w:eastAsia="Times New Roman" w:hAnsi="Arial" w:cs="Arial"/>
-                <w:color w:val="000000" w:themeColor="text1"/>
-                <w:kern w:val="24"/>
-                <w:sz w:val="22"/>
-                <w:szCs w:val="22"/>
-                <w:lang w:val="es-MX"/>
-              </w:rPr>
-              <w:t xml:space="preserve"> y adicionalmente </w:t>
+              <w:t>&lt;&lt;</w:t>
+            </w:r>
+            <w:r>
+              <w:rPr>
+                <w:rFonts w:ascii="Consolas" w:hAnsi="Consolas"/>
+                <w:sz w:val="18"/>
+                <w:szCs w:val="18"/>
+              </w:rPr>
+              <w:t>En caso que un equipo acumule 3 o menos intentos fallidos sumados (</w:t>
+            </w:r>
+            <w:r>
+              <w:rPr>
+                <w:rStyle w:val="CdigoHTML"/>
+                <w:rFonts w:ascii="Consolas" w:eastAsiaTheme="minorEastAsia" w:hAnsi="Consolas"/>
+                <w:sz w:val="18"/>
+                <w:szCs w:val="18"/>
+              </w:rPr>
+              <w:t>'I'</w:t>
+            </w:r>
+            <w:r>
+              <w:rPr>
+                <w:rFonts w:ascii="Consolas" w:hAnsi="Consolas"/>
+                <w:sz w:val="18"/>
+                <w:szCs w:val="18"/>
+              </w:rPr>
+              <w:t xml:space="preserve"> + </w:t>
+            </w:r>
+            <w:r>
+              <w:rPr>
+                <w:rStyle w:val="CdigoHTML"/>
+                <w:rFonts w:ascii="Consolas" w:eastAsiaTheme="minorEastAsia" w:hAnsi="Consolas"/>
+                <w:sz w:val="18"/>
+                <w:szCs w:val="18"/>
+              </w:rPr>
+              <w:t>'N'</w:t>
+            </w:r>
+            <w:r>
+              <w:rPr>
+                <w:rFonts w:ascii="Consolas" w:hAnsi="Consolas"/>
+                <w:sz w:val="18"/>
+                <w:szCs w:val="18"/>
+              </w:rPr>
+              <w:t xml:space="preserve">), cuando se genere la tabla resumen, el sistema mostrará el estado </w:t>
+            </w:r>
+            <w:r>
+              <w:rPr>
+                <w:rStyle w:val="CdigoHTML"/>
+                <w:rFonts w:ascii="Consolas" w:eastAsiaTheme="minorEastAsia" w:hAnsi="Consolas"/>
+                <w:sz w:val="18"/>
+                <w:szCs w:val="18"/>
+              </w:rPr>
+              <w:t>"NORMAL</w:t>
+            </w:r>
+            <w:r>
+              <w:rPr>
+                <w:rStyle w:val="CdigoHTML"/>
+                <w:rFonts w:eastAsiaTheme="minorEastAsia"/>
+              </w:rPr>
+              <w:t>"</w:t>
             </w:r>
             <w:r>
               <w:rPr>
@@ -2609,276 +5890,7 @@
                 <w:szCs w:val="22"/>
                 <w:lang w:val="es-MX"/>
               </w:rPr>
-              <w:t>&lt;&lt;contexto&gt;&gt;</w:t>
-            </w:r>
-            <w:r>
-              <w:rPr>
-                <w:rFonts w:ascii="Arial" w:eastAsia="Times New Roman" w:hAnsi="Arial" w:cs="Arial"/>
-                <w:color w:val="000000" w:themeColor="text1"/>
-                <w:kern w:val="24"/>
-                <w:sz w:val="22"/>
-                <w:szCs w:val="22"/>
-                <w:lang w:val="es-MX"/>
-              </w:rPr>
-              <w:t xml:space="preserve">, cuando </w:t>
-            </w:r>
-            <w:r>
-              <w:rPr>
-                <w:rFonts w:ascii="Arial" w:eastAsia="Times New Roman" w:hAnsi="Arial" w:cs="Arial"/>
-                <w:b/>
-                <w:bCs/>
-                <w:color w:val="000000" w:themeColor="text1"/>
-                <w:kern w:val="24"/>
-                <w:sz w:val="22"/>
-                <w:szCs w:val="22"/>
-                <w:lang w:val="es-MX"/>
-              </w:rPr>
-              <w:t>&lt;&lt;evento&gt;&gt;</w:t>
-            </w:r>
-            <w:r>
-              <w:rPr>
-                <w:rFonts w:ascii="Arial" w:eastAsia="Times New Roman" w:hAnsi="Arial" w:cs="Arial"/>
-                <w:color w:val="000000" w:themeColor="text1"/>
-                <w:kern w:val="24"/>
-                <w:sz w:val="22"/>
-                <w:szCs w:val="22"/>
-                <w:lang w:val="es-MX"/>
-              </w:rPr>
-              <w:t xml:space="preserve">, el sistema </w:t>
-            </w:r>
-            <w:r>
-              <w:rPr>
-                <w:rFonts w:ascii="Arial" w:eastAsia="Times New Roman" w:hAnsi="Arial" w:cs="Arial"/>
-                <w:b/>
-                <w:bCs/>
-                <w:color w:val="000000" w:themeColor="text1"/>
-                <w:kern w:val="24"/>
-                <w:sz w:val="22"/>
-                <w:szCs w:val="22"/>
-                <w:lang w:val="es-MX"/>
-              </w:rPr>
-              <w:t>&lt;&lt;resultado / comportamiento esperado&gt;&gt;</w:t>
-            </w:r>
-          </w:p>
-        </w:tc>
-      </w:tr>
-      <w:tr>
-        <w:trPr>
-          <w:trHeight w:val="779"/>
-        </w:trPr>
-        <w:tc>
-          <w:tcPr>
-            <w:tcW w:w="1160" w:type="dxa"/>
-            <w:tcBorders>
-              <w:top w:val="nil"/>
-              <w:left w:val="nil"/>
-              <w:bottom w:val="nil"/>
-              <w:right w:val="nil"/>
-            </w:tcBorders>
-            <w:shd w:val="clear" w:color="auto" w:fill="D6D5D5"/>
-            <w:tcMar>
-              <w:top w:w="80" w:type="dxa"/>
-              <w:left w:w="80" w:type="dxa"/>
-              <w:bottom w:w="80" w:type="dxa"/>
-              <w:right w:w="80" w:type="dxa"/>
-            </w:tcMar>
-            <w:vAlign w:val="center"/>
-            <w:hideMark/>
-          </w:tcPr>
-          <w:p>
-            <w:pPr>
-              <w:rPr>
-                <w:rFonts w:ascii="Arial" w:hAnsi="Arial" w:cs="Arial"/>
-                <w:color w:val="000000" w:themeColor="text1"/>
-                <w:kern w:val="24"/>
-                <w:sz w:val="22"/>
-                <w:szCs w:val="22"/>
-                <w:lang w:val="es-MX"/>
-              </w:rPr>
-            </w:pPr>
-            <w:r>
-              <w:rPr>
-                <w:rFonts w:ascii="Arial" w:eastAsia="Times New Roman" w:hAnsi="Arial" w:cs="Arial"/>
-                <w:color w:val="000000" w:themeColor="text1"/>
-                <w:kern w:val="24"/>
-                <w:sz w:val="22"/>
-                <w:szCs w:val="22"/>
-                <w:lang w:val="es-MX"/>
-              </w:rPr>
-              <w:t>4.</w:t>
-            </w:r>
-          </w:p>
-        </w:tc>
-        <w:tc>
-          <w:tcPr>
-            <w:tcW w:w="4280" w:type="dxa"/>
-            <w:tcBorders>
-              <w:top w:val="nil"/>
-              <w:left w:val="nil"/>
-              <w:bottom w:val="nil"/>
-              <w:right w:val="single" w:sz="8" w:space="0" w:color="164F86"/>
-            </w:tcBorders>
-            <w:shd w:val="clear" w:color="auto" w:fill="E3E5E8"/>
-            <w:tcMar>
-              <w:top w:w="80" w:type="dxa"/>
-              <w:left w:w="80" w:type="dxa"/>
-              <w:bottom w:w="80" w:type="dxa"/>
-              <w:right w:w="80" w:type="dxa"/>
-            </w:tcMar>
-            <w:vAlign w:val="center"/>
-            <w:hideMark/>
-          </w:tcPr>
-          <w:p>
-            <w:pPr>
-              <w:rPr>
-                <w:rFonts w:ascii="Arial" w:hAnsi="Arial" w:cs="Arial"/>
-                <w:color w:val="000000" w:themeColor="text1"/>
-                <w:kern w:val="24"/>
-                <w:sz w:val="22"/>
-                <w:szCs w:val="22"/>
-                <w:lang w:val="es-MX"/>
-              </w:rPr>
-            </w:pPr>
-            <w:r>
-              <w:rPr>
-                <w:rFonts w:ascii="Arial" w:eastAsia="Times New Roman" w:hAnsi="Arial" w:cs="Arial"/>
-                <w:b/>
-                <w:bCs/>
-                <w:color w:val="000000" w:themeColor="text1"/>
-                <w:kern w:val="24"/>
-                <w:sz w:val="22"/>
-                <w:szCs w:val="22"/>
-                <w:lang w:val="es-MX"/>
-              </w:rPr>
-              <w:t>&lt;&lt;Título escenario&gt;&gt;</w:t>
-            </w:r>
-          </w:p>
-        </w:tc>
-        <w:tc>
-          <w:tcPr>
-            <w:tcW w:w="7601" w:type="dxa"/>
-            <w:tcBorders>
-              <w:top w:val="nil"/>
-              <w:left w:val="single" w:sz="8" w:space="0" w:color="164F86"/>
-              <w:bottom w:val="nil"/>
-              <w:right w:val="nil"/>
-            </w:tcBorders>
-            <w:shd w:val="clear" w:color="auto" w:fill="E3E5E8"/>
-            <w:tcMar>
-              <w:top w:w="80" w:type="dxa"/>
-              <w:left w:w="80" w:type="dxa"/>
-              <w:bottom w:w="80" w:type="dxa"/>
-              <w:right w:w="80" w:type="dxa"/>
-            </w:tcMar>
-            <w:vAlign w:val="center"/>
-            <w:hideMark/>
-          </w:tcPr>
-          <w:p>
-            <w:pPr>
-              <w:rPr>
-                <w:rFonts w:ascii="Arial" w:hAnsi="Arial" w:cs="Arial"/>
-                <w:color w:val="000000" w:themeColor="text1"/>
-                <w:kern w:val="24"/>
-                <w:sz w:val="22"/>
-                <w:szCs w:val="22"/>
-                <w:lang w:val="es-MX"/>
-              </w:rPr>
-            </w:pPr>
-            <w:r>
-              <w:rPr>
-                <w:rFonts w:ascii="Arial" w:eastAsia="Times New Roman" w:hAnsi="Arial" w:cs="Arial"/>
-                <w:color w:val="000000" w:themeColor="text1"/>
-                <w:kern w:val="24"/>
-                <w:sz w:val="22"/>
-                <w:szCs w:val="22"/>
-                <w:lang w:val="es-MX"/>
-              </w:rPr>
-              <w:t xml:space="preserve">En caso que </w:t>
-            </w:r>
-            <w:r>
-              <w:rPr>
-                <w:rFonts w:ascii="Arial" w:eastAsia="Times New Roman" w:hAnsi="Arial" w:cs="Arial"/>
-                <w:b/>
-                <w:bCs/>
-                <w:color w:val="000000" w:themeColor="text1"/>
-                <w:kern w:val="24"/>
-                <w:sz w:val="22"/>
-                <w:szCs w:val="22"/>
-                <w:lang w:val="es-MX"/>
-              </w:rPr>
-              <w:t>&lt;&lt;contexto&gt;&gt;</w:t>
-            </w:r>
-            <w:r>
-              <w:rPr>
-                <w:rFonts w:ascii="Arial" w:eastAsia="Times New Roman" w:hAnsi="Arial" w:cs="Arial"/>
-                <w:color w:val="000000" w:themeColor="text1"/>
-                <w:kern w:val="24"/>
-                <w:sz w:val="22"/>
-                <w:szCs w:val="22"/>
-                <w:lang w:val="es-MX"/>
-              </w:rPr>
-              <w:t xml:space="preserve"> y adicionalmente </w:t>
-            </w:r>
-            <w:r>
-              <w:rPr>
-                <w:rFonts w:ascii="Arial" w:eastAsia="Times New Roman" w:hAnsi="Arial" w:cs="Arial"/>
-                <w:b/>
-                <w:bCs/>
-                <w:color w:val="000000" w:themeColor="text1"/>
-                <w:kern w:val="24"/>
-                <w:sz w:val="22"/>
-                <w:szCs w:val="22"/>
-                <w:lang w:val="es-MX"/>
-              </w:rPr>
-              <w:t>&lt;&lt;contexto&gt;&gt;</w:t>
-            </w:r>
-            <w:r>
-              <w:rPr>
-                <w:rFonts w:ascii="Arial" w:eastAsia="Times New Roman" w:hAnsi="Arial" w:cs="Arial"/>
-                <w:color w:val="000000" w:themeColor="text1"/>
-                <w:kern w:val="24"/>
-                <w:sz w:val="22"/>
-                <w:szCs w:val="22"/>
-                <w:lang w:val="es-MX"/>
-              </w:rPr>
-              <w:t xml:space="preserve">, cuando </w:t>
-            </w:r>
-            <w:r>
-              <w:rPr>
-                <w:rFonts w:ascii="Arial" w:eastAsia="Times New Roman" w:hAnsi="Arial" w:cs="Arial"/>
-                <w:b/>
-                <w:bCs/>
-                <w:color w:val="000000" w:themeColor="text1"/>
-                <w:kern w:val="24"/>
-                <w:sz w:val="22"/>
-                <w:szCs w:val="22"/>
-                <w:lang w:val="es-MX"/>
-              </w:rPr>
-              <w:t>&lt;&lt;evento&gt;&gt;</w:t>
-            </w:r>
-            <w:r>
-              <w:rPr>
-                <w:rFonts w:ascii="Arial" w:eastAsia="Times New Roman" w:hAnsi="Arial" w:cs="Arial"/>
-                <w:color w:val="000000" w:themeColor="text1"/>
-                <w:kern w:val="24"/>
-                <w:sz w:val="22"/>
-                <w:szCs w:val="22"/>
-                <w:lang w:val="es-MX"/>
-              </w:rPr>
-              <w:t xml:space="preserve">, el sistema </w:t>
-            </w:r>
-            <w:r>
-              <w:rPr>
-                <w:rFonts w:ascii="Arial" w:eastAsia="Times New Roman" w:hAnsi="Arial" w:cs="Arial"/>
-                <w:b/>
-                <w:bCs/>
-                <w:color w:val="000000" w:themeColor="text1"/>
-                <w:kern w:val="24"/>
-                <w:sz w:val="22"/>
-                <w:szCs w:val="22"/>
-                <w:lang w:val="es-MX"/>
-              </w:rPr>
-              <w:t>&lt;&lt;resultado / comportamiento esperado&gt;&gt;</w:t>
+              <w:t>&gt;&gt;</w:t>
             </w:r>
           </w:p>
         </w:tc>
@@ -2967,6 +5979,8 @@
           <w:lang w:val="es-ES"/>
         </w:rPr>
       </w:pPr>
+      <w:bookmarkStart w:id="1" w:name="_GoBack"/>
+      <w:bookmarkEnd w:id="1"/>
     </w:p>
     <w:p>
       <w:pPr>
@@ -2979,8 +5993,6 @@
           <w:lang w:val="es-ES"/>
         </w:rPr>
       </w:pPr>
-      <w:bookmarkStart w:id="1" w:name="_GoBack"/>
-      <w:bookmarkEnd w:id="1"/>
     </w:p>
     <w:sectPr>
       <w:footerReference w:type="even" r:id="rId12"/>
@@ -3030,7 +6042,7 @@
 </file>
 
 <file path=word/endnotes.xml><?xml version="1.0" encoding="utf-8"?>
-<w:endnotes xmlns:wpc="http://schemas.microsoft.com/office/word/2010/wordprocessingCanvas" xmlns:cx="http://schemas.microsoft.com/office/drawing/2014/chartex" xmlns:cx1="http://schemas.microsoft.com/office/drawing/2015/9/8/chartex" xmlns:cx2="http://schemas.microsoft.com/office/drawing/2015/10/21/chartex" xmlns:cx3="http://schemas.microsoft.com/office/drawing/2016/5/9/chartex" xmlns:cx4="http://schemas.microsoft.com/office/drawing/2016/5/10/chartex" xmlns:cx5="http://schemas.microsoft.com/office/drawing/2016/5/11/chartex" xmlns:cx6="http://schemas.microsoft.com/office/drawing/2016/5/12/chartex" xmlns:cx7="http://schemas.microsoft.com/office/drawing/2016/5/13/chartex" xmlns:cx8="http://schemas.microsoft.com/office/drawing/2016/5/14/chartex" xmlns:mc="http://schemas.openxmlformats.org/markup-compatibility/2006" xmlns:aink="http://schemas.microsoft.com/office/drawing/2016/ink" xmlns:am3d="http://schemas.microsoft.com/office/drawing/2017/model3d" xmlns:o="urn:schemas-microsoft-com:office:office" xmlns:r="http://schemas.openxmlformats.org/officeDocument/2006/relationships" xmlns:m="http://schemas.openxmlformats.org/officeDocument/2006/math" xmlns:v="urn:schemas-microsoft-com:vml" xmlns:wp14="http://schemas.microsoft.com/office/word/2010/wordprocessingDrawing" xmlns:wp="http://schemas.openxmlformats.org/drawingml/2006/wordprocessingDrawing" xmlns:w10="urn:schemas-microsoft-com:office:word" xmlns:w="http://schemas.openxmlformats.org/wordprocessingml/2006/main" xmlns:w14="http://schemas.microsoft.com/office/word/2010/wordml" xmlns:w15="http://schemas.microsoft.com/office/word/2012/wordml" xmlns:w16cid="http://schemas.microsoft.com/office/word/2016/wordml/cid" xmlns:w16se="http://schemas.microsoft.com/office/word/2015/wordml/symex" xmlns:wpg="http://schemas.microsoft.com/office/word/2010/wordprocessingGroup" xmlns:wpi="http://schemas.microsoft.com/office/word/2010/wordprocessingInk" xmlns:wne="http://schemas.microsoft.com/office/word/2006/wordml" xmlns:wps="http://schemas.microsoft.com/office/word/2010/wordprocessingShape" mc:Ignorable="w14 w15 w16se w16cid wp14">
+<w:endnotes xmlns:wpc="http://schemas.microsoft.com/office/word/2010/wordprocessingCanvas" xmlns:cx="http://schemas.microsoft.com/office/drawing/2014/chartex" xmlns:mc="http://schemas.openxmlformats.org/markup-compatibility/2006" xmlns:o="urn:schemas-microsoft-com:office:office" xmlns:r="http://schemas.openxmlformats.org/officeDocument/2006/relationships" xmlns:m="http://schemas.openxmlformats.org/officeDocument/2006/math" xmlns:v="urn:schemas-microsoft-com:vml" xmlns:wp14="http://schemas.microsoft.com/office/word/2010/wordprocessingDrawing" xmlns:wp="http://schemas.openxmlformats.org/drawingml/2006/wordprocessingDrawing" xmlns:w10="urn:schemas-microsoft-com:office:word" xmlns:w="http://schemas.openxmlformats.org/wordprocessingml/2006/main" xmlns:w14="http://schemas.microsoft.com/office/word/2010/wordml" xmlns:w15="http://schemas.microsoft.com/office/word/2012/wordml" xmlns:w16se="http://schemas.microsoft.com/office/word/2015/wordml/symex" xmlns:wpg="http://schemas.microsoft.com/office/word/2010/wordprocessingGroup" xmlns:wpi="http://schemas.microsoft.com/office/word/2010/wordprocessingInk" xmlns:wne="http://schemas.microsoft.com/office/word/2006/wordml" xmlns:wps="http://schemas.microsoft.com/office/word/2010/wordprocessingShape" mc:Ignorable="w14 w15 w16se wp14">
   <w:endnote w:type="separator" w:id="-1">
     <w:p>
       <w:r>
@@ -3052,7 +6064,7 @@
 </file>
 
 <file path=word/footer1.xml><?xml version="1.0" encoding="utf-8"?>
-<w:ftr xmlns:wpc="http://schemas.microsoft.com/office/word/2010/wordprocessingCanvas" xmlns:cx="http://schemas.microsoft.com/office/drawing/2014/chartex" xmlns:cx1="http://schemas.microsoft.com/office/drawing/2015/9/8/chartex" xmlns:cx2="http://schemas.microsoft.com/office/drawing/2015/10/21/chartex" xmlns:cx3="http://schemas.microsoft.com/office/drawing/2016/5/9/chartex" xmlns:cx4="http://schemas.microsoft.com/office/drawing/2016/5/10/chartex" xmlns:cx5="http://schemas.microsoft.com/office/drawing/2016/5/11/chartex" xmlns:cx6="http://schemas.microsoft.com/office/drawing/2016/5/12/chartex" xmlns:cx7="http://schemas.microsoft.com/office/drawing/2016/5/13/chartex" xmlns:cx8="http://schemas.microsoft.com/office/drawing/2016/5/14/chartex" xmlns:mc="http://schemas.openxmlformats.org/markup-compatibility/2006" xmlns:aink="http://schemas.microsoft.com/office/drawing/2016/ink" xmlns:am3d="http://schemas.microsoft.com/office/drawing/2017/model3d" xmlns:o="urn:schemas-microsoft-com:office:office" xmlns:r="http://schemas.openxmlformats.org/officeDocument/2006/relationships" xmlns:m="http://schemas.openxmlformats.org/officeDocument/2006/math" xmlns:v="urn:schemas-microsoft-com:vml" xmlns:wp14="http://schemas.microsoft.com/office/word/2010/wordprocessingDrawing" xmlns:wp="http://schemas.openxmlformats.org/drawingml/2006/wordprocessingDrawing" xmlns:w10="urn:schemas-microsoft-com:office:word" xmlns:w="http://schemas.openxmlformats.org/wordprocessingml/2006/main" xmlns:w14="http://schemas.microsoft.com/office/word/2010/wordml" xmlns:w15="http://schemas.microsoft.com/office/word/2012/wordml" xmlns:w16cid="http://schemas.microsoft.com/office/word/2016/wordml/cid" xmlns:w16se="http://schemas.microsoft.com/office/word/2015/wordml/symex" xmlns:wpg="http://schemas.microsoft.com/office/word/2010/wordprocessingGroup" xmlns:wpi="http://schemas.microsoft.com/office/word/2010/wordprocessingInk" xmlns:wne="http://schemas.microsoft.com/office/word/2006/wordml" xmlns:wps="http://schemas.microsoft.com/office/word/2010/wordprocessingShape" mc:Ignorable="w14 w15 w16se w16cid wp14">
+<w:ftr xmlns:wpc="http://schemas.microsoft.com/office/word/2010/wordprocessingCanvas" xmlns:cx="http://schemas.microsoft.com/office/drawing/2014/chartex" xmlns:mc="http://schemas.openxmlformats.org/markup-compatibility/2006" xmlns:o="urn:schemas-microsoft-com:office:office" xmlns:r="http://schemas.openxmlformats.org/officeDocument/2006/relationships" xmlns:m="http://schemas.openxmlformats.org/officeDocument/2006/math" xmlns:v="urn:schemas-microsoft-com:vml" xmlns:wp14="http://schemas.microsoft.com/office/word/2010/wordprocessingDrawing" xmlns:wp="http://schemas.openxmlformats.org/drawingml/2006/wordprocessingDrawing" xmlns:w10="urn:schemas-microsoft-com:office:word" xmlns:w="http://schemas.openxmlformats.org/wordprocessingml/2006/main" xmlns:w14="http://schemas.microsoft.com/office/word/2010/wordml" xmlns:w15="http://schemas.microsoft.com/office/word/2012/wordml" xmlns:w16se="http://schemas.microsoft.com/office/word/2015/wordml/symex" xmlns:wpg="http://schemas.microsoft.com/office/word/2010/wordprocessingGroup" xmlns:wpi="http://schemas.microsoft.com/office/word/2010/wordprocessingInk" xmlns:wne="http://schemas.microsoft.com/office/word/2006/wordml" xmlns:wps="http://schemas.microsoft.com/office/word/2010/wordprocessingShape" mc:Ignorable="w14 w15 w16se wp14">
   <w:tbl>
     <w:tblPr>
       <w:tblW w:w="0" w:type="auto"/>
@@ -3110,7 +6122,7 @@
 </file>
 
 <file path=word/footer2.xml><?xml version="1.0" encoding="utf-8"?>
-<w:ftr xmlns:wpc="http://schemas.microsoft.com/office/word/2010/wordprocessingCanvas" xmlns:cx="http://schemas.microsoft.com/office/drawing/2014/chartex" xmlns:cx1="http://schemas.microsoft.com/office/drawing/2015/9/8/chartex" xmlns:cx2="http://schemas.microsoft.com/office/drawing/2015/10/21/chartex" xmlns:cx3="http://schemas.microsoft.com/office/drawing/2016/5/9/chartex" xmlns:cx4="http://schemas.microsoft.com/office/drawing/2016/5/10/chartex" xmlns:cx5="http://schemas.microsoft.com/office/drawing/2016/5/11/chartex" xmlns:cx6="http://schemas.microsoft.com/office/drawing/2016/5/12/chartex" xmlns:cx7="http://schemas.microsoft.com/office/drawing/2016/5/13/chartex" xmlns:cx8="http://schemas.microsoft.com/office/drawing/2016/5/14/chartex" xmlns:mc="http://schemas.openxmlformats.org/markup-compatibility/2006" xmlns:aink="http://schemas.microsoft.com/office/drawing/2016/ink" xmlns:am3d="http://schemas.microsoft.com/office/drawing/2017/model3d" xmlns:o="urn:schemas-microsoft-com:office:office" xmlns:r="http://schemas.openxmlformats.org/officeDocument/2006/relationships" xmlns:m="http://schemas.openxmlformats.org/officeDocument/2006/math" xmlns:v="urn:schemas-microsoft-com:vml" xmlns:wp14="http://schemas.microsoft.com/office/word/2010/wordprocessingDrawing" xmlns:wp="http://schemas.openxmlformats.org/drawingml/2006/wordprocessingDrawing" xmlns:w10="urn:schemas-microsoft-com:office:word" xmlns:w="http://schemas.openxmlformats.org/wordprocessingml/2006/main" xmlns:w14="http://schemas.microsoft.com/office/word/2010/wordml" xmlns:w15="http://schemas.microsoft.com/office/word/2012/wordml" xmlns:w16cid="http://schemas.microsoft.com/office/word/2016/wordml/cid" xmlns:w16se="http://schemas.microsoft.com/office/word/2015/wordml/symex" xmlns:wpg="http://schemas.microsoft.com/office/word/2010/wordprocessingGroup" xmlns:wpi="http://schemas.microsoft.com/office/word/2010/wordprocessingInk" xmlns:wne="http://schemas.microsoft.com/office/word/2006/wordml" xmlns:wps="http://schemas.microsoft.com/office/word/2010/wordprocessingShape" mc:Ignorable="w14 w15 w16se w16cid wp14">
+<w:ftr xmlns:wpc="http://schemas.microsoft.com/office/word/2010/wordprocessingCanvas" xmlns:cx="http://schemas.microsoft.com/office/drawing/2014/chartex" xmlns:mc="http://schemas.openxmlformats.org/markup-compatibility/2006" xmlns:o="urn:schemas-microsoft-com:office:office" xmlns:r="http://schemas.openxmlformats.org/officeDocument/2006/relationships" xmlns:m="http://schemas.openxmlformats.org/officeDocument/2006/math" xmlns:v="urn:schemas-microsoft-com:vml" xmlns:wp14="http://schemas.microsoft.com/office/word/2010/wordprocessingDrawing" xmlns:wp="http://schemas.openxmlformats.org/drawingml/2006/wordprocessingDrawing" xmlns:w10="urn:schemas-microsoft-com:office:word" xmlns:w="http://schemas.openxmlformats.org/wordprocessingml/2006/main" xmlns:w14="http://schemas.microsoft.com/office/word/2010/wordml" xmlns:w15="http://schemas.microsoft.com/office/word/2012/wordml" xmlns:w16se="http://schemas.microsoft.com/office/word/2015/wordml/symex" xmlns:wpg="http://schemas.microsoft.com/office/word/2010/wordprocessingGroup" xmlns:wpi="http://schemas.microsoft.com/office/word/2010/wordprocessingInk" xmlns:wne="http://schemas.microsoft.com/office/word/2006/wordml" xmlns:wps="http://schemas.microsoft.com/office/word/2010/wordprocessingShape" mc:Ignorable="w14 w15 w16se wp14">
   <w:sdt>
     <w:sdtPr>
       <w:rPr>
@@ -3167,7 +6179,7 @@
 </file>
 
 <file path=word/footer3.xml><?xml version="1.0" encoding="utf-8"?>
-<w:ftr xmlns:wpc="http://schemas.microsoft.com/office/word/2010/wordprocessingCanvas" xmlns:cx="http://schemas.microsoft.com/office/drawing/2014/chartex" xmlns:cx1="http://schemas.microsoft.com/office/drawing/2015/9/8/chartex" xmlns:cx2="http://schemas.microsoft.com/office/drawing/2015/10/21/chartex" xmlns:cx3="http://schemas.microsoft.com/office/drawing/2016/5/9/chartex" xmlns:cx4="http://schemas.microsoft.com/office/drawing/2016/5/10/chartex" xmlns:cx5="http://schemas.microsoft.com/office/drawing/2016/5/11/chartex" xmlns:cx6="http://schemas.microsoft.com/office/drawing/2016/5/12/chartex" xmlns:cx7="http://schemas.microsoft.com/office/drawing/2016/5/13/chartex" xmlns:cx8="http://schemas.microsoft.com/office/drawing/2016/5/14/chartex" xmlns:mc="http://schemas.openxmlformats.org/markup-compatibility/2006" xmlns:aink="http://schemas.microsoft.com/office/drawing/2016/ink" xmlns:am3d="http://schemas.microsoft.com/office/drawing/2017/model3d" xmlns:o="urn:schemas-microsoft-com:office:office" xmlns:r="http://schemas.openxmlformats.org/officeDocument/2006/relationships" xmlns:m="http://schemas.openxmlformats.org/officeDocument/2006/math" xmlns:v="urn:schemas-microsoft-com:vml" xmlns:wp14="http://schemas.microsoft.com/office/word/2010/wordprocessingDrawing" xmlns:wp="http://schemas.openxmlformats.org/drawingml/2006/wordprocessingDrawing" xmlns:w10="urn:schemas-microsoft-com:office:word" xmlns:w="http://schemas.openxmlformats.org/wordprocessingml/2006/main" xmlns:w14="http://schemas.microsoft.com/office/word/2010/wordml" xmlns:w15="http://schemas.microsoft.com/office/word/2012/wordml" xmlns:w16cid="http://schemas.microsoft.com/office/word/2016/wordml/cid" xmlns:w16se="http://schemas.microsoft.com/office/word/2015/wordml/symex" xmlns:wpg="http://schemas.microsoft.com/office/word/2010/wordprocessingGroup" xmlns:wpi="http://schemas.microsoft.com/office/word/2010/wordprocessingInk" xmlns:wne="http://schemas.microsoft.com/office/word/2006/wordml" xmlns:wps="http://schemas.microsoft.com/office/word/2010/wordprocessingShape" mc:Ignorable="w14 w15 w16se w16cid wp14">
+<w:ftr xmlns:wpc="http://schemas.microsoft.com/office/word/2010/wordprocessingCanvas" xmlns:cx="http://schemas.microsoft.com/office/drawing/2014/chartex" xmlns:mc="http://schemas.openxmlformats.org/markup-compatibility/2006" xmlns:o="urn:schemas-microsoft-com:office:office" xmlns:r="http://schemas.openxmlformats.org/officeDocument/2006/relationships" xmlns:m="http://schemas.openxmlformats.org/officeDocument/2006/math" xmlns:v="urn:schemas-microsoft-com:vml" xmlns:wp14="http://schemas.microsoft.com/office/word/2010/wordprocessingDrawing" xmlns:wp="http://schemas.openxmlformats.org/drawingml/2006/wordprocessingDrawing" xmlns:w10="urn:schemas-microsoft-com:office:word" xmlns:w="http://schemas.openxmlformats.org/wordprocessingml/2006/main" xmlns:w14="http://schemas.microsoft.com/office/word/2010/wordml" xmlns:w15="http://schemas.microsoft.com/office/word/2012/wordml" xmlns:w16se="http://schemas.microsoft.com/office/word/2015/wordml/symex" xmlns:wpg="http://schemas.microsoft.com/office/word/2010/wordprocessingGroup" xmlns:wpi="http://schemas.microsoft.com/office/word/2010/wordprocessingInk" xmlns:wne="http://schemas.microsoft.com/office/word/2006/wordml" xmlns:wps="http://schemas.microsoft.com/office/word/2010/wordprocessingShape" mc:Ignorable="w14 w15 w16se wp14">
   <w:sdt>
     <w:sdtPr>
       <w:rPr>
@@ -3216,7 +6228,7 @@
             <w:rStyle w:val="Nmerodepgina"/>
             <w:noProof/>
           </w:rPr>
-          <w:t>2</w:t>
+          <w:t>5</w:t>
         </w:r>
         <w:r>
           <w:rPr>
@@ -3237,7 +6249,7 @@
 </file>
 
 <file path=word/footnotes.xml><?xml version="1.0" encoding="utf-8"?>
-<w:footnotes xmlns:wpc="http://schemas.microsoft.com/office/word/2010/wordprocessingCanvas" xmlns:cx="http://schemas.microsoft.com/office/drawing/2014/chartex" xmlns:cx1="http://schemas.microsoft.com/office/drawing/2015/9/8/chartex" xmlns:cx2="http://schemas.microsoft.com/office/drawing/2015/10/21/chartex" xmlns:cx3="http://schemas.microsoft.com/office/drawing/2016/5/9/chartex" xmlns:cx4="http://schemas.microsoft.com/office/drawing/2016/5/10/chartex" xmlns:cx5="http://schemas.microsoft.com/office/drawing/2016/5/11/chartex" xmlns:cx6="http://schemas.microsoft.com/office/drawing/2016/5/12/chartex" xmlns:cx7="http://schemas.microsoft.com/office/drawing/2016/5/13/chartex" xmlns:cx8="http://schemas.microsoft.com/office/drawing/2016/5/14/chartex" xmlns:mc="http://schemas.openxmlformats.org/markup-compatibility/2006" xmlns:aink="http://schemas.microsoft.com/office/drawing/2016/ink" xmlns:am3d="http://schemas.microsoft.com/office/drawing/2017/model3d" xmlns:o="urn:schemas-microsoft-com:office:office" xmlns:r="http://schemas.openxmlformats.org/officeDocument/2006/relationships" xmlns:m="http://schemas.openxmlformats.org/officeDocument/2006/math" xmlns:v="urn:schemas-microsoft-com:vml" xmlns:wp14="http://schemas.microsoft.com/office/word/2010/wordprocessingDrawing" xmlns:wp="http://schemas.openxmlformats.org/drawingml/2006/wordprocessingDrawing" xmlns:w10="urn:schemas-microsoft-com:office:word" xmlns:w="http://schemas.openxmlformats.org/wordprocessingml/2006/main" xmlns:w14="http://schemas.microsoft.com/office/word/2010/wordml" xmlns:w15="http://schemas.microsoft.com/office/word/2012/wordml" xmlns:w16cid="http://schemas.microsoft.com/office/word/2016/wordml/cid" xmlns:w16se="http://schemas.microsoft.com/office/word/2015/wordml/symex" xmlns:wpg="http://schemas.microsoft.com/office/word/2010/wordprocessingGroup" xmlns:wpi="http://schemas.microsoft.com/office/word/2010/wordprocessingInk" xmlns:wne="http://schemas.microsoft.com/office/word/2006/wordml" xmlns:wps="http://schemas.microsoft.com/office/word/2010/wordprocessingShape" mc:Ignorable="w14 w15 w16se w16cid wp14">
+<w:footnotes xmlns:wpc="http://schemas.microsoft.com/office/word/2010/wordprocessingCanvas" xmlns:cx="http://schemas.microsoft.com/office/drawing/2014/chartex" xmlns:mc="http://schemas.openxmlformats.org/markup-compatibility/2006" xmlns:o="urn:schemas-microsoft-com:office:office" xmlns:r="http://schemas.openxmlformats.org/officeDocument/2006/relationships" xmlns:m="http://schemas.openxmlformats.org/officeDocument/2006/math" xmlns:v="urn:schemas-microsoft-com:vml" xmlns:wp14="http://schemas.microsoft.com/office/word/2010/wordprocessingDrawing" xmlns:wp="http://schemas.openxmlformats.org/drawingml/2006/wordprocessingDrawing" xmlns:w10="urn:schemas-microsoft-com:office:word" xmlns:w="http://schemas.openxmlformats.org/wordprocessingml/2006/main" xmlns:w14="http://schemas.microsoft.com/office/word/2010/wordml" xmlns:w15="http://schemas.microsoft.com/office/word/2012/wordml" xmlns:w16se="http://schemas.microsoft.com/office/word/2015/wordml/symex" xmlns:wpg="http://schemas.microsoft.com/office/word/2010/wordprocessingGroup" xmlns:wpi="http://schemas.microsoft.com/office/word/2010/wordprocessingInk" xmlns:wne="http://schemas.microsoft.com/office/word/2006/wordml" xmlns:wps="http://schemas.microsoft.com/office/word/2010/wordprocessingShape" mc:Ignorable="w14 w15 w16se wp14">
   <w:footnote w:type="separator" w:id="-1">
     <w:p>
       <w:r>
@@ -3259,7 +6271,7 @@
 </file>
 
 <file path=word/header1.xml><?xml version="1.0" encoding="utf-8"?>
-<w:hdr xmlns:wpc="http://schemas.microsoft.com/office/word/2010/wordprocessingCanvas" xmlns:cx="http://schemas.microsoft.com/office/drawing/2014/chartex" xmlns:cx1="http://schemas.microsoft.com/office/drawing/2015/9/8/chartex" xmlns:cx2="http://schemas.microsoft.com/office/drawing/2015/10/21/chartex" xmlns:cx3="http://schemas.microsoft.com/office/drawing/2016/5/9/chartex" xmlns:cx4="http://schemas.microsoft.com/office/drawing/2016/5/10/chartex" xmlns:cx5="http://schemas.microsoft.com/office/drawing/2016/5/11/chartex" xmlns:cx6="http://schemas.microsoft.com/office/drawing/2016/5/12/chartex" xmlns:cx7="http://schemas.microsoft.com/office/drawing/2016/5/13/chartex" xmlns:cx8="http://schemas.microsoft.com/office/drawing/2016/5/14/chartex" xmlns:mc="http://schemas.openxmlformats.org/markup-compatibility/2006" xmlns:aink="http://schemas.microsoft.com/office/drawing/2016/ink" xmlns:am3d="http://schemas.microsoft.com/office/drawing/2017/model3d" xmlns:o="urn:schemas-microsoft-com:office:office" xmlns:r="http://schemas.openxmlformats.org/officeDocument/2006/relationships" xmlns:m="http://schemas.openxmlformats.org/officeDocument/2006/math" xmlns:v="urn:schemas-microsoft-com:vml" xmlns:wp14="http://schemas.microsoft.com/office/word/2010/wordprocessingDrawing" xmlns:wp="http://schemas.openxmlformats.org/drawingml/2006/wordprocessingDrawing" xmlns:w10="urn:schemas-microsoft-com:office:word" xmlns:w="http://schemas.openxmlformats.org/wordprocessingml/2006/main" xmlns:w14="http://schemas.microsoft.com/office/word/2010/wordml" xmlns:w15="http://schemas.microsoft.com/office/word/2012/wordml" xmlns:w16cid="http://schemas.microsoft.com/office/word/2016/wordml/cid" xmlns:w16se="http://schemas.microsoft.com/office/word/2015/wordml/symex" xmlns:wpg="http://schemas.microsoft.com/office/word/2010/wordprocessingGroup" xmlns:wpi="http://schemas.microsoft.com/office/word/2010/wordprocessingInk" xmlns:wne="http://schemas.microsoft.com/office/word/2006/wordml" xmlns:wps="http://schemas.microsoft.com/office/word/2010/wordprocessingShape" mc:Ignorable="w14 w15 w16se w16cid wp14">
+<w:hdr xmlns:wpc="http://schemas.microsoft.com/office/word/2010/wordprocessingCanvas" xmlns:cx="http://schemas.microsoft.com/office/drawing/2014/chartex" xmlns:mc="http://schemas.openxmlformats.org/markup-compatibility/2006" xmlns:o="urn:schemas-microsoft-com:office:office" xmlns:r="http://schemas.openxmlformats.org/officeDocument/2006/relationships" xmlns:m="http://schemas.openxmlformats.org/officeDocument/2006/math" xmlns:v="urn:schemas-microsoft-com:vml" xmlns:wp14="http://schemas.microsoft.com/office/word/2010/wordprocessingDrawing" xmlns:wp="http://schemas.openxmlformats.org/drawingml/2006/wordprocessingDrawing" xmlns:w10="urn:schemas-microsoft-com:office:word" xmlns:w="http://schemas.openxmlformats.org/wordprocessingml/2006/main" xmlns:w14="http://schemas.microsoft.com/office/word/2010/wordml" xmlns:w15="http://schemas.microsoft.com/office/word/2012/wordml" xmlns:w16se="http://schemas.microsoft.com/office/word/2015/wordml/symex" xmlns:wpg="http://schemas.microsoft.com/office/word/2010/wordprocessingGroup" xmlns:wpi="http://schemas.microsoft.com/office/word/2010/wordprocessingInk" xmlns:wne="http://schemas.microsoft.com/office/word/2006/wordml" xmlns:wps="http://schemas.microsoft.com/office/word/2010/wordprocessingShape" mc:Ignorable="w14 w15 w16se wp14">
   <w:p>
     <w:pPr>
       <w:pStyle w:val="Encabezado"/>
@@ -3289,7 +6301,7 @@
       <w:rPr>
         <w:rFonts w:ascii="Times New Roman" w:eastAsia="Times New Roman" w:hAnsi="Times New Roman" w:cs="Times New Roman"/>
         <w:noProof/>
-        <w:lang w:val="es-MX"/>
+        <w:lang w:val="es-MX" w:eastAsia="es-MX"/>
       </w:rPr>
       <w:drawing>
         <wp:inline distT="0" distB="0" distL="0" distR="0" wp14:anchorId="4249A26A" wp14:editId="1DE890F4">
@@ -3352,7 +6364,7 @@
 </file>
 
 <file path=word/numbering.xml><?xml version="1.0" encoding="utf-8"?>
-<w:numbering xmlns:wpc="http://schemas.microsoft.com/office/word/2010/wordprocessingCanvas" xmlns:cx="http://schemas.microsoft.com/office/drawing/2014/chartex" xmlns:cx1="http://schemas.microsoft.com/office/drawing/2015/9/8/chartex" xmlns:cx2="http://schemas.microsoft.com/office/drawing/2015/10/21/chartex" xmlns:cx3="http://schemas.microsoft.com/office/drawing/2016/5/9/chartex" xmlns:cx4="http://schemas.microsoft.com/office/drawing/2016/5/10/chartex" xmlns:cx5="http://schemas.microsoft.com/office/drawing/2016/5/11/chartex" xmlns:cx6="http://schemas.microsoft.com/office/drawing/2016/5/12/chartex" xmlns:cx7="http://schemas.microsoft.com/office/drawing/2016/5/13/chartex" xmlns:cx8="http://schemas.microsoft.com/office/drawing/2016/5/14/chartex" xmlns:mc="http://schemas.openxmlformats.org/markup-compatibility/2006" xmlns:aink="http://schemas.microsoft.com/office/drawing/2016/ink" xmlns:am3d="http://schemas.microsoft.com/office/drawing/2017/model3d" xmlns:o="urn:schemas-microsoft-com:office:office" xmlns:r="http://schemas.openxmlformats.org/officeDocument/2006/relationships" xmlns:m="http://schemas.openxmlformats.org/officeDocument/2006/math" xmlns:v="urn:schemas-microsoft-com:vml" xmlns:wp14="http://schemas.microsoft.com/office/word/2010/wordprocessingDrawing" xmlns:wp="http://schemas.openxmlformats.org/drawingml/2006/wordprocessingDrawing" xmlns:w10="urn:schemas-microsoft-com:office:word" xmlns:w="http://schemas.openxmlformats.org/wordprocessingml/2006/main" xmlns:w14="http://schemas.microsoft.com/office/word/2010/wordml" xmlns:w15="http://schemas.microsoft.com/office/word/2012/wordml" xmlns:w16cid="http://schemas.microsoft.com/office/word/2016/wordml/cid" xmlns:w16se="http://schemas.microsoft.com/office/word/2015/wordml/symex" xmlns:wpg="http://schemas.microsoft.com/office/word/2010/wordprocessingGroup" xmlns:wpi="http://schemas.microsoft.com/office/word/2010/wordprocessingInk" xmlns:wne="http://schemas.microsoft.com/office/word/2006/wordml" xmlns:wps="http://schemas.microsoft.com/office/word/2010/wordprocessingShape" mc:Ignorable="w14 w15 w16se w16cid wp14">
+<w:numbering xmlns:wpc="http://schemas.microsoft.com/office/word/2010/wordprocessingCanvas" xmlns:cx="http://schemas.microsoft.com/office/drawing/2014/chartex" xmlns:mc="http://schemas.openxmlformats.org/markup-compatibility/2006" xmlns:o="urn:schemas-microsoft-com:office:office" xmlns:r="http://schemas.openxmlformats.org/officeDocument/2006/relationships" xmlns:m="http://schemas.openxmlformats.org/officeDocument/2006/math" xmlns:v="urn:schemas-microsoft-com:vml" xmlns:wp14="http://schemas.microsoft.com/office/word/2010/wordprocessingDrawing" xmlns:wp="http://schemas.openxmlformats.org/drawingml/2006/wordprocessingDrawing" xmlns:w10="urn:schemas-microsoft-com:office:word" xmlns:w="http://schemas.openxmlformats.org/wordprocessingml/2006/main" xmlns:w14="http://schemas.microsoft.com/office/word/2010/wordml" xmlns:w15="http://schemas.microsoft.com/office/word/2012/wordml" xmlns:w16se="http://schemas.microsoft.com/office/word/2015/wordml/symex" xmlns:wpg="http://schemas.microsoft.com/office/word/2010/wordprocessingGroup" xmlns:wpi="http://schemas.microsoft.com/office/word/2010/wordprocessingInk" xmlns:wne="http://schemas.microsoft.com/office/word/2006/wordml" xmlns:wps="http://schemas.microsoft.com/office/word/2010/wordprocessingShape" mc:Ignorable="w14 w15 w16se wp14">
   <w:abstractNum w:abstractNumId="0" w15:restartNumberingAfterBreak="0">
     <w:nsid w:val="0E075730"/>
     <w:multiLevelType w:val="hybridMultilevel"/>
@@ -4665,7 +7677,7 @@
 </file>
 
 <file path=word/styles.xml><?xml version="1.0" encoding="utf-8"?>
-<w:styles xmlns:mc="http://schemas.openxmlformats.org/markup-compatibility/2006" xmlns:r="http://schemas.openxmlformats.org/officeDocument/2006/relationships" xmlns:w="http://schemas.openxmlformats.org/wordprocessingml/2006/main" xmlns:w14="http://schemas.microsoft.com/office/word/2010/wordml" xmlns:w15="http://schemas.microsoft.com/office/word/2012/wordml" xmlns:w16cid="http://schemas.microsoft.com/office/word/2016/wordml/cid" xmlns:w16se="http://schemas.microsoft.com/office/word/2015/wordml/symex" mc:Ignorable="w14 w15 w16se w16cid">
+<w:styles xmlns:mc="http://schemas.openxmlformats.org/markup-compatibility/2006" xmlns:r="http://schemas.openxmlformats.org/officeDocument/2006/relationships" xmlns:w="http://schemas.openxmlformats.org/wordprocessingml/2006/main" xmlns:w14="http://schemas.microsoft.com/office/word/2010/wordml" xmlns:w15="http://schemas.microsoft.com/office/word/2012/wordml" xmlns:w16se="http://schemas.microsoft.com/office/word/2015/wordml/symex" mc:Ignorable="w14 w15 w16se">
   <w:docDefaults>
     <w:rPrDefault>
       <w:rPr>
@@ -4677,7 +7689,7 @@
     </w:rPrDefault>
     <w:pPrDefault/>
   </w:docDefaults>
-  <w:latentStyles w:defLockedState="0" w:defUIPriority="99" w:defSemiHidden="0" w:defUnhideWhenUsed="0" w:defQFormat="0" w:count="375">
+  <w:latentStyles w:defLockedState="0" w:defUIPriority="99" w:defSemiHidden="0" w:defUnhideWhenUsed="0" w:defQFormat="0" w:count="371">
     <w:lsdException w:name="Normal" w:uiPriority="0" w:qFormat="1"/>
     <w:lsdException w:name="heading 1" w:uiPriority="9" w:qFormat="1"/>
     <w:lsdException w:name="heading 2" w:semiHidden="1" w:uiPriority="9" w:unhideWhenUsed="1" w:qFormat="1"/>
@@ -5049,15 +8061,11 @@
     <w:lsdException w:name="List Table 5 Dark Accent 6" w:uiPriority="50"/>
     <w:lsdException w:name="List Table 6 Colorful Accent 6" w:uiPriority="51"/>
     <w:lsdException w:name="List Table 7 Colorful Accent 6" w:uiPriority="52"/>
-    <w:lsdException w:name="Mention" w:semiHidden="1" w:unhideWhenUsed="1"/>
-    <w:lsdException w:name="Smart Hyperlink" w:semiHidden="1" w:unhideWhenUsed="1"/>
-    <w:lsdException w:name="Hashtag" w:semiHidden="1" w:unhideWhenUsed="1"/>
-    <w:lsdException w:name="Unresolved Mention" w:semiHidden="1" w:unhideWhenUsed="1"/>
   </w:latentStyles>
   <w:style w:type="paragraph" w:default="1" w:styleId="Normal">
     <w:name w:val="Normal"/>
     <w:qFormat/>
-    <w:rsid w:val="008B596A"/>
+    <w:rsid w:val="00F073D2"/>
     <w:rPr>
       <w:rFonts w:eastAsiaTheme="minorEastAsia"/>
       <w:lang w:val="es-ES_tradnl"/>
@@ -5381,7 +8389,7 @@
     <w:unhideWhenUsed/>
     <w:rsid w:val="00260E98"/>
   </w:style>
-  <w:style w:type="character" w:styleId="Mencinsinresolver">
+  <w:style w:type="character" w:customStyle="1" w:styleId="UnresolvedMention">
     <w:name w:val="Unresolved Mention"/>
     <w:basedOn w:val="Fuentedeprrafopredeter"/>
     <w:uiPriority w:val="99"/>
@@ -5391,6 +8399,24 @@
     <w:rPr>
       <w:color w:val="605E5C"/>
       <w:shd w:val="clear" w:color="auto" w:fill="E1DFDD"/>
+    </w:rPr>
+  </w:style>
+  <w:style w:type="character" w:customStyle="1" w:styleId="math-inline">
+    <w:name w:val="math-inline"/>
+    <w:basedOn w:val="Fuentedeprrafopredeter"/>
+    <w:rsid w:val="00F073D2"/>
+  </w:style>
+  <w:style w:type="character" w:styleId="CdigoHTML">
+    <w:name w:val="HTML Code"/>
+    <w:basedOn w:val="Fuentedeprrafopredeter"/>
+    <w:uiPriority w:val="99"/>
+    <w:semiHidden/>
+    <w:unhideWhenUsed/>
+    <w:rsid w:val="000A7AA4"/>
+    <w:rPr>
+      <w:rFonts w:ascii="Courier New" w:eastAsia="Times New Roman" w:hAnsi="Courier New" w:cs="Courier New"/>
+      <w:sz w:val="20"/>
+      <w:szCs w:val="20"/>
     </w:rPr>
   </w:style>
 </w:styles>
@@ -5692,12 +8718,137 @@
 </file>
 
 <file path=customXml/item1.xml><?xml version="1.0" encoding="utf-8"?>
-<?mso-contentType ?>
-<FormTemplates xmlns="http://schemas.microsoft.com/sharepoint/v3/contenttype/forms">
-  <Display>DocumentLibraryForm</Display>
-  <Edit>DocumentLibraryForm</Edit>
-  <New>DocumentLibraryForm</New>
-</FormTemplates>
+<p:properties xmlns:p="http://schemas.microsoft.com/office/2006/metadata/properties" xmlns:xsi="http://www.w3.org/2001/XMLSchema-instance" xmlns:pc="http://schemas.microsoft.com/office/infopath/2007/PartnerControls">
+  <documentManagement>
+    <SharedWithUsers xmlns="c19244a2-2452-4df6-90cb-99883ac43cdc">
+      <UserInfo>
+        <DisplayName>POLICARPO AROL VELASCO HERRERA</DisplayName>
+        <AccountId>73</AccountId>
+        <AccountType/>
+      </UserInfo>
+      <UserInfo>
+        <DisplayName>EMILIO CARLOS AYALA MORALES</DisplayName>
+        <AccountId>13</AccountId>
+        <AccountType/>
+      </UserInfo>
+      <UserInfo>
+        <DisplayName>RAFAEL GAMAS GUTIERREZ</DisplayName>
+        <AccountId>41</AccountId>
+        <AccountType/>
+      </UserInfo>
+      <UserInfo>
+        <DisplayName>MONICA FLORES LOPEZ</DisplayName>
+        <AccountId>75</AccountId>
+        <AccountType/>
+      </UserInfo>
+      <UserInfo>
+        <DisplayName>MA. DE LA LUZ GALAN GONZALEZ</DisplayName>
+        <AccountId>57</AccountId>
+        <AccountType/>
+      </UserInfo>
+      <UserInfo>
+        <DisplayName>ALFREDO OROZCO ESCOBAR</DisplayName>
+        <AccountId>16</AccountId>
+        <AccountType/>
+      </UserInfo>
+      <UserInfo>
+        <DisplayName>MARTHA ANGELICA DE LA ROSA HERNANDEZ</DisplayName>
+        <AccountId>62</AccountId>
+        <AccountType/>
+      </UserInfo>
+      <UserInfo>
+        <DisplayName>ADELAIDA ROMERO MENDOZA</DisplayName>
+        <AccountId>37</AccountId>
+        <AccountType/>
+      </UserInfo>
+      <UserInfo>
+        <DisplayName>NEYDA LIZZETH MORENO CÁRDENAS</DisplayName>
+        <AccountId>18</AccountId>
+        <AccountType/>
+      </UserInfo>
+      <UserInfo>
+        <DisplayName>VANIA XIOMARA PACHECO AGUIRRE</DisplayName>
+        <AccountId>32</AccountId>
+        <AccountType/>
+      </UserInfo>
+      <UserInfo>
+        <DisplayName>SELENE MEDINA NIÑO</DisplayName>
+        <AccountId>58</AccountId>
+        <AccountType/>
+      </UserInfo>
+      <UserInfo>
+        <DisplayName>LUIS MANUEL NILA REYES</DisplayName>
+        <AccountId>59</AccountId>
+        <AccountType/>
+      </UserInfo>
+      <UserInfo>
+        <DisplayName>MARIA DE LOURDES SANTIAGO ZARAGOZA</DisplayName>
+        <AccountId>65</AccountId>
+        <AccountType/>
+      </UserInfo>
+      <UserInfo>
+        <DisplayName>AMADEO COPORO QUINTANA</DisplayName>
+        <AccountId>68</AccountId>
+        <AccountType/>
+      </UserInfo>
+      <UserInfo>
+        <DisplayName>ALEJANDRA OSTI FLORES</DisplayName>
+        <AccountId>26</AccountId>
+        <AccountType/>
+      </UserInfo>
+      <UserInfo>
+        <DisplayName>ANGELICA CRUZ CALOCH</DisplayName>
+        <AccountId>79</AccountId>
+        <AccountType/>
+      </UserInfo>
+      <UserInfo>
+        <DisplayName>RICARDO RODRIGUEZ NIEVES</DisplayName>
+        <AccountId>28</AccountId>
+        <AccountType/>
+      </UserInfo>
+      <UserInfo>
+        <DisplayName>ADRIANA ALVAREZ GUTIERREZ</DisplayName>
+        <AccountId>19</AccountId>
+        <AccountType/>
+      </UserInfo>
+      <UserInfo>
+        <DisplayName>MARIA ELENA MARTINEZ MENDOZA</DisplayName>
+        <AccountId>72</AccountId>
+        <AccountType/>
+      </UserInfo>
+      <UserInfo>
+        <DisplayName>MONICA AVELINA GUTIERREZ HAROS</DisplayName>
+        <AccountId>61</AccountId>
+        <AccountType/>
+      </UserInfo>
+      <UserInfo>
+        <DisplayName>VIRTUDEZ MARISOL TORRES CAMARGO</DisplayName>
+        <AccountId>56</AccountId>
+        <AccountType/>
+      </UserInfo>
+      <UserInfo>
+        <DisplayName>JOSAFAT POCTZIN DIRCIO</DisplayName>
+        <AccountId>81</AccountId>
+        <AccountType/>
+      </UserInfo>
+      <UserInfo>
+        <DisplayName>MONICA MORA TELLEZ</DisplayName>
+        <AccountId>20</AccountId>
+        <AccountType/>
+      </UserInfo>
+      <UserInfo>
+        <DisplayName>Irene Figueroa Garrido</DisplayName>
+        <AccountId>6</AccountId>
+        <AccountType/>
+      </UserInfo>
+      <UserInfo>
+        <DisplayName>MARIO GUADARRAMA MARTINEZ</DisplayName>
+        <AccountId>77</AccountId>
+        <AccountType/>
+      </UserInfo>
+    </SharedWithUsers>
+  </documentManagement>
+</p:properties>
 </file>
 
 <file path=customXml/item2.xml><?xml version="1.0" encoding="utf-8"?>
@@ -5892,143 +9043,20 @@
 </file>
 
 <file path=customXml/item3.xml><?xml version="1.0" encoding="utf-8"?>
-<p:properties xmlns:p="http://schemas.microsoft.com/office/2006/metadata/properties" xmlns:xsi="http://www.w3.org/2001/XMLSchema-instance" xmlns:pc="http://schemas.microsoft.com/office/infopath/2007/PartnerControls">
-  <documentManagement>
-    <SharedWithUsers xmlns="c19244a2-2452-4df6-90cb-99883ac43cdc">
-      <UserInfo>
-        <DisplayName>POLICARPO AROL VELASCO HERRERA</DisplayName>
-        <AccountId>73</AccountId>
-        <AccountType/>
-      </UserInfo>
-      <UserInfo>
-        <DisplayName>EMILIO CARLOS AYALA MORALES</DisplayName>
-        <AccountId>13</AccountId>
-        <AccountType/>
-      </UserInfo>
-      <UserInfo>
-        <DisplayName>RAFAEL GAMAS GUTIERREZ</DisplayName>
-        <AccountId>41</AccountId>
-        <AccountType/>
-      </UserInfo>
-      <UserInfo>
-        <DisplayName>MONICA FLORES LOPEZ</DisplayName>
-        <AccountId>75</AccountId>
-        <AccountType/>
-      </UserInfo>
-      <UserInfo>
-        <DisplayName>MA. DE LA LUZ GALAN GONZALEZ</DisplayName>
-        <AccountId>57</AccountId>
-        <AccountType/>
-      </UserInfo>
-      <UserInfo>
-        <DisplayName>ALFREDO OROZCO ESCOBAR</DisplayName>
-        <AccountId>16</AccountId>
-        <AccountType/>
-      </UserInfo>
-      <UserInfo>
-        <DisplayName>MARTHA ANGELICA DE LA ROSA HERNANDEZ</DisplayName>
-        <AccountId>62</AccountId>
-        <AccountType/>
-      </UserInfo>
-      <UserInfo>
-        <DisplayName>ADELAIDA ROMERO MENDOZA</DisplayName>
-        <AccountId>37</AccountId>
-        <AccountType/>
-      </UserInfo>
-      <UserInfo>
-        <DisplayName>NEYDA LIZZETH MORENO CÁRDENAS</DisplayName>
-        <AccountId>18</AccountId>
-        <AccountType/>
-      </UserInfo>
-      <UserInfo>
-        <DisplayName>VANIA XIOMARA PACHECO AGUIRRE</DisplayName>
-        <AccountId>32</AccountId>
-        <AccountType/>
-      </UserInfo>
-      <UserInfo>
-        <DisplayName>SELENE MEDINA NIÑO</DisplayName>
-        <AccountId>58</AccountId>
-        <AccountType/>
-      </UserInfo>
-      <UserInfo>
-        <DisplayName>LUIS MANUEL NILA REYES</DisplayName>
-        <AccountId>59</AccountId>
-        <AccountType/>
-      </UserInfo>
-      <UserInfo>
-        <DisplayName>MARIA DE LOURDES SANTIAGO ZARAGOZA</DisplayName>
-        <AccountId>65</AccountId>
-        <AccountType/>
-      </UserInfo>
-      <UserInfo>
-        <DisplayName>AMADEO COPORO QUINTANA</DisplayName>
-        <AccountId>68</AccountId>
-        <AccountType/>
-      </UserInfo>
-      <UserInfo>
-        <DisplayName>ALEJANDRA OSTI FLORES</DisplayName>
-        <AccountId>26</AccountId>
-        <AccountType/>
-      </UserInfo>
-      <UserInfo>
-        <DisplayName>ANGELICA CRUZ CALOCH</DisplayName>
-        <AccountId>79</AccountId>
-        <AccountType/>
-      </UserInfo>
-      <UserInfo>
-        <DisplayName>RICARDO RODRIGUEZ NIEVES</DisplayName>
-        <AccountId>28</AccountId>
-        <AccountType/>
-      </UserInfo>
-      <UserInfo>
-        <DisplayName>ADRIANA ALVAREZ GUTIERREZ</DisplayName>
-        <AccountId>19</AccountId>
-        <AccountType/>
-      </UserInfo>
-      <UserInfo>
-        <DisplayName>MARIA ELENA MARTINEZ MENDOZA</DisplayName>
-        <AccountId>72</AccountId>
-        <AccountType/>
-      </UserInfo>
-      <UserInfo>
-        <DisplayName>MONICA AVELINA GUTIERREZ HAROS</DisplayName>
-        <AccountId>61</AccountId>
-        <AccountType/>
-      </UserInfo>
-      <UserInfo>
-        <DisplayName>VIRTUDEZ MARISOL TORRES CAMARGO</DisplayName>
-        <AccountId>56</AccountId>
-        <AccountType/>
-      </UserInfo>
-      <UserInfo>
-        <DisplayName>JOSAFAT POCTZIN DIRCIO</DisplayName>
-        <AccountId>81</AccountId>
-        <AccountType/>
-      </UserInfo>
-      <UserInfo>
-        <DisplayName>MONICA MORA TELLEZ</DisplayName>
-        <AccountId>20</AccountId>
-        <AccountType/>
-      </UserInfo>
-      <UserInfo>
-        <DisplayName>Irene Figueroa Garrido</DisplayName>
-        <AccountId>6</AccountId>
-        <AccountType/>
-      </UserInfo>
-      <UserInfo>
-        <DisplayName>MARIO GUADARRAMA MARTINEZ</DisplayName>
-        <AccountId>77</AccountId>
-        <AccountType/>
-      </UserInfo>
-    </SharedWithUsers>
-  </documentManagement>
-</p:properties>
+<?mso-contentType ?>
+<FormTemplates xmlns="http://schemas.microsoft.com/sharepoint/v3/contenttype/forms">
+  <Display>DocumentLibraryForm</Display>
+  <Edit>DocumentLibraryForm</Edit>
+  <New>DocumentLibraryForm</New>
+</FormTemplates>
 </file>
 
 <file path=customXml/itemProps1.xml><?xml version="1.0" encoding="utf-8"?>
-<ds:datastoreItem xmlns:ds="http://schemas.openxmlformats.org/officeDocument/2006/customXml" ds:itemID="{CBA27C78-87F6-434E-A6BB-0F434F6D6D0D}">
+<ds:datastoreItem xmlns:ds="http://schemas.openxmlformats.org/officeDocument/2006/customXml" ds:itemID="{C616FEAC-F37E-4E54-87C6-780C6BDF14DE}">
   <ds:schemaRefs>
-    <ds:schemaRef ds:uri="http://schemas.microsoft.com/sharepoint/v3/contenttype/forms"/>
+    <ds:schemaRef ds:uri="http://schemas.microsoft.com/office/2006/metadata/properties"/>
+    <ds:schemaRef ds:uri="http://schemas.microsoft.com/office/infopath/2007/PartnerControls"/>
+    <ds:schemaRef ds:uri="c19244a2-2452-4df6-90cb-99883ac43cdc"/>
   </ds:schemaRefs>
 </ds:datastoreItem>
 </file>
@@ -6053,11 +9081,9 @@
 </file>
 
 <file path=customXml/itemProps3.xml><?xml version="1.0" encoding="utf-8"?>
-<ds:datastoreItem xmlns:ds="http://schemas.openxmlformats.org/officeDocument/2006/customXml" ds:itemID="{C616FEAC-F37E-4E54-87C6-780C6BDF14DE}">
+<ds:datastoreItem xmlns:ds="http://schemas.openxmlformats.org/officeDocument/2006/customXml" ds:itemID="{CBA27C78-87F6-434E-A6BB-0F434F6D6D0D}">
   <ds:schemaRefs>
-    <ds:schemaRef ds:uri="http://schemas.microsoft.com/office/2006/metadata/properties"/>
-    <ds:schemaRef ds:uri="http://schemas.microsoft.com/office/infopath/2007/PartnerControls"/>
-    <ds:schemaRef ds:uri="c19244a2-2452-4df6-90cb-99883ac43cdc"/>
+    <ds:schemaRef ds:uri="http://schemas.microsoft.com/sharepoint/v3/contenttype/forms"/>
   </ds:schemaRefs>
 </ds:datastoreItem>
 </file>